--- a/ООП_ЛР1_Отчет_ЛопатинДИ.docx
+++ b/ООП_ЛР1_Отчет_ЛопатинДИ.docx
@@ -72,9 +72,6 @@
         <w:spacing w:after="131"/>
         <w:ind w:left="0" w:right="290" w:firstLine="0"/>
         <w:jc w:val="center"/>
-        <w:rPr>
-          <w:lang w:val="en-US"/>
-        </w:rPr>
       </w:pPr>
       <w:r>
         <w:rPr>
@@ -1056,6 +1053,9 @@
         <w:ind w:left="0" w:firstLine="0"/>
       </w:pPr>
       <w:r>
+        <w:tab/>
+      </w:r>
+      <w:r>
         <w:t xml:space="preserve">Модель предметной области включает классы Cell, Field и </w:t>
       </w:r>
       <w:proofErr w:type="spellStart"/>
@@ -1081,6 +1081,9 @@
         <w:ind w:left="0" w:firstLine="0"/>
       </w:pPr>
       <w:r>
+        <w:tab/>
+      </w:r>
+      <w:r>
         <w:t xml:space="preserve">Управление вводом представлено классом </w:t>
       </w:r>
       <w:proofErr w:type="spellStart"/>
@@ -1106,6 +1109,9 @@
         <w:ind w:left="0" w:firstLine="0"/>
       </w:pPr>
       <w:r>
+        <w:tab/>
+      </w:r>
+      <w:r>
         <w:t xml:space="preserve">Игровая логика включает классы </w:t>
       </w:r>
       <w:proofErr w:type="spellStart"/>
@@ -1163,6 +1169,9 @@
         <w:ind w:left="0" w:firstLine="0"/>
       </w:pPr>
       <w:r>
+        <w:tab/>
+      </w:r>
+      <w:r>
         <w:t xml:space="preserve">Визуализация включает классы </w:t>
       </w:r>
       <w:proofErr w:type="spellStart"/>
@@ -1179,11 +1188,11 @@
       </w:r>
       <w:proofErr w:type="spellEnd"/>
       <w:r>
-        <w:t xml:space="preserve"> является единственным местом, где программа выводит на экран: поле с рамкой, символы клеток и роботов, статистика игрока, сообщение о победе или поражении. Vision </w:t>
+        <w:t xml:space="preserve"> является единственным местом, где программа выводит на экран: поле с рамкой, символы </w:t>
       </w:r>
       <w:r>
         <w:lastRenderedPageBreak/>
-        <w:t>представляет собой модель обзора: хранит информацию о том, какие клетки видны игроку сейчас, а какие он уже видел раньше.</w:t>
+        <w:t>клеток и роботов, статистика игрока, сообщение о победе или поражении. Vision представляет собой модель обзора: хранит информацию о том, какие клетки видны игроку сейчас, а какие он уже видел раньше.</w:t>
       </w:r>
     </w:p>
     <w:p>
@@ -1191,6 +1200,9 @@
         <w:spacing w:after="184" w:line="360" w:lineRule="auto"/>
         <w:ind w:left="0" w:firstLine="0"/>
       </w:pPr>
+      <w:r>
+        <w:tab/>
+      </w:r>
       <w:r>
         <w:t xml:space="preserve">Классы модели не зависят ни от логики, ни от визуализации. </w:t>
       </w:r>
@@ -1287,7 +1299,6 @@
         <w:t xml:space="preserve"> Обоснование архитектурных решений</w:t>
       </w:r>
     </w:p>
-    <w:p/>
     <w:p>
       <w:pPr>
         <w:spacing w:line="360" w:lineRule="auto"/>
@@ -1400,7 +1411,7 @@
       </w:r>
       <w:proofErr w:type="spellEnd"/>
       <w:r>
-        <w:t xml:space="preserve">, а чтобы поменять правила перемещения — </w:t>
+        <w:t xml:space="preserve">, а чтобы поменять правила перемещения </w:t>
       </w:r>
       <w:proofErr w:type="spellStart"/>
       <w:r>
@@ -1482,7 +1493,11 @@
       </w:r>
       <w:proofErr w:type="spellEnd"/>
       <w:r>
-        <w:t xml:space="preserve"> шагов, каждый вход на клетку вычитает из запаса стоимость </w:t>
+        <w:t xml:space="preserve"> </w:t>
+      </w:r>
+      <w:r>
+        <w:lastRenderedPageBreak/>
+        <w:t xml:space="preserve">шагов, каждый вход на клетку вычитает из запаса стоимость </w:t>
       </w:r>
       <w:proofErr w:type="spellStart"/>
       <w:r>
@@ -1490,11 +1505,7 @@
       </w:r>
       <w:proofErr w:type="spellEnd"/>
       <w:r>
-        <w:t xml:space="preserve">. Логика </w:t>
-      </w:r>
-      <w:r>
-        <w:lastRenderedPageBreak/>
-        <w:t xml:space="preserve">получилась компактной и расширяемой: чтобы добавить новый тип клеток, достаточно поменять значение </w:t>
+        <w:t xml:space="preserve">. Логика получилась компактной и расширяемой: чтобы добавить новый тип клеток, достаточно поменять значение </w:t>
       </w:r>
       <w:proofErr w:type="spellStart"/>
       <w:r>
@@ -1582,7 +1593,7 @@
       </w:r>
       <w:proofErr w:type="spellEnd"/>
       <w:r>
-        <w:t xml:space="preserve"> — единая точка генерации карты, её легко заменить на параметризованную версию или набор генераторов. </w:t>
+        <w:t xml:space="preserve"> единая точка генерации карты, её легко заменить на параметризованную версию или набор генераторов. </w:t>
       </w:r>
       <w:proofErr w:type="spellStart"/>
       <w:r>
@@ -1653,21 +1664,14 @@
     </w:p>
     <w:p>
       <w:pPr>
-        <w:spacing w:after="133"/>
-        <w:ind w:left="715"/>
-        <w:jc w:val="left"/>
+        <w:spacing w:after="71" w:line="360" w:lineRule="auto"/>
+        <w:ind w:left="0" w:firstLine="0"/>
+      </w:pPr>
+      <w:r>
         <w:rPr>
           <w:b/>
           <w:bCs/>
         </w:rPr>
-      </w:pPr>
-    </w:p>
-    <w:p>
-      <w:pPr>
-        <w:spacing w:after="71" w:line="360" w:lineRule="auto"/>
-        <w:ind w:left="0" w:firstLine="0"/>
-      </w:pPr>
-      <w:r>
         <w:tab/>
       </w:r>
       <w:r>
@@ -1959,7 +1963,7 @@
     <w:p>
       <w:pPr>
         <w:spacing w:after="183" w:line="360" w:lineRule="auto"/>
-        <w:ind w:left="708" w:firstLine="0"/>
+        <w:ind w:left="0" w:firstLine="0"/>
         <w:jc w:val="left"/>
         <w:rPr>
           <w:iCs/>
@@ -1969,6 +1973,12 @@
         <w:rPr>
           <w:iCs/>
         </w:rPr>
+        <w:tab/>
+      </w:r>
+      <w:r>
+        <w:rPr>
+          <w:iCs/>
+        </w:rPr>
         <w:t xml:space="preserve">Для реализации игровой логики были разработаны следующие классы: </w:t>
       </w:r>
       <w:proofErr w:type="spellStart"/>
@@ -2005,8 +2015,7 @@
     <w:p>
       <w:pPr>
         <w:spacing w:after="183" w:line="360" w:lineRule="auto"/>
-        <w:ind w:left="708" w:firstLine="0"/>
-        <w:jc w:val="left"/>
+        <w:ind w:left="0" w:firstLine="0"/>
         <w:rPr>
           <w:iCs/>
         </w:rPr>
@@ -2036,8 +2045,7 @@
     <w:p>
       <w:pPr>
         <w:spacing w:after="183" w:line="360" w:lineRule="auto"/>
-        <w:ind w:left="708" w:firstLine="0"/>
-        <w:jc w:val="left"/>
+        <w:ind w:left="0" w:firstLine="0"/>
         <w:rPr>
           <w:iCs/>
         </w:rPr>
@@ -2060,8 +2068,7 @@
     <w:p>
       <w:pPr>
         <w:spacing w:after="183" w:line="360" w:lineRule="auto"/>
-        <w:ind w:left="708" w:firstLine="0"/>
-        <w:jc w:val="left"/>
+        <w:ind w:left="0" w:firstLine="0"/>
         <w:rPr>
           <w:iCs/>
         </w:rPr>
@@ -2078,8 +2085,7 @@
     <w:p>
       <w:pPr>
         <w:spacing w:after="183" w:line="360" w:lineRule="auto"/>
-        <w:ind w:left="708" w:firstLine="0"/>
-        <w:jc w:val="left"/>
+        <w:ind w:left="0" w:firstLine="0"/>
         <w:rPr>
           <w:iCs/>
         </w:rPr>
@@ -2260,8 +2266,7 @@
     <w:p>
       <w:pPr>
         <w:spacing w:after="183" w:line="360" w:lineRule="auto"/>
-        <w:ind w:left="708" w:firstLine="0"/>
-        <w:jc w:val="left"/>
+        <w:ind w:left="0" w:firstLine="0"/>
         <w:rPr>
           <w:iCs/>
         </w:rPr>
@@ -2332,8 +2337,7 @@
     <w:p>
       <w:pPr>
         <w:spacing w:after="183" w:line="360" w:lineRule="auto"/>
-        <w:ind w:left="708" w:firstLine="0"/>
-        <w:jc w:val="left"/>
+        <w:ind w:left="0" w:firstLine="0"/>
         <w:rPr>
           <w:iCs/>
         </w:rPr>
@@ -2389,8 +2393,7 @@
     <w:p>
       <w:pPr>
         <w:spacing w:after="183" w:line="360" w:lineRule="auto"/>
-        <w:ind w:left="708" w:firstLine="0"/>
-        <w:jc w:val="left"/>
+        <w:ind w:left="0" w:firstLine="0"/>
         <w:rPr>
           <w:iCs/>
         </w:rPr>
@@ -2446,8 +2449,7 @@
     <w:p>
       <w:pPr>
         <w:spacing w:after="183" w:line="360" w:lineRule="auto"/>
-        <w:ind w:left="708" w:firstLine="0"/>
-        <w:jc w:val="left"/>
+        <w:ind w:left="0" w:firstLine="0"/>
         <w:rPr>
           <w:iCs/>
         </w:rPr>
@@ -2512,8 +2514,7 @@
     <w:p>
       <w:pPr>
         <w:spacing w:after="183" w:line="360" w:lineRule="auto"/>
-        <w:ind w:left="708" w:firstLine="0"/>
-        <w:jc w:val="left"/>
+        <w:ind w:left="0" w:firstLine="0"/>
         <w:rPr>
           <w:iCs/>
         </w:rPr>
@@ -2578,8 +2579,7 @@
     <w:p>
       <w:pPr>
         <w:spacing w:after="183" w:line="360" w:lineRule="auto"/>
-        <w:ind w:left="708" w:firstLine="0"/>
-        <w:jc w:val="left"/>
+        <w:ind w:left="0" w:firstLine="0"/>
         <w:rPr>
           <w:iCs/>
         </w:rPr>
@@ -2635,8 +2635,7 @@
     <w:p>
       <w:pPr>
         <w:spacing w:after="183" w:line="360" w:lineRule="auto"/>
-        <w:ind w:left="708" w:firstLine="0"/>
-        <w:jc w:val="left"/>
+        <w:ind w:left="0" w:firstLine="0"/>
         <w:rPr>
           <w:iCs/>
         </w:rPr>
@@ -2714,8 +2713,7 @@
     <w:p>
       <w:pPr>
         <w:spacing w:after="183" w:line="360" w:lineRule="auto"/>
-        <w:ind w:left="708" w:firstLine="0"/>
-        <w:jc w:val="left"/>
+        <w:ind w:left="0" w:firstLine="0"/>
         <w:rPr>
           <w:iCs/>
         </w:rPr>
@@ -2732,8 +2730,7 @@
     <w:p>
       <w:pPr>
         <w:spacing w:after="183" w:line="360" w:lineRule="auto"/>
-        <w:ind w:left="708" w:firstLine="0"/>
-        <w:jc w:val="left"/>
+        <w:ind w:left="0" w:firstLine="0"/>
         <w:rPr>
           <w:iCs/>
         </w:rPr>
@@ -2861,8 +2858,7 @@
     <w:p>
       <w:pPr>
         <w:spacing w:after="183" w:line="360" w:lineRule="auto"/>
-        <w:ind w:left="708" w:firstLine="0"/>
-        <w:jc w:val="left"/>
+        <w:ind w:left="0" w:firstLine="0"/>
         <w:rPr>
           <w:iCs/>
         </w:rPr>
@@ -2933,8 +2929,7 @@
     <w:p>
       <w:pPr>
         <w:spacing w:after="183" w:line="360" w:lineRule="auto"/>
-        <w:ind w:left="708" w:firstLine="0"/>
-        <w:jc w:val="left"/>
+        <w:ind w:left="0" w:firstLine="0"/>
         <w:rPr>
           <w:iCs/>
         </w:rPr>
@@ -2945,33 +2940,79 @@
           <w:bCs/>
           <w:iCs/>
         </w:rPr>
+        <w:t>Приватные поля:</w:t>
+      </w:r>
+    </w:p>
+    <w:p>
+      <w:pPr>
+        <w:spacing w:after="183" w:line="360" w:lineRule="auto"/>
+        <w:ind w:left="0" w:firstLine="0"/>
+        <w:rPr>
+          <w:iCs/>
+        </w:rPr>
+      </w:pPr>
+      <w:r>
+        <w:rPr>
+          <w:i/>
+          <w:iCs/>
+        </w:rPr>
         <w:lastRenderedPageBreak/>
-        <w:t>Приватные поля:</w:t>
+        <w:t xml:space="preserve">Field&amp; </w:t>
+      </w:r>
+      <w:proofErr w:type="spellStart"/>
+      <w:r>
+        <w:rPr>
+          <w:i/>
+          <w:iCs/>
+        </w:rPr>
+        <w:t>field</w:t>
+      </w:r>
+      <w:proofErr w:type="spellEnd"/>
+      <w:r>
+        <w:rPr>
+          <w:i/>
+          <w:iCs/>
+        </w:rPr>
+        <w:t>_</w:t>
+      </w:r>
+      <w:r>
+        <w:rPr>
+          <w:iCs/>
+        </w:rPr>
+        <w:t xml:space="preserve"> – ссылка на игровое поле.</w:t>
       </w:r>
     </w:p>
     <w:p>
       <w:pPr>
         <w:spacing w:after="183" w:line="360" w:lineRule="auto"/>
-        <w:ind w:left="708" w:firstLine="0"/>
-        <w:jc w:val="left"/>
-        <w:rPr>
-          <w:iCs/>
-        </w:rPr>
-      </w:pPr>
-      <w:r>
-        <w:rPr>
-          <w:i/>
-          <w:iCs/>
-        </w:rPr>
-        <w:t xml:space="preserve">Field&amp; </w:t>
-      </w:r>
-      <w:proofErr w:type="spellStart"/>
-      <w:r>
-        <w:rPr>
-          <w:i/>
-          <w:iCs/>
-        </w:rPr>
-        <w:t>field</w:t>
+        <w:ind w:left="0" w:firstLine="0"/>
+        <w:rPr>
+          <w:iCs/>
+        </w:rPr>
+      </w:pPr>
+      <w:proofErr w:type="spellStart"/>
+      <w:r>
+        <w:rPr>
+          <w:i/>
+          <w:iCs/>
+        </w:rPr>
+        <w:t>Robot</w:t>
+      </w:r>
+      <w:proofErr w:type="spellEnd"/>
+      <w:r>
+        <w:rPr>
+          <w:i/>
+          <w:iCs/>
+        </w:rPr>
+        <w:t xml:space="preserve">&amp; </w:t>
+      </w:r>
+      <w:proofErr w:type="spellStart"/>
+      <w:r>
+        <w:rPr>
+          <w:i/>
+          <w:iCs/>
+        </w:rPr>
+        <w:t>player</w:t>
       </w:r>
       <w:proofErr w:type="spellEnd"/>
       <w:r>
@@ -2985,19 +3026,52 @@
         <w:rPr>
           <w:iCs/>
         </w:rPr>
-        <w:t xml:space="preserve"> – ссылка на игровое поле.</w:t>
+        <w:t xml:space="preserve"> – ссылка на робота игрока.</w:t>
       </w:r>
     </w:p>
     <w:p>
       <w:pPr>
         <w:spacing w:after="183" w:line="360" w:lineRule="auto"/>
-        <w:ind w:left="708" w:firstLine="0"/>
-        <w:jc w:val="left"/>
-        <w:rPr>
-          <w:iCs/>
-        </w:rPr>
-      </w:pPr>
-      <w:proofErr w:type="spellStart"/>
+        <w:ind w:left="0" w:firstLine="0"/>
+        <w:rPr>
+          <w:iCs/>
+        </w:rPr>
+      </w:pPr>
+      <w:proofErr w:type="spellStart"/>
+      <w:proofErr w:type="gramStart"/>
+      <w:r>
+        <w:rPr>
+          <w:i/>
+          <w:iCs/>
+        </w:rPr>
+        <w:t>std</w:t>
+      </w:r>
+      <w:proofErr w:type="spellEnd"/>
+      <w:r>
+        <w:rPr>
+          <w:i/>
+          <w:iCs/>
+        </w:rPr>
+        <w:t>::</w:t>
+      </w:r>
+      <w:proofErr w:type="spellStart"/>
+      <w:r>
+        <w:rPr>
+          <w:i/>
+          <w:iCs/>
+        </w:rPr>
+        <w:t>vector</w:t>
+      </w:r>
+      <w:proofErr w:type="spellEnd"/>
+      <w:r>
+        <w:rPr>
+          <w:i/>
+          <w:iCs/>
+        </w:rPr>
+        <w:t>&lt;</w:t>
+      </w:r>
+      <w:proofErr w:type="spellStart"/>
+      <w:proofErr w:type="gramEnd"/>
       <w:r>
         <w:rPr>
           <w:i/>
@@ -3008,6 +3082,44 @@
       <w:proofErr w:type="spellEnd"/>
       <w:r>
         <w:rPr>
+          <w:iCs/>
+        </w:rPr>
+        <w:t xml:space="preserve">&gt;&amp; </w:t>
+      </w:r>
+      <w:proofErr w:type="spellStart"/>
+      <w:r>
+        <w:rPr>
+          <w:iCs/>
+        </w:rPr>
+        <w:t>enemies</w:t>
+      </w:r>
+      <w:proofErr w:type="spellEnd"/>
+      <w:r>
+        <w:rPr>
+          <w:iCs/>
+        </w:rPr>
+        <w:t>_* – ссылка на вектор врагов.</w:t>
+      </w:r>
+    </w:p>
+    <w:p>
+      <w:pPr>
+        <w:spacing w:after="183" w:line="360" w:lineRule="auto"/>
+        <w:ind w:left="0" w:firstLine="0"/>
+        <w:rPr>
+          <w:iCs/>
+        </w:rPr>
+      </w:pPr>
+      <w:proofErr w:type="spellStart"/>
+      <w:r>
+        <w:rPr>
+          <w:i/>
+          <w:iCs/>
+        </w:rPr>
+        <w:t>InputController</w:t>
+      </w:r>
+      <w:proofErr w:type="spellEnd"/>
+      <w:r>
+        <w:rPr>
           <w:i/>
           <w:iCs/>
         </w:rPr>
@@ -3019,7 +3131,7 @@
           <w:i/>
           <w:iCs/>
         </w:rPr>
-        <w:t>player</w:t>
+        <w:t>input</w:t>
       </w:r>
       <w:proofErr w:type="spellEnd"/>
       <w:r>
@@ -3033,14 +3145,51 @@
         <w:rPr>
           <w:iCs/>
         </w:rPr>
-        <w:t xml:space="preserve"> – ссылка на робота игрока.</w:t>
+        <w:t xml:space="preserve"> – ссылка на контроллер ввода.</w:t>
       </w:r>
     </w:p>
     <w:p>
       <w:pPr>
         <w:spacing w:after="183" w:line="360" w:lineRule="auto"/>
-        <w:ind w:left="708" w:firstLine="0"/>
-        <w:jc w:val="left"/>
+        <w:ind w:left="0" w:firstLine="0"/>
+        <w:rPr>
+          <w:iCs/>
+        </w:rPr>
+      </w:pPr>
+      <w:r>
+        <w:rPr>
+          <w:i/>
+          <w:iCs/>
+        </w:rPr>
+        <w:t xml:space="preserve">Vision </w:t>
+      </w:r>
+      <w:proofErr w:type="spellStart"/>
+      <w:r>
+        <w:rPr>
+          <w:i/>
+          <w:iCs/>
+        </w:rPr>
+        <w:t>vision</w:t>
+      </w:r>
+      <w:proofErr w:type="spellEnd"/>
+      <w:r>
+        <w:rPr>
+          <w:i/>
+          <w:iCs/>
+        </w:rPr>
+        <w:t>_</w:t>
+      </w:r>
+      <w:r>
+        <w:rPr>
+          <w:iCs/>
+        </w:rPr>
+        <w:t xml:space="preserve"> – объект обзора, принадлежащий контроллеру.</w:t>
+      </w:r>
+    </w:p>
+    <w:p>
+      <w:pPr>
+        <w:spacing w:after="183" w:line="360" w:lineRule="auto"/>
+        <w:ind w:left="0" w:firstLine="0"/>
         <w:rPr>
           <w:iCs/>
         </w:rPr>
@@ -3062,379 +3211,215 @@
         </w:rPr>
         <w:t>::</w:t>
       </w:r>
-      <w:proofErr w:type="spellStart"/>
-      <w:r>
-        <w:rPr>
-          <w:i/>
-          <w:iCs/>
-        </w:rPr>
-        <w:t>vector</w:t>
-      </w:r>
-      <w:proofErr w:type="spellEnd"/>
-      <w:r>
-        <w:rPr>
-          <w:i/>
-          <w:iCs/>
-        </w:rPr>
-        <w:t>&lt;</w:t>
-      </w:r>
-      <w:proofErr w:type="spellStart"/>
       <w:proofErr w:type="gramEnd"/>
       <w:r>
         <w:rPr>
           <w:i/>
           <w:iCs/>
         </w:rPr>
-        <w:t>Robot</w:t>
-      </w:r>
-      <w:proofErr w:type="spellEnd"/>
-      <w:r>
-        <w:rPr>
-          <w:iCs/>
-        </w:rPr>
-        <w:t xml:space="preserve">&gt;&amp; </w:t>
-      </w:r>
-      <w:proofErr w:type="spellStart"/>
-      <w:r>
-        <w:rPr>
-          <w:iCs/>
-        </w:rPr>
-        <w:t>enemies</w:t>
-      </w:r>
-      <w:proofErr w:type="spellEnd"/>
-      <w:r>
-        <w:rPr>
-          <w:iCs/>
-        </w:rPr>
-        <w:t>_* – ссылка на вектор врагов.</w:t>
+        <w:t xml:space="preserve">mt19937 </w:t>
+      </w:r>
+      <w:proofErr w:type="spellStart"/>
+      <w:r>
+        <w:rPr>
+          <w:i/>
+          <w:iCs/>
+        </w:rPr>
+        <w:t>rng</w:t>
+      </w:r>
+      <w:proofErr w:type="spellEnd"/>
+      <w:r>
+        <w:rPr>
+          <w:i/>
+          <w:iCs/>
+        </w:rPr>
+        <w:t>_</w:t>
+      </w:r>
+      <w:r>
+        <w:rPr>
+          <w:iCs/>
+        </w:rPr>
+        <w:t xml:space="preserve"> – генератор псевдослучайных чисел.</w:t>
       </w:r>
     </w:p>
     <w:p>
       <w:pPr>
         <w:spacing w:after="183" w:line="360" w:lineRule="auto"/>
-        <w:ind w:left="708" w:firstLine="0"/>
-        <w:jc w:val="left"/>
-        <w:rPr>
-          <w:iCs/>
-        </w:rPr>
-      </w:pPr>
-      <w:proofErr w:type="spellStart"/>
-      <w:r>
-        <w:rPr>
-          <w:i/>
-          <w:iCs/>
-        </w:rPr>
-        <w:t>InputController</w:t>
-      </w:r>
-      <w:proofErr w:type="spellEnd"/>
-      <w:r>
-        <w:rPr>
-          <w:i/>
-          <w:iCs/>
-        </w:rPr>
-        <w:t xml:space="preserve">&amp; </w:t>
-      </w:r>
-      <w:proofErr w:type="spellStart"/>
-      <w:r>
-        <w:rPr>
-          <w:i/>
-          <w:iCs/>
-        </w:rPr>
-        <w:t>input</w:t>
-      </w:r>
-      <w:proofErr w:type="spellEnd"/>
-      <w:r>
-        <w:rPr>
-          <w:i/>
-          <w:iCs/>
-        </w:rPr>
-        <w:t>_</w:t>
-      </w:r>
-      <w:r>
-        <w:rPr>
-          <w:iCs/>
-        </w:rPr>
-        <w:t xml:space="preserve"> – ссылка на контроллер ввода.</w:t>
+        <w:ind w:left="0" w:firstLine="0"/>
+        <w:rPr>
+          <w:iCs/>
+        </w:rPr>
+      </w:pPr>
+      <w:proofErr w:type="spellStart"/>
+      <w:r>
+        <w:rPr>
+          <w:i/>
+          <w:iCs/>
+        </w:rPr>
+        <w:t>static</w:t>
+      </w:r>
+      <w:proofErr w:type="spellEnd"/>
+      <w:r>
+        <w:rPr>
+          <w:i/>
+          <w:iCs/>
+        </w:rPr>
+        <w:t xml:space="preserve"> </w:t>
+      </w:r>
+      <w:proofErr w:type="spellStart"/>
+      <w:r>
+        <w:rPr>
+          <w:i/>
+          <w:iCs/>
+        </w:rPr>
+        <w:t>constexpr</w:t>
+      </w:r>
+      <w:proofErr w:type="spellEnd"/>
+      <w:r>
+        <w:rPr>
+          <w:i/>
+          <w:iCs/>
+        </w:rPr>
+        <w:t xml:space="preserve"> </w:t>
+      </w:r>
+      <w:proofErr w:type="spellStart"/>
+      <w:r>
+        <w:rPr>
+          <w:i/>
+          <w:iCs/>
+        </w:rPr>
+        <w:t>int</w:t>
+      </w:r>
+      <w:proofErr w:type="spellEnd"/>
+      <w:r>
+        <w:rPr>
+          <w:i/>
+          <w:iCs/>
+        </w:rPr>
+        <w:t xml:space="preserve"> </w:t>
+      </w:r>
+      <w:proofErr w:type="spellStart"/>
+      <w:r>
+        <w:rPr>
+          <w:i/>
+          <w:iCs/>
+        </w:rPr>
+        <w:t>kEnergyRestoreAmount</w:t>
+      </w:r>
+      <w:proofErr w:type="spellEnd"/>
+      <w:r>
+        <w:rPr>
+          <w:iCs/>
+        </w:rPr>
+        <w:t xml:space="preserve"> – величина восстановления энергии за ход.</w:t>
       </w:r>
     </w:p>
     <w:p>
       <w:pPr>
         <w:spacing w:after="183" w:line="360" w:lineRule="auto"/>
-        <w:ind w:left="708" w:firstLine="0"/>
-        <w:jc w:val="left"/>
-        <w:rPr>
-          <w:iCs/>
-        </w:rPr>
-      </w:pPr>
-      <w:r>
-        <w:rPr>
-          <w:i/>
-          <w:iCs/>
-        </w:rPr>
-        <w:t xml:space="preserve">Vision </w:t>
-      </w:r>
-      <w:proofErr w:type="spellStart"/>
-      <w:r>
-        <w:rPr>
-          <w:i/>
-          <w:iCs/>
-        </w:rPr>
-        <w:t>vision</w:t>
-      </w:r>
-      <w:proofErr w:type="spellEnd"/>
-      <w:r>
-        <w:rPr>
-          <w:i/>
-          <w:iCs/>
-        </w:rPr>
-        <w:t>_</w:t>
-      </w:r>
-      <w:r>
-        <w:rPr>
-          <w:iCs/>
-        </w:rPr>
-        <w:t xml:space="preserve"> – объект обзора, принадлежащий контроллеру.</w:t>
+        <w:ind w:left="0" w:firstLine="0"/>
+        <w:rPr>
+          <w:iCs/>
+        </w:rPr>
+      </w:pPr>
+      <w:proofErr w:type="spellStart"/>
+      <w:r>
+        <w:rPr>
+          <w:i/>
+          <w:iCs/>
+        </w:rPr>
+        <w:t>static</w:t>
+      </w:r>
+      <w:proofErr w:type="spellEnd"/>
+      <w:r>
+        <w:rPr>
+          <w:i/>
+          <w:iCs/>
+        </w:rPr>
+        <w:t xml:space="preserve"> </w:t>
+      </w:r>
+      <w:proofErr w:type="spellStart"/>
+      <w:r>
+        <w:rPr>
+          <w:i/>
+          <w:iCs/>
+        </w:rPr>
+        <w:t>constexpr</w:t>
+      </w:r>
+      <w:proofErr w:type="spellEnd"/>
+      <w:r>
+        <w:rPr>
+          <w:i/>
+          <w:iCs/>
+        </w:rPr>
+        <w:t xml:space="preserve"> </w:t>
+      </w:r>
+      <w:proofErr w:type="spellStart"/>
+      <w:r>
+        <w:rPr>
+          <w:i/>
+          <w:iCs/>
+        </w:rPr>
+        <w:t>int</w:t>
+      </w:r>
+      <w:proofErr w:type="spellEnd"/>
+      <w:r>
+        <w:rPr>
+          <w:i/>
+          <w:iCs/>
+        </w:rPr>
+        <w:t xml:space="preserve"> </w:t>
+      </w:r>
+      <w:proofErr w:type="spellStart"/>
+      <w:r>
+        <w:rPr>
+          <w:i/>
+          <w:iCs/>
+        </w:rPr>
+        <w:t>kHealAmount</w:t>
+      </w:r>
+      <w:proofErr w:type="spellEnd"/>
+      <w:r>
+        <w:rPr>
+          <w:iCs/>
+        </w:rPr>
+        <w:t xml:space="preserve"> – величина лечения союзника при взаимодействии.</w:t>
       </w:r>
     </w:p>
     <w:p>
       <w:pPr>
         <w:spacing w:after="183" w:line="360" w:lineRule="auto"/>
-        <w:ind w:left="708" w:firstLine="0"/>
-        <w:jc w:val="left"/>
-        <w:rPr>
-          <w:iCs/>
-        </w:rPr>
-      </w:pPr>
-      <w:proofErr w:type="spellStart"/>
-      <w:proofErr w:type="gramStart"/>
-      <w:r>
-        <w:rPr>
-          <w:i/>
-          <w:iCs/>
-        </w:rPr>
-        <w:t>std</w:t>
-      </w:r>
-      <w:proofErr w:type="spellEnd"/>
-      <w:r>
-        <w:rPr>
-          <w:i/>
-          <w:iCs/>
-        </w:rPr>
-        <w:t>::</w:t>
-      </w:r>
-      <w:proofErr w:type="gramEnd"/>
-      <w:r>
-        <w:rPr>
-          <w:i/>
-          <w:iCs/>
-        </w:rPr>
-        <w:t xml:space="preserve">mt19937 </w:t>
-      </w:r>
-      <w:proofErr w:type="spellStart"/>
-      <w:r>
-        <w:rPr>
-          <w:i/>
-          <w:iCs/>
-        </w:rPr>
-        <w:t>rng</w:t>
-      </w:r>
-      <w:proofErr w:type="spellEnd"/>
-      <w:r>
-        <w:rPr>
-          <w:i/>
-          <w:iCs/>
-        </w:rPr>
-        <w:t>_</w:t>
-      </w:r>
-      <w:r>
-        <w:rPr>
-          <w:iCs/>
-        </w:rPr>
-        <w:t xml:space="preserve"> – генератор псевдослучайных чисел.</w:t>
+        <w:ind w:left="0" w:firstLine="0"/>
+        <w:rPr>
+          <w:iCs/>
+        </w:rPr>
+      </w:pPr>
+      <w:r>
+        <w:rPr>
+          <w:iCs/>
+        </w:rPr>
+        <w:t xml:space="preserve">Класс </w:t>
+      </w:r>
+      <w:proofErr w:type="spellStart"/>
+      <w:r>
+        <w:rPr>
+          <w:i/>
+          <w:iCs/>
+        </w:rPr>
+        <w:t>GameLoop</w:t>
+      </w:r>
+      <w:proofErr w:type="spellEnd"/>
+      <w:r>
+        <w:rPr>
+          <w:iCs/>
+        </w:rPr>
+        <w:t xml:space="preserve"> – оркестратор игрового процесса.</w:t>
       </w:r>
     </w:p>
     <w:p>
       <w:pPr>
         <w:spacing w:after="183" w:line="360" w:lineRule="auto"/>
-        <w:ind w:left="708" w:firstLine="0"/>
-        <w:jc w:val="left"/>
-        <w:rPr>
-          <w:iCs/>
-        </w:rPr>
-      </w:pPr>
-      <w:proofErr w:type="spellStart"/>
-      <w:r>
-        <w:rPr>
-          <w:i/>
-          <w:iCs/>
-        </w:rPr>
-        <w:t>static</w:t>
-      </w:r>
-      <w:proofErr w:type="spellEnd"/>
-      <w:r>
-        <w:rPr>
-          <w:i/>
-          <w:iCs/>
-        </w:rPr>
-        <w:t xml:space="preserve"> </w:t>
-      </w:r>
-      <w:proofErr w:type="spellStart"/>
-      <w:r>
-        <w:rPr>
-          <w:i/>
-          <w:iCs/>
-        </w:rPr>
-        <w:t>constexpr</w:t>
-      </w:r>
-      <w:proofErr w:type="spellEnd"/>
-      <w:r>
-        <w:rPr>
-          <w:i/>
-          <w:iCs/>
-        </w:rPr>
-        <w:t xml:space="preserve"> </w:t>
-      </w:r>
-      <w:proofErr w:type="spellStart"/>
-      <w:r>
-        <w:rPr>
-          <w:i/>
-          <w:iCs/>
-        </w:rPr>
-        <w:t>int</w:t>
-      </w:r>
-      <w:proofErr w:type="spellEnd"/>
-      <w:r>
-        <w:rPr>
-          <w:i/>
-          <w:iCs/>
-        </w:rPr>
-        <w:t xml:space="preserve"> </w:t>
-      </w:r>
-      <w:proofErr w:type="spellStart"/>
-      <w:r>
-        <w:rPr>
-          <w:i/>
-          <w:iCs/>
-        </w:rPr>
-        <w:t>kEnergyRestoreAmount</w:t>
-      </w:r>
-      <w:proofErr w:type="spellEnd"/>
-      <w:r>
-        <w:rPr>
-          <w:iCs/>
-        </w:rPr>
-        <w:t xml:space="preserve"> – величина восстановления энергии за ход.</w:t>
-      </w:r>
-    </w:p>
-    <w:p>
-      <w:pPr>
-        <w:spacing w:after="183" w:line="360" w:lineRule="auto"/>
-        <w:ind w:left="708" w:firstLine="0"/>
-        <w:jc w:val="left"/>
-        <w:rPr>
-          <w:iCs/>
-        </w:rPr>
-      </w:pPr>
-      <w:proofErr w:type="spellStart"/>
-      <w:r>
-        <w:rPr>
-          <w:i/>
-          <w:iCs/>
-        </w:rPr>
-        <w:t>static</w:t>
-      </w:r>
-      <w:proofErr w:type="spellEnd"/>
-      <w:r>
-        <w:rPr>
-          <w:i/>
-          <w:iCs/>
-        </w:rPr>
-        <w:t xml:space="preserve"> </w:t>
-      </w:r>
-      <w:proofErr w:type="spellStart"/>
-      <w:r>
-        <w:rPr>
-          <w:i/>
-          <w:iCs/>
-        </w:rPr>
-        <w:t>constexpr</w:t>
-      </w:r>
-      <w:proofErr w:type="spellEnd"/>
-      <w:r>
-        <w:rPr>
-          <w:i/>
-          <w:iCs/>
-        </w:rPr>
-        <w:t xml:space="preserve"> </w:t>
-      </w:r>
-      <w:proofErr w:type="spellStart"/>
-      <w:r>
-        <w:rPr>
-          <w:i/>
-          <w:iCs/>
-        </w:rPr>
-        <w:t>int</w:t>
-      </w:r>
-      <w:proofErr w:type="spellEnd"/>
-      <w:r>
-        <w:rPr>
-          <w:i/>
-          <w:iCs/>
-        </w:rPr>
-        <w:t xml:space="preserve"> </w:t>
-      </w:r>
-      <w:proofErr w:type="spellStart"/>
-      <w:r>
-        <w:rPr>
-          <w:i/>
-          <w:iCs/>
-        </w:rPr>
-        <w:t>kHealAmount</w:t>
-      </w:r>
-      <w:proofErr w:type="spellEnd"/>
-      <w:r>
-        <w:rPr>
-          <w:iCs/>
-        </w:rPr>
-        <w:t xml:space="preserve"> – величина лечения союзника при взаимодействии.</w:t>
-      </w:r>
-    </w:p>
-    <w:p>
-      <w:pPr>
-        <w:spacing w:after="183" w:line="360" w:lineRule="auto"/>
-        <w:ind w:left="708" w:firstLine="0"/>
-        <w:jc w:val="left"/>
-        <w:rPr>
-          <w:iCs/>
-        </w:rPr>
-      </w:pPr>
-      <w:r>
-        <w:rPr>
-          <w:iCs/>
-        </w:rPr>
-        <w:t xml:space="preserve">Класс </w:t>
-      </w:r>
-      <w:proofErr w:type="spellStart"/>
-      <w:r>
-        <w:rPr>
-          <w:i/>
-          <w:iCs/>
-        </w:rPr>
-        <w:t>GameLoop</w:t>
-      </w:r>
-      <w:proofErr w:type="spellEnd"/>
-      <w:r>
-        <w:rPr>
-          <w:iCs/>
-        </w:rPr>
-        <w:t xml:space="preserve"> – оркестратор игрового процесса.</w:t>
-      </w:r>
-    </w:p>
-    <w:p>
-      <w:pPr>
-        <w:spacing w:after="183" w:line="360" w:lineRule="auto"/>
-        <w:ind w:left="708" w:firstLine="0"/>
-        <w:jc w:val="left"/>
+        <w:ind w:left="0" w:firstLine="0"/>
         <w:rPr>
           <w:iCs/>
         </w:rPr>
@@ -3457,8 +3442,7 @@
     <w:p>
       <w:pPr>
         <w:spacing w:after="183" w:line="360" w:lineRule="auto"/>
-        <w:ind w:left="708" w:firstLine="0"/>
-        <w:jc w:val="left"/>
+        <w:ind w:left="0" w:firstLine="0"/>
         <w:rPr>
           <w:iCs/>
         </w:rPr>
@@ -3475,8 +3459,7 @@
     <w:p>
       <w:pPr>
         <w:spacing w:after="183" w:line="360" w:lineRule="auto"/>
-        <w:ind w:left="708" w:firstLine="0"/>
-        <w:jc w:val="left"/>
+        <w:ind w:left="0" w:firstLine="0"/>
         <w:rPr>
           <w:iCs/>
         </w:rPr>
@@ -3700,8 +3683,7 @@
     <w:p>
       <w:pPr>
         <w:spacing w:after="183" w:line="360" w:lineRule="auto"/>
-        <w:ind w:left="708" w:firstLine="0"/>
-        <w:jc w:val="left"/>
+        <w:ind w:left="0" w:firstLine="0"/>
         <w:rPr>
           <w:iCs/>
         </w:rPr>
@@ -3742,21 +3724,13 @@
         <w:rPr>
           <w:iCs/>
         </w:rPr>
-        <w:t xml:space="preserve"> – запускает главный игровой цикл. На каждой итерации обновляет область обзора, очищает экран, выводит текущее состояние поля и статистику игрока, обрабатывает ход игрока. Если ход не состоялся, экран перерисовывается и цикл ожидает новую команду. В случае успешного хода выполняет ход врагов, восстанавливает энергию, </w:t>
-      </w:r>
-      <w:r>
-        <w:rPr>
-          <w:iCs/>
-        </w:rPr>
-        <w:lastRenderedPageBreak/>
-        <w:t>увеличивает счётчик ходов, снова обновляет обзор. При завершении игры выводит финальное состояние поля и результат.</w:t>
+        <w:t xml:space="preserve"> – запускает главный игровой цикл. На каждой итерации обновляет область обзора, очищает экран, выводит текущее состояние поля и статистику игрока, обрабатывает ход игрока. Если ход не состоялся, экран перерисовывается и цикл ожидает новую команду. В случае успешного хода выполняет ход врагов, восстанавливает энергию, увеличивает счётчик ходов, снова обновляет обзор. При завершении игры выводит финальное состояние поля и результат.</w:t>
       </w:r>
     </w:p>
     <w:p>
       <w:pPr>
         <w:spacing w:after="183" w:line="360" w:lineRule="auto"/>
-        <w:ind w:left="708" w:firstLine="0"/>
-        <w:jc w:val="left"/>
+        <w:ind w:left="0" w:firstLine="0"/>
         <w:rPr>
           <w:iCs/>
         </w:rPr>
@@ -3773,17 +3747,17 @@
     <w:p>
       <w:pPr>
         <w:spacing w:after="183" w:line="360" w:lineRule="auto"/>
-        <w:ind w:left="708" w:firstLine="0"/>
-        <w:jc w:val="left"/>
-        <w:rPr>
-          <w:iCs/>
-        </w:rPr>
-      </w:pPr>
-      <w:r>
-        <w:rPr>
-          <w:i/>
-          <w:iCs/>
-        </w:rPr>
+        <w:ind w:left="0" w:firstLine="0"/>
+        <w:rPr>
+          <w:iCs/>
+        </w:rPr>
+      </w:pPr>
+      <w:r>
+        <w:rPr>
+          <w:i/>
+          <w:iCs/>
+        </w:rPr>
+        <w:lastRenderedPageBreak/>
         <w:t xml:space="preserve">Field&amp; </w:t>
       </w:r>
       <w:proofErr w:type="spellStart"/>
@@ -3812,8 +3786,7 @@
     <w:p>
       <w:pPr>
         <w:spacing w:after="183" w:line="360" w:lineRule="auto"/>
-        <w:ind w:left="708" w:firstLine="0"/>
-        <w:jc w:val="left"/>
+        <w:ind w:left="0" w:firstLine="0"/>
         <w:rPr>
           <w:iCs/>
         </w:rPr>
@@ -3860,8 +3833,7 @@
     <w:p>
       <w:pPr>
         <w:spacing w:after="183" w:line="360" w:lineRule="auto"/>
-        <w:ind w:left="708" w:firstLine="0"/>
-        <w:jc w:val="left"/>
+        <w:ind w:left="0" w:firstLine="0"/>
         <w:rPr>
           <w:iCs/>
           <w:lang w:val="en-US"/>
@@ -3922,8 +3894,7 @@
     <w:p>
       <w:pPr>
         <w:spacing w:after="183" w:line="360" w:lineRule="auto"/>
-        <w:ind w:left="708" w:firstLine="0"/>
-        <w:jc w:val="left"/>
+        <w:ind w:left="0" w:firstLine="0"/>
         <w:rPr>
           <w:iCs/>
         </w:rPr>
@@ -3970,8 +3941,7 @@
     <w:p>
       <w:pPr>
         <w:spacing w:after="183" w:line="360" w:lineRule="auto"/>
-        <w:ind w:left="708" w:firstLine="0"/>
-        <w:jc w:val="left"/>
+        <w:ind w:left="0" w:firstLine="0"/>
         <w:rPr>
           <w:iCs/>
         </w:rPr>
@@ -4018,8 +3988,7 @@
     <w:p>
       <w:pPr>
         <w:spacing w:after="183" w:line="360" w:lineRule="auto"/>
-        <w:ind w:left="708" w:firstLine="0"/>
-        <w:jc w:val="left"/>
+        <w:ind w:left="0" w:firstLine="0"/>
         <w:rPr>
           <w:iCs/>
         </w:rPr>
@@ -4066,8 +4035,7 @@
     <w:p>
       <w:pPr>
         <w:spacing w:after="183" w:line="360" w:lineRule="auto"/>
-        <w:ind w:left="708" w:firstLine="0"/>
-        <w:jc w:val="left"/>
+        <w:ind w:left="0" w:firstLine="0"/>
         <w:rPr>
           <w:iCs/>
         </w:rPr>
@@ -4114,8 +4082,7 @@
     <w:p>
       <w:pPr>
         <w:spacing w:after="183" w:line="360" w:lineRule="auto"/>
-        <w:ind w:left="708" w:firstLine="0"/>
-        <w:jc w:val="left"/>
+        <w:ind w:left="0" w:firstLine="0"/>
         <w:rPr>
           <w:b/>
           <w:bCs/>
@@ -4134,8 +4101,7 @@
     <w:p>
       <w:pPr>
         <w:spacing w:after="183" w:line="360" w:lineRule="auto"/>
-        <w:ind w:left="708" w:firstLine="0"/>
-        <w:jc w:val="left"/>
+        <w:ind w:left="0" w:firstLine="0"/>
         <w:rPr>
           <w:iCs/>
         </w:rPr>
@@ -4191,8 +4157,7 @@
     <w:p>
       <w:pPr>
         <w:spacing w:after="183" w:line="360" w:lineRule="auto"/>
-        <w:ind w:left="708" w:firstLine="0"/>
-        <w:jc w:val="left"/>
+        <w:ind w:left="0" w:firstLine="0"/>
         <w:rPr>
           <w:iCs/>
         </w:rPr>
@@ -4220,8 +4185,7 @@
     <w:p>
       <w:pPr>
         <w:spacing w:after="183" w:line="360" w:lineRule="auto"/>
-        <w:ind w:left="708" w:firstLine="0"/>
-        <w:jc w:val="left"/>
+        <w:ind w:left="0" w:firstLine="0"/>
         <w:rPr>
           <w:iCs/>
         </w:rPr>
@@ -4244,8 +4208,7 @@
     <w:p>
       <w:pPr>
         <w:spacing w:after="183" w:line="360" w:lineRule="auto"/>
-        <w:ind w:left="708" w:firstLine="0"/>
-        <w:jc w:val="left"/>
+        <w:ind w:left="0" w:firstLine="0"/>
         <w:rPr>
           <w:iCs/>
         </w:rPr>
@@ -4262,8 +4225,7 @@
     <w:p>
       <w:pPr>
         <w:spacing w:after="183" w:line="360" w:lineRule="auto"/>
-        <w:ind w:left="708" w:firstLine="0"/>
-        <w:jc w:val="left"/>
+        <w:ind w:left="0" w:firstLine="0"/>
         <w:rPr>
           <w:iCs/>
           <w:lang w:val="en-US"/>
@@ -4381,8 +4343,7 @@
     <w:p>
       <w:pPr>
         <w:spacing w:after="183" w:line="360" w:lineRule="auto"/>
-        <w:ind w:left="708" w:firstLine="0"/>
-        <w:jc w:val="left"/>
+        <w:ind w:left="0" w:firstLine="0"/>
         <w:rPr>
           <w:iCs/>
           <w:lang w:val="en-US"/>
@@ -4515,8 +4476,7 @@
     <w:p>
       <w:pPr>
         <w:spacing w:after="183" w:line="360" w:lineRule="auto"/>
-        <w:ind w:left="708" w:firstLine="0"/>
-        <w:jc w:val="left"/>
+        <w:ind w:left="0" w:firstLine="0"/>
         <w:rPr>
           <w:iCs/>
           <w:lang w:val="en-US"/>
@@ -4659,8 +4619,7 @@
     <w:p>
       <w:pPr>
         <w:spacing w:after="183" w:line="360" w:lineRule="auto"/>
-        <w:ind w:left="708" w:firstLine="0"/>
-        <w:jc w:val="left"/>
+        <w:ind w:left="0" w:firstLine="0"/>
         <w:rPr>
           <w:iCs/>
           <w:lang w:val="en-US"/>
@@ -4754,20 +4713,18 @@
     <w:p>
       <w:pPr>
         <w:spacing w:after="183" w:line="360" w:lineRule="auto"/>
-        <w:ind w:left="708" w:firstLine="0"/>
-        <w:jc w:val="left"/>
-        <w:rPr>
-          <w:iCs/>
-          <w:lang w:val="en-US"/>
-        </w:rPr>
-      </w:pPr>
-      <w:r>
-        <w:rPr>
-          <w:i/>
-          <w:iCs/>
-          <w:lang w:val="en-US"/>
-        </w:rPr>
-        <w:lastRenderedPageBreak/>
+        <w:ind w:left="0" w:firstLine="0"/>
+        <w:rPr>
+          <w:iCs/>
+          <w:lang w:val="en-US"/>
+        </w:rPr>
+      </w:pPr>
+      <w:r>
+        <w:rPr>
+          <w:i/>
+          <w:iCs/>
+          <w:lang w:val="en-US"/>
+        </w:rPr>
         <w:t xml:space="preserve">void </w:t>
       </w:r>
       <w:proofErr w:type="spellStart"/>
@@ -4860,8 +4817,7 @@
     <w:p>
       <w:pPr>
         <w:spacing w:after="183" w:line="360" w:lineRule="auto"/>
-        <w:ind w:left="708" w:firstLine="0"/>
-        <w:jc w:val="left"/>
+        <w:ind w:left="0" w:firstLine="0"/>
         <w:rPr>
           <w:iCs/>
         </w:rPr>
@@ -4878,8 +4834,7 @@
     <w:p>
       <w:pPr>
         <w:spacing w:after="183" w:line="360" w:lineRule="auto"/>
-        <w:ind w:left="708" w:firstLine="0"/>
-        <w:jc w:val="left"/>
+        <w:ind w:left="0" w:firstLine="0"/>
         <w:rPr>
           <w:iCs/>
         </w:rPr>
@@ -4926,18 +4881,18 @@
     <w:p>
       <w:pPr>
         <w:spacing w:after="183" w:line="360" w:lineRule="auto"/>
-        <w:ind w:left="708" w:firstLine="0"/>
-        <w:jc w:val="left"/>
-        <w:rPr>
-          <w:iCs/>
-        </w:rPr>
-      </w:pPr>
-      <w:proofErr w:type="spellStart"/>
-      <w:r>
-        <w:rPr>
-          <w:i/>
-          <w:iCs/>
-        </w:rPr>
+        <w:ind w:left="0" w:firstLine="0"/>
+        <w:rPr>
+          <w:iCs/>
+        </w:rPr>
+      </w:pPr>
+      <w:proofErr w:type="spellStart"/>
+      <w:r>
+        <w:rPr>
+          <w:i/>
+          <w:iCs/>
+        </w:rPr>
+        <w:lastRenderedPageBreak/>
         <w:t>int</w:t>
       </w:r>
       <w:proofErr w:type="spellEnd"/>
@@ -4974,8 +4929,7 @@
     <w:p>
       <w:pPr>
         <w:spacing w:after="183" w:line="360" w:lineRule="auto"/>
-        <w:ind w:left="708" w:firstLine="0"/>
-        <w:jc w:val="left"/>
+        <w:ind w:left="0" w:firstLine="0"/>
         <w:rPr>
           <w:iCs/>
         </w:rPr>
@@ -5003,8 +4957,7 @@
     <w:p>
       <w:pPr>
         <w:spacing w:after="183" w:line="360" w:lineRule="auto"/>
-        <w:ind w:left="708" w:firstLine="0"/>
-        <w:jc w:val="left"/>
+        <w:ind w:left="0" w:firstLine="0"/>
         <w:rPr>
           <w:iCs/>
         </w:rPr>
@@ -5019,8 +4972,7 @@
     <w:p>
       <w:pPr>
         <w:spacing w:after="183" w:line="360" w:lineRule="auto"/>
-        <w:ind w:left="708" w:firstLine="0"/>
-        <w:jc w:val="left"/>
+        <w:ind w:left="0" w:firstLine="0"/>
         <w:rPr>
           <w:iCs/>
         </w:rPr>
@@ -5037,8 +4989,7 @@
     <w:p>
       <w:pPr>
         <w:spacing w:after="183" w:line="360" w:lineRule="auto"/>
-        <w:ind w:left="708" w:firstLine="0"/>
-        <w:jc w:val="left"/>
+        <w:ind w:left="0" w:firstLine="0"/>
         <w:rPr>
           <w:iCs/>
         </w:rPr>
@@ -5156,8 +5107,7 @@
     <w:p>
       <w:pPr>
         <w:spacing w:after="183" w:line="360" w:lineRule="auto"/>
-        <w:ind w:left="708" w:firstLine="0"/>
-        <w:jc w:val="left"/>
+        <w:ind w:left="0" w:firstLine="0"/>
         <w:rPr>
           <w:iCs/>
         </w:rPr>
@@ -5244,8 +5194,7 @@
     <w:p>
       <w:pPr>
         <w:spacing w:after="183" w:line="360" w:lineRule="auto"/>
-        <w:ind w:left="708" w:firstLine="0"/>
-        <w:jc w:val="left"/>
+        <w:ind w:left="0" w:firstLine="0"/>
         <w:rPr>
           <w:iCs/>
         </w:rPr>
@@ -5332,8 +5281,7 @@
     <w:p>
       <w:pPr>
         <w:spacing w:after="183" w:line="360" w:lineRule="auto"/>
-        <w:ind w:left="708" w:firstLine="0"/>
-        <w:jc w:val="left"/>
+        <w:ind w:left="0" w:firstLine="0"/>
         <w:rPr>
           <w:iCs/>
         </w:rPr>
@@ -5423,8 +5371,7 @@
     <w:p>
       <w:pPr>
         <w:spacing w:after="183" w:line="360" w:lineRule="auto"/>
-        <w:ind w:left="708" w:firstLine="0"/>
-        <w:jc w:val="left"/>
+        <w:ind w:left="0" w:firstLine="0"/>
         <w:rPr>
           <w:iCs/>
         </w:rPr>
@@ -5514,8 +5461,7 @@
     <w:p>
       <w:pPr>
         <w:spacing w:after="183" w:line="360" w:lineRule="auto"/>
-        <w:ind w:left="708" w:firstLine="0"/>
-        <w:jc w:val="left"/>
+        <w:ind w:left="0" w:firstLine="0"/>
         <w:rPr>
           <w:iCs/>
         </w:rPr>
@@ -5605,8 +5551,7 @@
     <w:p>
       <w:pPr>
         <w:spacing w:after="183" w:line="360" w:lineRule="auto"/>
-        <w:ind w:left="708" w:firstLine="0"/>
-        <w:jc w:val="left"/>
+        <w:ind w:left="0" w:firstLine="0"/>
         <w:rPr>
           <w:iCs/>
         </w:rPr>
@@ -5719,8 +5664,7 @@
     <w:p>
       <w:pPr>
         <w:spacing w:after="183" w:line="360" w:lineRule="auto"/>
-        <w:ind w:left="708" w:firstLine="0"/>
-        <w:jc w:val="left"/>
+        <w:ind w:left="0" w:firstLine="0"/>
         <w:rPr>
           <w:iCs/>
         </w:rPr>
@@ -5801,8 +5745,7 @@
     <w:p>
       <w:pPr>
         <w:spacing w:after="183" w:line="360" w:lineRule="auto"/>
-        <w:ind w:left="708" w:firstLine="0"/>
-        <w:jc w:val="left"/>
+        <w:ind w:left="0" w:firstLine="0"/>
         <w:rPr>
           <w:iCs/>
         </w:rPr>
@@ -5883,8 +5826,266 @@
     <w:p>
       <w:pPr>
         <w:spacing w:after="183" w:line="360" w:lineRule="auto"/>
-        <w:ind w:left="708" w:firstLine="0"/>
-        <w:jc w:val="left"/>
+        <w:ind w:left="0" w:firstLine="0"/>
+        <w:rPr>
+          <w:iCs/>
+        </w:rPr>
+      </w:pPr>
+      <w:proofErr w:type="spellStart"/>
+      <w:r>
+        <w:rPr>
+          <w:i/>
+          <w:iCs/>
+        </w:rPr>
+        <w:t>static</w:t>
+      </w:r>
+      <w:proofErr w:type="spellEnd"/>
+      <w:r>
+        <w:rPr>
+          <w:i/>
+          <w:iCs/>
+        </w:rPr>
+        <w:t xml:space="preserve"> Field </w:t>
+      </w:r>
+      <w:proofErr w:type="spellStart"/>
+      <w:proofErr w:type="gramStart"/>
+      <w:r>
+        <w:rPr>
+          <w:i/>
+          <w:iCs/>
+        </w:rPr>
+        <w:t>GenerateField</w:t>
+      </w:r>
+      <w:proofErr w:type="spellEnd"/>
+      <w:r>
+        <w:rPr>
+          <w:i/>
+          <w:iCs/>
+        </w:rPr>
+        <w:t>(</w:t>
+      </w:r>
+      <w:proofErr w:type="gramEnd"/>
+      <w:r>
+        <w:rPr>
+          <w:i/>
+          <w:iCs/>
+        </w:rPr>
+        <w:t>)</w:t>
+      </w:r>
+      <w:r>
+        <w:rPr>
+          <w:iCs/>
+        </w:rPr>
+        <w:t xml:space="preserve"> – статический метод, создающий типовую карту со стенами, клетками песка и болота.</w:t>
+      </w:r>
+    </w:p>
+    <w:p>
+      <w:pPr>
+        <w:spacing w:after="183" w:line="360" w:lineRule="auto"/>
+        <w:ind w:left="0" w:firstLine="0"/>
+        <w:rPr>
+          <w:iCs/>
+        </w:rPr>
+      </w:pPr>
+      <w:r>
+        <w:rPr>
+          <w:b/>
+          <w:bCs/>
+          <w:iCs/>
+        </w:rPr>
+        <w:t>Приватные поля:</w:t>
+      </w:r>
+    </w:p>
+    <w:p>
+      <w:pPr>
+        <w:spacing w:after="183" w:line="360" w:lineRule="auto"/>
+        <w:ind w:left="0" w:firstLine="0"/>
+        <w:rPr>
+          <w:iCs/>
+        </w:rPr>
+      </w:pPr>
+      <w:proofErr w:type="spellStart"/>
+      <w:r>
+        <w:rPr>
+          <w:i/>
+          <w:iCs/>
+        </w:rPr>
+        <w:t>int</w:t>
+      </w:r>
+      <w:proofErr w:type="spellEnd"/>
+      <w:r>
+        <w:rPr>
+          <w:i/>
+          <w:iCs/>
+        </w:rPr>
+        <w:t xml:space="preserve"> </w:t>
+      </w:r>
+      <w:proofErr w:type="spellStart"/>
+      <w:r>
+        <w:rPr>
+          <w:i/>
+          <w:iCs/>
+        </w:rPr>
+        <w:t>width</w:t>
+      </w:r>
+      <w:proofErr w:type="spellEnd"/>
+      <w:r>
+        <w:rPr>
+          <w:i/>
+          <w:iCs/>
+        </w:rPr>
+        <w:t>_</w:t>
+      </w:r>
+      <w:r>
+        <w:rPr>
+          <w:iCs/>
+        </w:rPr>
+        <w:t xml:space="preserve"> – ширина поля.</w:t>
+      </w:r>
+    </w:p>
+    <w:p>
+      <w:pPr>
+        <w:spacing w:after="183" w:line="360" w:lineRule="auto"/>
+        <w:ind w:left="0" w:firstLine="0"/>
+        <w:rPr>
+          <w:iCs/>
+        </w:rPr>
+      </w:pPr>
+      <w:proofErr w:type="spellStart"/>
+      <w:r>
+        <w:rPr>
+          <w:i/>
+          <w:iCs/>
+        </w:rPr>
+        <w:t>int</w:t>
+      </w:r>
+      <w:proofErr w:type="spellEnd"/>
+      <w:r>
+        <w:rPr>
+          <w:i/>
+          <w:iCs/>
+        </w:rPr>
+        <w:t xml:space="preserve"> </w:t>
+      </w:r>
+      <w:proofErr w:type="spellStart"/>
+      <w:r>
+        <w:rPr>
+          <w:i/>
+          <w:iCs/>
+        </w:rPr>
+        <w:t>height</w:t>
+      </w:r>
+      <w:proofErr w:type="spellEnd"/>
+      <w:r>
+        <w:rPr>
+          <w:i/>
+          <w:iCs/>
+        </w:rPr>
+        <w:t>_</w:t>
+      </w:r>
+      <w:r>
+        <w:rPr>
+          <w:iCs/>
+        </w:rPr>
+        <w:t xml:space="preserve"> – высота поля.</w:t>
+      </w:r>
+    </w:p>
+    <w:p>
+      <w:pPr>
+        <w:spacing w:after="183" w:line="360" w:lineRule="auto"/>
+        <w:ind w:left="0" w:firstLine="0"/>
+        <w:rPr>
+          <w:iCs/>
+          <w:lang w:val="en-US"/>
+        </w:rPr>
+      </w:pPr>
+      <w:proofErr w:type="gramStart"/>
+      <w:r>
+        <w:rPr>
+          <w:i/>
+          <w:iCs/>
+          <w:lang w:val="en-US"/>
+        </w:rPr>
+        <w:t>std::</w:t>
+      </w:r>
+      <w:proofErr w:type="gramEnd"/>
+      <w:r>
+        <w:rPr>
+          <w:i/>
+          <w:iCs/>
+          <w:lang w:val="en-US"/>
+        </w:rPr>
+        <w:t>vector&lt;</w:t>
+      </w:r>
+      <w:proofErr w:type="gramStart"/>
+      <w:r>
+        <w:rPr>
+          <w:i/>
+          <w:iCs/>
+          <w:lang w:val="en-US"/>
+        </w:rPr>
+        <w:t>std::</w:t>
+      </w:r>
+      <w:proofErr w:type="gramEnd"/>
+      <w:r>
+        <w:rPr>
+          <w:i/>
+          <w:iCs/>
+          <w:lang w:val="en-US"/>
+        </w:rPr>
+        <w:t>vector&lt;Cell&gt;&gt; grid_</w:t>
+      </w:r>
+      <w:r>
+        <w:rPr>
+          <w:iCs/>
+          <w:lang w:val="en-US"/>
+        </w:rPr>
+        <w:t xml:space="preserve"> – </w:t>
+      </w:r>
+      <w:r>
+        <w:rPr>
+          <w:iCs/>
+        </w:rPr>
+        <w:t>двумерный</w:t>
+      </w:r>
+      <w:r>
+        <w:rPr>
+          <w:iCs/>
+          <w:lang w:val="en-US"/>
+        </w:rPr>
+        <w:t xml:space="preserve"> </w:t>
+      </w:r>
+      <w:r>
+        <w:rPr>
+          <w:iCs/>
+        </w:rPr>
+        <w:t>массив</w:t>
+      </w:r>
+      <w:r>
+        <w:rPr>
+          <w:iCs/>
+          <w:lang w:val="en-US"/>
+        </w:rPr>
+        <w:t xml:space="preserve"> </w:t>
+      </w:r>
+      <w:r>
+        <w:rPr>
+          <w:iCs/>
+        </w:rPr>
+        <w:t>клеток</w:t>
+      </w:r>
+      <w:r>
+        <w:rPr>
+          <w:iCs/>
+          <w:lang w:val="en-US"/>
+        </w:rPr>
+        <w:t>.</w:t>
+      </w:r>
+    </w:p>
+    <w:p>
+      <w:pPr>
+        <w:spacing w:after="183" w:line="360" w:lineRule="auto"/>
+        <w:ind w:left="0" w:firstLine="0"/>
         <w:rPr>
           <w:iCs/>
         </w:rPr>
@@ -5904,45 +6105,162 @@
           <w:i/>
           <w:iCs/>
         </w:rPr>
-        <w:t xml:space="preserve"> Field </w:t>
-      </w:r>
-      <w:proofErr w:type="spellStart"/>
-      <w:proofErr w:type="gramStart"/>
-      <w:r>
-        <w:rPr>
-          <w:i/>
-          <w:iCs/>
-        </w:rPr>
-        <w:t>GenerateField</w:t>
-      </w:r>
-      <w:proofErr w:type="spellEnd"/>
-      <w:r>
-        <w:rPr>
-          <w:i/>
-          <w:iCs/>
-        </w:rPr>
-        <w:t>(</w:t>
-      </w:r>
-      <w:proofErr w:type="gramEnd"/>
-      <w:r>
-        <w:rPr>
-          <w:i/>
-          <w:iCs/>
-        </w:rPr>
-        <w:t>)</w:t>
-      </w:r>
-      <w:r>
-        <w:rPr>
-          <w:iCs/>
-        </w:rPr>
-        <w:t xml:space="preserve"> – статический метод, создающий типовую карту со стенами, клетками песка и болота.</w:t>
+        <w:t xml:space="preserve"> </w:t>
+      </w:r>
+      <w:proofErr w:type="spellStart"/>
+      <w:r>
+        <w:rPr>
+          <w:i/>
+          <w:iCs/>
+        </w:rPr>
+        <w:t>constexpr</w:t>
+      </w:r>
+      <w:proofErr w:type="spellEnd"/>
+      <w:r>
+        <w:rPr>
+          <w:i/>
+          <w:iCs/>
+        </w:rPr>
+        <w:t xml:space="preserve"> </w:t>
+      </w:r>
+      <w:proofErr w:type="spellStart"/>
+      <w:r>
+        <w:rPr>
+          <w:i/>
+          <w:iCs/>
+        </w:rPr>
+        <w:t>int</w:t>
+      </w:r>
+      <w:proofErr w:type="spellEnd"/>
+      <w:r>
+        <w:rPr>
+          <w:i/>
+          <w:iCs/>
+        </w:rPr>
+        <w:t xml:space="preserve"> </w:t>
+      </w:r>
+      <w:proofErr w:type="spellStart"/>
+      <w:r>
+        <w:rPr>
+          <w:i/>
+          <w:iCs/>
+        </w:rPr>
+        <w:t>kMinSize</w:t>
+      </w:r>
+      <w:proofErr w:type="spellEnd"/>
+      <w:r>
+        <w:rPr>
+          <w:iCs/>
+        </w:rPr>
+        <w:t xml:space="preserve"> – минимально допустимый размер поля.</w:t>
       </w:r>
     </w:p>
     <w:p>
       <w:pPr>
         <w:spacing w:after="183" w:line="360" w:lineRule="auto"/>
-        <w:ind w:left="708" w:firstLine="0"/>
-        <w:jc w:val="left"/>
+        <w:ind w:left="0" w:firstLine="0"/>
+        <w:rPr>
+          <w:iCs/>
+        </w:rPr>
+      </w:pPr>
+      <w:proofErr w:type="spellStart"/>
+      <w:r>
+        <w:rPr>
+          <w:i/>
+          <w:iCs/>
+        </w:rPr>
+        <w:t>static</w:t>
+      </w:r>
+      <w:proofErr w:type="spellEnd"/>
+      <w:r>
+        <w:rPr>
+          <w:i/>
+          <w:iCs/>
+        </w:rPr>
+        <w:t xml:space="preserve"> </w:t>
+      </w:r>
+      <w:proofErr w:type="spellStart"/>
+      <w:r>
+        <w:rPr>
+          <w:i/>
+          <w:iCs/>
+        </w:rPr>
+        <w:t>constexpr</w:t>
+      </w:r>
+      <w:proofErr w:type="spellEnd"/>
+      <w:r>
+        <w:rPr>
+          <w:i/>
+          <w:iCs/>
+        </w:rPr>
+        <w:t xml:space="preserve"> </w:t>
+      </w:r>
+      <w:proofErr w:type="spellStart"/>
+      <w:r>
+        <w:rPr>
+          <w:i/>
+          <w:iCs/>
+        </w:rPr>
+        <w:t>int</w:t>
+      </w:r>
+      <w:proofErr w:type="spellEnd"/>
+      <w:r>
+        <w:rPr>
+          <w:i/>
+          <w:iCs/>
+        </w:rPr>
+        <w:t xml:space="preserve"> </w:t>
+      </w:r>
+      <w:proofErr w:type="spellStart"/>
+      <w:r>
+        <w:rPr>
+          <w:i/>
+          <w:iCs/>
+        </w:rPr>
+        <w:t>kMaxSize</w:t>
+      </w:r>
+      <w:proofErr w:type="spellEnd"/>
+      <w:r>
+        <w:rPr>
+          <w:iCs/>
+        </w:rPr>
+        <w:t xml:space="preserve"> – максимально допустимый размер поля.</w:t>
+      </w:r>
+    </w:p>
+    <w:p>
+      <w:pPr>
+        <w:spacing w:after="183" w:line="360" w:lineRule="auto"/>
+        <w:ind w:left="0" w:firstLine="0"/>
+        <w:rPr>
+          <w:iCs/>
+        </w:rPr>
+      </w:pPr>
+      <w:r>
+        <w:rPr>
+          <w:iCs/>
+        </w:rPr>
+        <w:t xml:space="preserve">Класс </w:t>
+      </w:r>
+      <w:proofErr w:type="spellStart"/>
+      <w:r>
+        <w:rPr>
+          <w:i/>
+          <w:iCs/>
+        </w:rPr>
+        <w:t>Robot</w:t>
+      </w:r>
+      <w:proofErr w:type="spellEnd"/>
+      <w:r>
+        <w:rPr>
+          <w:iCs/>
+        </w:rPr>
+        <w:t xml:space="preserve"> – робот игрока или врага.</w:t>
+      </w:r>
+    </w:p>
+    <w:p>
+      <w:pPr>
+        <w:spacing w:after="183" w:line="360" w:lineRule="auto"/>
+        <w:ind w:left="0" w:firstLine="0"/>
         <w:rPr>
           <w:iCs/>
         </w:rPr>
@@ -5953,382 +6271,22 @@
           <w:bCs/>
           <w:iCs/>
         </w:rPr>
-        <w:t>Приватные поля:</w:t>
+        <w:t>Назначение класса:</w:t>
+      </w:r>
+      <w:r>
+        <w:rPr>
+          <w:iCs/>
+        </w:rPr>
+        <w:t xml:space="preserve"> связывает координаты на поле, принадлежность команде и характеристики робота, а также реализует взаимодействие с другими роботами и перемещение.</w:t>
       </w:r>
     </w:p>
     <w:p>
       <w:pPr>
         <w:spacing w:after="183" w:line="360" w:lineRule="auto"/>
-        <w:ind w:left="708" w:firstLine="0"/>
-        <w:jc w:val="left"/>
-        <w:rPr>
-          <w:iCs/>
-        </w:rPr>
-      </w:pPr>
-      <w:proofErr w:type="spellStart"/>
-      <w:r>
-        <w:rPr>
-          <w:i/>
-          <w:iCs/>
-        </w:rPr>
-        <w:t>int</w:t>
-      </w:r>
-      <w:proofErr w:type="spellEnd"/>
-      <w:r>
-        <w:rPr>
-          <w:i/>
-          <w:iCs/>
-        </w:rPr>
-        <w:t xml:space="preserve"> </w:t>
-      </w:r>
-      <w:proofErr w:type="spellStart"/>
-      <w:r>
-        <w:rPr>
-          <w:i/>
-          <w:iCs/>
-        </w:rPr>
-        <w:t>width</w:t>
-      </w:r>
-      <w:proofErr w:type="spellEnd"/>
-      <w:r>
-        <w:rPr>
-          <w:i/>
-          <w:iCs/>
-        </w:rPr>
-        <w:t>_</w:t>
-      </w:r>
-      <w:r>
-        <w:rPr>
-          <w:iCs/>
-        </w:rPr>
-        <w:t xml:space="preserve"> – ширина поля.</w:t>
-      </w:r>
-    </w:p>
-    <w:p>
-      <w:pPr>
-        <w:spacing w:after="183" w:line="360" w:lineRule="auto"/>
-        <w:ind w:left="708" w:firstLine="0"/>
-        <w:jc w:val="left"/>
-        <w:rPr>
-          <w:iCs/>
-        </w:rPr>
-      </w:pPr>
-      <w:proofErr w:type="spellStart"/>
-      <w:r>
-        <w:rPr>
-          <w:i/>
-          <w:iCs/>
-        </w:rPr>
-        <w:t>int</w:t>
-      </w:r>
-      <w:proofErr w:type="spellEnd"/>
-      <w:r>
-        <w:rPr>
-          <w:i/>
-          <w:iCs/>
-        </w:rPr>
-        <w:t xml:space="preserve"> </w:t>
-      </w:r>
-      <w:proofErr w:type="spellStart"/>
-      <w:r>
-        <w:rPr>
-          <w:i/>
-          <w:iCs/>
-        </w:rPr>
-        <w:t>height</w:t>
-      </w:r>
-      <w:proofErr w:type="spellEnd"/>
-      <w:r>
-        <w:rPr>
-          <w:i/>
-          <w:iCs/>
-        </w:rPr>
-        <w:t>_</w:t>
-      </w:r>
-      <w:r>
-        <w:rPr>
-          <w:iCs/>
-        </w:rPr>
-        <w:t xml:space="preserve"> – высота поля.</w:t>
-      </w:r>
-    </w:p>
-    <w:p>
-      <w:pPr>
-        <w:spacing w:after="183" w:line="360" w:lineRule="auto"/>
-        <w:ind w:left="708" w:firstLine="0"/>
-        <w:jc w:val="left"/>
-        <w:rPr>
-          <w:iCs/>
-          <w:lang w:val="en-US"/>
-        </w:rPr>
-      </w:pPr>
-      <w:proofErr w:type="gramStart"/>
-      <w:r>
-        <w:rPr>
-          <w:i/>
-          <w:iCs/>
-          <w:lang w:val="en-US"/>
-        </w:rPr>
-        <w:t>std::</w:t>
-      </w:r>
-      <w:proofErr w:type="gramEnd"/>
-      <w:r>
-        <w:rPr>
-          <w:i/>
-          <w:iCs/>
-          <w:lang w:val="en-US"/>
-        </w:rPr>
-        <w:t>vector&lt;</w:t>
-      </w:r>
-      <w:proofErr w:type="gramStart"/>
-      <w:r>
-        <w:rPr>
-          <w:i/>
-          <w:iCs/>
-          <w:lang w:val="en-US"/>
-        </w:rPr>
-        <w:t>std::</w:t>
-      </w:r>
-      <w:proofErr w:type="gramEnd"/>
-      <w:r>
-        <w:rPr>
-          <w:i/>
-          <w:iCs/>
-          <w:lang w:val="en-US"/>
-        </w:rPr>
-        <w:t>vector&lt;Cell&gt;&gt; grid_</w:t>
-      </w:r>
-      <w:r>
-        <w:rPr>
-          <w:iCs/>
-          <w:lang w:val="en-US"/>
-        </w:rPr>
-        <w:t xml:space="preserve"> – </w:t>
-      </w:r>
-      <w:r>
-        <w:rPr>
-          <w:iCs/>
-        </w:rPr>
-        <w:t>двумерный</w:t>
-      </w:r>
-      <w:r>
-        <w:rPr>
-          <w:iCs/>
-          <w:lang w:val="en-US"/>
-        </w:rPr>
-        <w:t xml:space="preserve"> </w:t>
-      </w:r>
-      <w:r>
-        <w:rPr>
-          <w:iCs/>
-        </w:rPr>
-        <w:t>массив</w:t>
-      </w:r>
-      <w:r>
-        <w:rPr>
-          <w:iCs/>
-          <w:lang w:val="en-US"/>
-        </w:rPr>
-        <w:t xml:space="preserve"> </w:t>
-      </w:r>
-      <w:r>
-        <w:rPr>
-          <w:iCs/>
-        </w:rPr>
-        <w:t>клеток</w:t>
-      </w:r>
-      <w:r>
-        <w:rPr>
-          <w:iCs/>
-          <w:lang w:val="en-US"/>
-        </w:rPr>
-        <w:t>.</w:t>
-      </w:r>
-    </w:p>
-    <w:p>
-      <w:pPr>
-        <w:spacing w:after="183" w:line="360" w:lineRule="auto"/>
-        <w:ind w:left="708" w:firstLine="0"/>
-        <w:jc w:val="left"/>
-        <w:rPr>
-          <w:iCs/>
-        </w:rPr>
-      </w:pPr>
-      <w:proofErr w:type="spellStart"/>
-      <w:r>
-        <w:rPr>
-          <w:i/>
-          <w:iCs/>
-        </w:rPr>
-        <w:t>static</w:t>
-      </w:r>
-      <w:proofErr w:type="spellEnd"/>
-      <w:r>
-        <w:rPr>
-          <w:i/>
-          <w:iCs/>
-        </w:rPr>
-        <w:t xml:space="preserve"> </w:t>
-      </w:r>
-      <w:proofErr w:type="spellStart"/>
-      <w:r>
-        <w:rPr>
-          <w:i/>
-          <w:iCs/>
-        </w:rPr>
-        <w:t>constexpr</w:t>
-      </w:r>
-      <w:proofErr w:type="spellEnd"/>
-      <w:r>
-        <w:rPr>
-          <w:i/>
-          <w:iCs/>
-        </w:rPr>
-        <w:t xml:space="preserve"> </w:t>
-      </w:r>
-      <w:proofErr w:type="spellStart"/>
-      <w:r>
-        <w:rPr>
-          <w:i/>
-          <w:iCs/>
-        </w:rPr>
-        <w:t>int</w:t>
-      </w:r>
-      <w:proofErr w:type="spellEnd"/>
-      <w:r>
-        <w:rPr>
-          <w:i/>
-          <w:iCs/>
-        </w:rPr>
-        <w:t xml:space="preserve"> </w:t>
-      </w:r>
-      <w:proofErr w:type="spellStart"/>
-      <w:r>
-        <w:rPr>
-          <w:i/>
-          <w:iCs/>
-        </w:rPr>
-        <w:t>kMinSize</w:t>
-      </w:r>
-      <w:proofErr w:type="spellEnd"/>
-      <w:r>
-        <w:rPr>
-          <w:iCs/>
-        </w:rPr>
-        <w:t xml:space="preserve"> – минимально допустимый размер поля.</w:t>
-      </w:r>
-    </w:p>
-    <w:p>
-      <w:pPr>
-        <w:spacing w:after="183" w:line="360" w:lineRule="auto"/>
-        <w:ind w:left="708" w:firstLine="0"/>
-        <w:jc w:val="left"/>
-        <w:rPr>
-          <w:iCs/>
-        </w:rPr>
-      </w:pPr>
-      <w:proofErr w:type="spellStart"/>
-      <w:r>
-        <w:rPr>
-          <w:i/>
-          <w:iCs/>
-        </w:rPr>
-        <w:t>static</w:t>
-      </w:r>
-      <w:proofErr w:type="spellEnd"/>
-      <w:r>
-        <w:rPr>
-          <w:i/>
-          <w:iCs/>
-        </w:rPr>
-        <w:t xml:space="preserve"> </w:t>
-      </w:r>
-      <w:proofErr w:type="spellStart"/>
-      <w:r>
-        <w:rPr>
-          <w:i/>
-          <w:iCs/>
-        </w:rPr>
-        <w:t>constexpr</w:t>
-      </w:r>
-      <w:proofErr w:type="spellEnd"/>
-      <w:r>
-        <w:rPr>
-          <w:i/>
-          <w:iCs/>
-        </w:rPr>
-        <w:t xml:space="preserve"> </w:t>
-      </w:r>
-      <w:proofErr w:type="spellStart"/>
-      <w:r>
-        <w:rPr>
-          <w:i/>
-          <w:iCs/>
-        </w:rPr>
-        <w:t>int</w:t>
-      </w:r>
-      <w:proofErr w:type="spellEnd"/>
-      <w:r>
-        <w:rPr>
-          <w:i/>
-          <w:iCs/>
-        </w:rPr>
-        <w:t xml:space="preserve"> </w:t>
-      </w:r>
-      <w:proofErr w:type="spellStart"/>
-      <w:r>
-        <w:rPr>
-          <w:i/>
-          <w:iCs/>
-        </w:rPr>
-        <w:t>kMaxSize</w:t>
-      </w:r>
-      <w:proofErr w:type="spellEnd"/>
-      <w:r>
-        <w:rPr>
-          <w:iCs/>
-        </w:rPr>
-        <w:t xml:space="preserve"> – максимально допустимый размер поля.</w:t>
-      </w:r>
-    </w:p>
-    <w:p>
-      <w:pPr>
-        <w:spacing w:after="183" w:line="360" w:lineRule="auto"/>
-        <w:ind w:left="708" w:firstLine="0"/>
-        <w:jc w:val="left"/>
-        <w:rPr>
-          <w:iCs/>
-        </w:rPr>
-      </w:pPr>
-      <w:r>
-        <w:rPr>
-          <w:iCs/>
-        </w:rPr>
-        <w:t xml:space="preserve">Класс </w:t>
-      </w:r>
-      <w:proofErr w:type="spellStart"/>
-      <w:r>
-        <w:rPr>
-          <w:i/>
-          <w:iCs/>
-        </w:rPr>
-        <w:t>Robot</w:t>
-      </w:r>
-      <w:proofErr w:type="spellEnd"/>
-      <w:r>
-        <w:rPr>
-          <w:iCs/>
-        </w:rPr>
-        <w:t xml:space="preserve"> – робот игрока или врага.</w:t>
-      </w:r>
-    </w:p>
-    <w:p>
-      <w:pPr>
-        <w:spacing w:after="183" w:line="360" w:lineRule="auto"/>
-        <w:ind w:left="708" w:firstLine="0"/>
-        <w:jc w:val="left"/>
-        <w:rPr>
-          <w:iCs/>
+        <w:ind w:left="0" w:firstLine="0"/>
+        <w:rPr>
+          <w:iCs/>
+          <w:lang w:val="en-US"/>
         </w:rPr>
       </w:pPr>
       <w:r>
@@ -6337,220 +6295,2605 @@
           <w:bCs/>
           <w:iCs/>
         </w:rPr>
-        <w:t>Назначение класса:</w:t>
-      </w:r>
-      <w:r>
-        <w:rPr>
-          <w:iCs/>
-        </w:rPr>
-        <w:t xml:space="preserve"> связывает координаты на поле, принадлежность команде и характеристики робота, а также реализует взаимодействие с другими роботами и перемещение.</w:t>
-      </w:r>
-    </w:p>
-    <w:p>
-      <w:pPr>
-        <w:spacing w:after="183" w:line="360" w:lineRule="auto"/>
-        <w:ind w:left="708" w:firstLine="0"/>
-        <w:jc w:val="left"/>
-        <w:rPr>
-          <w:iCs/>
-          <w:lang w:val="en-US"/>
-        </w:rPr>
-      </w:pPr>
+        <w:t>Публичные</w:t>
+      </w:r>
       <w:r>
         <w:rPr>
           <w:b/>
           <w:bCs/>
           <w:iCs/>
-        </w:rPr>
-        <w:t>Публичные</w:t>
+          <w:lang w:val="en-US"/>
+        </w:rPr>
+        <w:t xml:space="preserve"> </w:t>
       </w:r>
       <w:r>
         <w:rPr>
           <w:b/>
           <w:bCs/>
           <w:iCs/>
-          <w:lang w:val="en-US"/>
-        </w:rPr>
-        <w:t xml:space="preserve"> </w:t>
+        </w:rPr>
+        <w:t>методы</w:t>
       </w:r>
       <w:r>
         <w:rPr>
           <w:b/>
           <w:bCs/>
           <w:iCs/>
-        </w:rPr>
-        <w:t>методы</w:t>
-      </w:r>
+          <w:lang w:val="en-US"/>
+        </w:rPr>
+        <w:t>:</w:t>
+      </w:r>
+    </w:p>
+    <w:p>
+      <w:pPr>
+        <w:spacing w:after="183" w:line="360" w:lineRule="auto"/>
+        <w:ind w:left="0" w:firstLine="0"/>
+        <w:rPr>
+          <w:iCs/>
+          <w:lang w:val="en-US"/>
+        </w:rPr>
+      </w:pPr>
+      <w:proofErr w:type="gramStart"/>
+      <w:r>
+        <w:rPr>
+          <w:i/>
+          <w:iCs/>
+          <w:lang w:val="en-US"/>
+        </w:rPr>
+        <w:t>Robot(</w:t>
+      </w:r>
+      <w:proofErr w:type="gramEnd"/>
+      <w:r>
+        <w:rPr>
+          <w:i/>
+          <w:iCs/>
+          <w:lang w:val="en-US"/>
+        </w:rPr>
+        <w:t xml:space="preserve">int team, int </w:t>
+      </w:r>
+      <w:proofErr w:type="spellStart"/>
+      <w:r>
+        <w:rPr>
+          <w:i/>
+          <w:iCs/>
+          <w:lang w:val="en-US"/>
+        </w:rPr>
+        <w:t>max_health</w:t>
+      </w:r>
+      <w:proofErr w:type="spellEnd"/>
+      <w:r>
+        <w:rPr>
+          <w:i/>
+          <w:iCs/>
+          <w:lang w:val="en-US"/>
+        </w:rPr>
+        <w:t xml:space="preserve">, int damage, int </w:t>
+      </w:r>
+      <w:proofErr w:type="spellStart"/>
+      <w:r>
+        <w:rPr>
+          <w:i/>
+          <w:iCs/>
+          <w:lang w:val="en-US"/>
+        </w:rPr>
+        <w:t>max_energy</w:t>
+      </w:r>
+      <w:proofErr w:type="spellEnd"/>
+      <w:r>
+        <w:rPr>
+          <w:i/>
+          <w:iCs/>
+          <w:lang w:val="en-US"/>
+        </w:rPr>
+        <w:t xml:space="preserve">, int </w:t>
+      </w:r>
+      <w:proofErr w:type="spellStart"/>
+      <w:r>
+        <w:rPr>
+          <w:i/>
+          <w:iCs/>
+          <w:lang w:val="en-US"/>
+        </w:rPr>
+        <w:t>required_exp</w:t>
+      </w:r>
+      <w:proofErr w:type="spellEnd"/>
+      <w:r>
+        <w:rPr>
+          <w:i/>
+          <w:iCs/>
+          <w:lang w:val="en-US"/>
+        </w:rPr>
+        <w:t>, int x = 0, int y = 0, int speed = 1)</w:t>
+      </w:r>
+      <w:r>
+        <w:rPr>
+          <w:iCs/>
+          <w:lang w:val="en-US"/>
+        </w:rPr>
+        <w:t xml:space="preserve"> – </w:t>
+      </w:r>
+      <w:r>
+        <w:rPr>
+          <w:iCs/>
+        </w:rPr>
+        <w:t>создаёт</w:t>
+      </w:r>
+      <w:r>
+        <w:rPr>
+          <w:iCs/>
+          <w:lang w:val="en-US"/>
+        </w:rPr>
+        <w:t xml:space="preserve"> </w:t>
+      </w:r>
+      <w:r>
+        <w:rPr>
+          <w:iCs/>
+        </w:rPr>
+        <w:t>робота</w:t>
+      </w:r>
+      <w:r>
+        <w:rPr>
+          <w:iCs/>
+          <w:lang w:val="en-US"/>
+        </w:rPr>
+        <w:t xml:space="preserve"> </w:t>
+      </w:r>
+      <w:r>
+        <w:rPr>
+          <w:iCs/>
+        </w:rPr>
+        <w:t>по</w:t>
+      </w:r>
+      <w:r>
+        <w:rPr>
+          <w:iCs/>
+          <w:lang w:val="en-US"/>
+        </w:rPr>
+        <w:t xml:space="preserve"> </w:t>
+      </w:r>
+      <w:r>
+        <w:rPr>
+          <w:iCs/>
+        </w:rPr>
+        <w:t>заданным</w:t>
+      </w:r>
+      <w:r>
+        <w:rPr>
+          <w:iCs/>
+          <w:lang w:val="en-US"/>
+        </w:rPr>
+        <w:t xml:space="preserve"> </w:t>
+      </w:r>
+      <w:r>
+        <w:rPr>
+          <w:iCs/>
+        </w:rPr>
+        <w:t>параметрам</w:t>
+      </w:r>
+      <w:r>
+        <w:rPr>
+          <w:iCs/>
+          <w:lang w:val="en-US"/>
+        </w:rPr>
+        <w:t>.</w:t>
+      </w:r>
+    </w:p>
+    <w:p>
+      <w:pPr>
+        <w:spacing w:after="183" w:line="360" w:lineRule="auto"/>
+        <w:ind w:left="0" w:firstLine="0"/>
+        <w:rPr>
+          <w:iCs/>
+        </w:rPr>
+      </w:pPr>
+      <w:proofErr w:type="spellStart"/>
+      <w:r>
+        <w:rPr>
+          <w:i/>
+          <w:iCs/>
+        </w:rPr>
+        <w:t>int</w:t>
+      </w:r>
+      <w:proofErr w:type="spellEnd"/>
+      <w:r>
+        <w:rPr>
+          <w:i/>
+          <w:iCs/>
+        </w:rPr>
+        <w:t xml:space="preserve"> </w:t>
+      </w:r>
+      <w:proofErr w:type="spellStart"/>
+      <w:proofErr w:type="gramStart"/>
+      <w:r>
+        <w:rPr>
+          <w:i/>
+          <w:iCs/>
+        </w:rPr>
+        <w:t>GetTeam</w:t>
+      </w:r>
+      <w:proofErr w:type="spellEnd"/>
+      <w:r>
+        <w:rPr>
+          <w:i/>
+          <w:iCs/>
+        </w:rPr>
+        <w:t>(</w:t>
+      </w:r>
+      <w:proofErr w:type="gramEnd"/>
+      <w:r>
+        <w:rPr>
+          <w:i/>
+          <w:iCs/>
+        </w:rPr>
+        <w:t xml:space="preserve">) </w:t>
+      </w:r>
+      <w:proofErr w:type="spellStart"/>
+      <w:r>
+        <w:rPr>
+          <w:i/>
+          <w:iCs/>
+        </w:rPr>
+        <w:t>const</w:t>
+      </w:r>
+      <w:proofErr w:type="spellEnd"/>
+      <w:r>
+        <w:rPr>
+          <w:iCs/>
+        </w:rPr>
+        <w:t xml:space="preserve"> – метод доступа к приватному полю </w:t>
+      </w:r>
+      <w:proofErr w:type="spellStart"/>
+      <w:r>
+        <w:rPr>
+          <w:i/>
+          <w:iCs/>
+        </w:rPr>
+        <w:t>team</w:t>
+      </w:r>
+      <w:proofErr w:type="spellEnd"/>
+      <w:r>
+        <w:rPr>
+          <w:i/>
+          <w:iCs/>
+        </w:rPr>
+        <w:t>_</w:t>
+      </w:r>
+      <w:r>
+        <w:rPr>
+          <w:iCs/>
+        </w:rPr>
+        <w:t>.</w:t>
+      </w:r>
+    </w:p>
+    <w:p>
+      <w:pPr>
+        <w:spacing w:after="183" w:line="360" w:lineRule="auto"/>
+        <w:ind w:left="0" w:firstLine="0"/>
+        <w:rPr>
+          <w:iCs/>
+        </w:rPr>
+      </w:pPr>
+      <w:proofErr w:type="spellStart"/>
+      <w:r>
+        <w:rPr>
+          <w:i/>
+          <w:iCs/>
+        </w:rPr>
+        <w:t>int</w:t>
+      </w:r>
+      <w:proofErr w:type="spellEnd"/>
+      <w:r>
+        <w:rPr>
+          <w:i/>
+          <w:iCs/>
+        </w:rPr>
+        <w:t xml:space="preserve"> </w:t>
+      </w:r>
+      <w:proofErr w:type="spellStart"/>
+      <w:proofErr w:type="gramStart"/>
+      <w:r>
+        <w:rPr>
+          <w:i/>
+          <w:iCs/>
+        </w:rPr>
+        <w:t>GetX</w:t>
+      </w:r>
+      <w:proofErr w:type="spellEnd"/>
+      <w:r>
+        <w:rPr>
+          <w:i/>
+          <w:iCs/>
+        </w:rPr>
+        <w:t>(</w:t>
+      </w:r>
+      <w:proofErr w:type="gramEnd"/>
+      <w:r>
+        <w:rPr>
+          <w:i/>
+          <w:iCs/>
+        </w:rPr>
+        <w:t xml:space="preserve">) </w:t>
+      </w:r>
+      <w:proofErr w:type="spellStart"/>
+      <w:r>
+        <w:rPr>
+          <w:i/>
+          <w:iCs/>
+        </w:rPr>
+        <w:t>const</w:t>
+      </w:r>
+      <w:proofErr w:type="spellEnd"/>
+      <w:r>
+        <w:rPr>
+          <w:iCs/>
+        </w:rPr>
+        <w:t xml:space="preserve"> – метод доступа к приватному полю </w:t>
+      </w:r>
+      <w:r>
+        <w:rPr>
+          <w:i/>
+          <w:iCs/>
+        </w:rPr>
+        <w:t>x_</w:t>
+      </w:r>
+      <w:r>
+        <w:rPr>
+          <w:iCs/>
+        </w:rPr>
+        <w:t>.</w:t>
+      </w:r>
+    </w:p>
+    <w:p>
+      <w:pPr>
+        <w:spacing w:after="183" w:line="360" w:lineRule="auto"/>
+        <w:ind w:left="0" w:firstLine="0"/>
+        <w:rPr>
+          <w:iCs/>
+        </w:rPr>
+      </w:pPr>
+      <w:proofErr w:type="spellStart"/>
+      <w:r>
+        <w:rPr>
+          <w:i/>
+          <w:iCs/>
+        </w:rPr>
+        <w:t>int</w:t>
+      </w:r>
+      <w:proofErr w:type="spellEnd"/>
+      <w:r>
+        <w:rPr>
+          <w:i/>
+          <w:iCs/>
+        </w:rPr>
+        <w:t xml:space="preserve"> </w:t>
+      </w:r>
+      <w:proofErr w:type="spellStart"/>
+      <w:proofErr w:type="gramStart"/>
+      <w:r>
+        <w:rPr>
+          <w:i/>
+          <w:iCs/>
+        </w:rPr>
+        <w:t>GetY</w:t>
+      </w:r>
+      <w:proofErr w:type="spellEnd"/>
+      <w:r>
+        <w:rPr>
+          <w:i/>
+          <w:iCs/>
+        </w:rPr>
+        <w:t>(</w:t>
+      </w:r>
+      <w:proofErr w:type="gramEnd"/>
+      <w:r>
+        <w:rPr>
+          <w:i/>
+          <w:iCs/>
+        </w:rPr>
+        <w:t xml:space="preserve">) </w:t>
+      </w:r>
+      <w:proofErr w:type="spellStart"/>
+      <w:r>
+        <w:rPr>
+          <w:i/>
+          <w:iCs/>
+        </w:rPr>
+        <w:t>const</w:t>
+      </w:r>
+      <w:proofErr w:type="spellEnd"/>
+      <w:r>
+        <w:rPr>
+          <w:iCs/>
+        </w:rPr>
+        <w:t xml:space="preserve"> – метод доступа к приватному полю </w:t>
+      </w:r>
+      <w:r>
+        <w:rPr>
+          <w:i/>
+          <w:iCs/>
+        </w:rPr>
+        <w:t>y_</w:t>
+      </w:r>
+      <w:r>
+        <w:rPr>
+          <w:iCs/>
+        </w:rPr>
+        <w:t>.</w:t>
+      </w:r>
+    </w:p>
+    <w:p>
+      <w:pPr>
+        <w:spacing w:after="183" w:line="360" w:lineRule="auto"/>
+        <w:ind w:left="0" w:firstLine="0"/>
+        <w:rPr>
+          <w:iCs/>
+          <w:lang w:val="en-US"/>
+        </w:rPr>
+      </w:pPr>
+      <w:r>
+        <w:rPr>
+          <w:i/>
+          <w:iCs/>
+          <w:lang w:val="en-US"/>
+        </w:rPr>
+        <w:t xml:space="preserve">int </w:t>
+      </w:r>
+      <w:proofErr w:type="spellStart"/>
+      <w:proofErr w:type="gramStart"/>
+      <w:r>
+        <w:rPr>
+          <w:i/>
+          <w:iCs/>
+          <w:lang w:val="en-US"/>
+        </w:rPr>
+        <w:t>GetHealth</w:t>
+      </w:r>
+      <w:proofErr w:type="spellEnd"/>
+      <w:r>
+        <w:rPr>
+          <w:i/>
+          <w:iCs/>
+          <w:lang w:val="en-US"/>
+        </w:rPr>
+        <w:t>(</w:t>
+      </w:r>
+      <w:proofErr w:type="gramEnd"/>
+      <w:r>
+        <w:rPr>
+          <w:i/>
+          <w:iCs/>
+          <w:lang w:val="en-US"/>
+        </w:rPr>
+        <w:t>) const</w:t>
+      </w:r>
+      <w:r>
+        <w:rPr>
+          <w:iCs/>
+          <w:lang w:val="en-US"/>
+        </w:rPr>
+        <w:t xml:space="preserve"> – </w:t>
+      </w:r>
+      <w:r>
+        <w:rPr>
+          <w:iCs/>
+        </w:rPr>
+        <w:t>метод</w:t>
+      </w:r>
+      <w:r>
+        <w:rPr>
+          <w:iCs/>
+          <w:lang w:val="en-US"/>
+        </w:rPr>
+        <w:t xml:space="preserve"> </w:t>
+      </w:r>
+      <w:r>
+        <w:rPr>
+          <w:iCs/>
+        </w:rPr>
+        <w:t>доступа</w:t>
+      </w:r>
+      <w:r>
+        <w:rPr>
+          <w:iCs/>
+          <w:lang w:val="en-US"/>
+        </w:rPr>
+        <w:t xml:space="preserve"> </w:t>
+      </w:r>
+      <w:r>
+        <w:rPr>
+          <w:iCs/>
+        </w:rPr>
+        <w:t>к</w:t>
+      </w:r>
+      <w:r>
+        <w:rPr>
+          <w:iCs/>
+          <w:lang w:val="en-US"/>
+        </w:rPr>
+        <w:t xml:space="preserve"> </w:t>
+      </w:r>
+      <w:r>
+        <w:rPr>
+          <w:iCs/>
+        </w:rPr>
+        <w:t>приватному</w:t>
+      </w:r>
+      <w:r>
+        <w:rPr>
+          <w:iCs/>
+          <w:lang w:val="en-US"/>
+        </w:rPr>
+        <w:t xml:space="preserve"> </w:t>
+      </w:r>
+      <w:r>
+        <w:rPr>
+          <w:iCs/>
+        </w:rPr>
+        <w:t>полю</w:t>
+      </w:r>
+      <w:r>
+        <w:rPr>
+          <w:iCs/>
+          <w:lang w:val="en-US"/>
+        </w:rPr>
+        <w:t xml:space="preserve"> </w:t>
+      </w:r>
+      <w:proofErr w:type="spellStart"/>
+      <w:r>
+        <w:rPr>
+          <w:i/>
+          <w:iCs/>
+          <w:lang w:val="en-US"/>
+        </w:rPr>
+        <w:t>current_health</w:t>
+      </w:r>
+      <w:proofErr w:type="spellEnd"/>
+      <w:r>
+        <w:rPr>
+          <w:i/>
+          <w:iCs/>
+          <w:lang w:val="en-US"/>
+        </w:rPr>
+        <w:t>_</w:t>
+      </w:r>
+      <w:r>
+        <w:rPr>
+          <w:iCs/>
+          <w:lang w:val="en-US"/>
+        </w:rPr>
+        <w:t>.</w:t>
+      </w:r>
+    </w:p>
+    <w:p>
+      <w:pPr>
+        <w:spacing w:after="183" w:line="360" w:lineRule="auto"/>
+        <w:ind w:left="0" w:firstLine="0"/>
+        <w:rPr>
+          <w:iCs/>
+          <w:lang w:val="en-US"/>
+        </w:rPr>
+      </w:pPr>
+      <w:r>
+        <w:rPr>
+          <w:i/>
+          <w:iCs/>
+          <w:lang w:val="en-US"/>
+        </w:rPr>
+        <w:t xml:space="preserve">int </w:t>
+      </w:r>
+      <w:proofErr w:type="spellStart"/>
+      <w:proofErr w:type="gramStart"/>
+      <w:r>
+        <w:rPr>
+          <w:i/>
+          <w:iCs/>
+          <w:lang w:val="en-US"/>
+        </w:rPr>
+        <w:t>GetMaxHealth</w:t>
+      </w:r>
+      <w:proofErr w:type="spellEnd"/>
+      <w:r>
+        <w:rPr>
+          <w:i/>
+          <w:iCs/>
+          <w:lang w:val="en-US"/>
+        </w:rPr>
+        <w:t>(</w:t>
+      </w:r>
+      <w:proofErr w:type="gramEnd"/>
+      <w:r>
+        <w:rPr>
+          <w:i/>
+          <w:iCs/>
+          <w:lang w:val="en-US"/>
+        </w:rPr>
+        <w:t>) const</w:t>
+      </w:r>
+      <w:r>
+        <w:rPr>
+          <w:iCs/>
+          <w:lang w:val="en-US"/>
+        </w:rPr>
+        <w:t xml:space="preserve"> – </w:t>
+      </w:r>
+      <w:r>
+        <w:rPr>
+          <w:iCs/>
+        </w:rPr>
+        <w:t>метод</w:t>
+      </w:r>
+      <w:r>
+        <w:rPr>
+          <w:iCs/>
+          <w:lang w:val="en-US"/>
+        </w:rPr>
+        <w:t xml:space="preserve"> </w:t>
+      </w:r>
+      <w:r>
+        <w:rPr>
+          <w:iCs/>
+        </w:rPr>
+        <w:t>доступа</w:t>
+      </w:r>
+      <w:r>
+        <w:rPr>
+          <w:iCs/>
+          <w:lang w:val="en-US"/>
+        </w:rPr>
+        <w:t xml:space="preserve"> </w:t>
+      </w:r>
+      <w:r>
+        <w:rPr>
+          <w:iCs/>
+        </w:rPr>
+        <w:t>к</w:t>
+      </w:r>
+      <w:r>
+        <w:rPr>
+          <w:iCs/>
+          <w:lang w:val="en-US"/>
+        </w:rPr>
+        <w:t xml:space="preserve"> </w:t>
+      </w:r>
+      <w:r>
+        <w:rPr>
+          <w:iCs/>
+        </w:rPr>
+        <w:t>приватному</w:t>
+      </w:r>
+      <w:r>
+        <w:rPr>
+          <w:iCs/>
+          <w:lang w:val="en-US"/>
+        </w:rPr>
+        <w:t xml:space="preserve"> </w:t>
+      </w:r>
+      <w:r>
+        <w:rPr>
+          <w:iCs/>
+        </w:rPr>
+        <w:t>полю</w:t>
+      </w:r>
+      <w:r>
+        <w:rPr>
+          <w:iCs/>
+          <w:lang w:val="en-US"/>
+        </w:rPr>
+        <w:t xml:space="preserve"> </w:t>
+      </w:r>
+      <w:proofErr w:type="spellStart"/>
+      <w:r>
+        <w:rPr>
+          <w:i/>
+          <w:iCs/>
+          <w:lang w:val="en-US"/>
+        </w:rPr>
+        <w:t>max_health</w:t>
+      </w:r>
+      <w:proofErr w:type="spellEnd"/>
+      <w:r>
+        <w:rPr>
+          <w:i/>
+          <w:iCs/>
+          <w:lang w:val="en-US"/>
+        </w:rPr>
+        <w:t>_</w:t>
+      </w:r>
+      <w:r>
+        <w:rPr>
+          <w:iCs/>
+          <w:lang w:val="en-US"/>
+        </w:rPr>
+        <w:t>.</w:t>
+      </w:r>
+    </w:p>
+    <w:p>
+      <w:pPr>
+        <w:spacing w:after="183" w:line="360" w:lineRule="auto"/>
+        <w:ind w:left="0" w:firstLine="0"/>
+        <w:rPr>
+          <w:iCs/>
+        </w:rPr>
+      </w:pPr>
+      <w:proofErr w:type="spellStart"/>
+      <w:r>
+        <w:rPr>
+          <w:i/>
+          <w:iCs/>
+        </w:rPr>
+        <w:t>int</w:t>
+      </w:r>
+      <w:proofErr w:type="spellEnd"/>
+      <w:r>
+        <w:rPr>
+          <w:i/>
+          <w:iCs/>
+        </w:rPr>
+        <w:t xml:space="preserve"> </w:t>
+      </w:r>
+      <w:proofErr w:type="spellStart"/>
+      <w:proofErr w:type="gramStart"/>
+      <w:r>
+        <w:rPr>
+          <w:i/>
+          <w:iCs/>
+        </w:rPr>
+        <w:t>GetDamage</w:t>
+      </w:r>
+      <w:proofErr w:type="spellEnd"/>
+      <w:r>
+        <w:rPr>
+          <w:i/>
+          <w:iCs/>
+        </w:rPr>
+        <w:t>(</w:t>
+      </w:r>
+      <w:proofErr w:type="gramEnd"/>
+      <w:r>
+        <w:rPr>
+          <w:i/>
+          <w:iCs/>
+        </w:rPr>
+        <w:t xml:space="preserve">) </w:t>
+      </w:r>
+      <w:proofErr w:type="spellStart"/>
+      <w:r>
+        <w:rPr>
+          <w:i/>
+          <w:iCs/>
+        </w:rPr>
+        <w:t>const</w:t>
+      </w:r>
+      <w:proofErr w:type="spellEnd"/>
+      <w:r>
+        <w:rPr>
+          <w:iCs/>
+        </w:rPr>
+        <w:t xml:space="preserve"> – метод доступа к приватному полю </w:t>
+      </w:r>
+      <w:proofErr w:type="spellStart"/>
+      <w:r>
+        <w:rPr>
+          <w:i/>
+          <w:iCs/>
+        </w:rPr>
+        <w:t>damage</w:t>
+      </w:r>
+      <w:proofErr w:type="spellEnd"/>
+      <w:r>
+        <w:rPr>
+          <w:i/>
+          <w:iCs/>
+        </w:rPr>
+        <w:t>_</w:t>
+      </w:r>
+      <w:r>
+        <w:rPr>
+          <w:iCs/>
+        </w:rPr>
+        <w:t>.</w:t>
+      </w:r>
+    </w:p>
+    <w:p>
+      <w:pPr>
+        <w:spacing w:after="183" w:line="360" w:lineRule="auto"/>
+        <w:ind w:left="0" w:firstLine="0"/>
+        <w:rPr>
+          <w:iCs/>
+        </w:rPr>
+      </w:pPr>
+      <w:proofErr w:type="spellStart"/>
+      <w:r>
+        <w:rPr>
+          <w:i/>
+          <w:iCs/>
+        </w:rPr>
+        <w:t>int</w:t>
+      </w:r>
+      <w:proofErr w:type="spellEnd"/>
+      <w:r>
+        <w:rPr>
+          <w:i/>
+          <w:iCs/>
+        </w:rPr>
+        <w:t xml:space="preserve"> </w:t>
+      </w:r>
+      <w:proofErr w:type="spellStart"/>
+      <w:proofErr w:type="gramStart"/>
+      <w:r>
+        <w:rPr>
+          <w:i/>
+          <w:iCs/>
+        </w:rPr>
+        <w:t>GetEnergy</w:t>
+      </w:r>
+      <w:proofErr w:type="spellEnd"/>
+      <w:r>
+        <w:rPr>
+          <w:i/>
+          <w:iCs/>
+        </w:rPr>
+        <w:t>(</w:t>
+      </w:r>
+      <w:proofErr w:type="gramEnd"/>
+      <w:r>
+        <w:rPr>
+          <w:i/>
+          <w:iCs/>
+        </w:rPr>
+        <w:t xml:space="preserve">) </w:t>
+      </w:r>
+      <w:proofErr w:type="spellStart"/>
+      <w:r>
+        <w:rPr>
+          <w:i/>
+          <w:iCs/>
+        </w:rPr>
+        <w:t>const</w:t>
+      </w:r>
+      <w:proofErr w:type="spellEnd"/>
+      <w:r>
+        <w:rPr>
+          <w:iCs/>
+        </w:rPr>
+        <w:t xml:space="preserve"> – метод доступа к приватному полю </w:t>
+      </w:r>
+      <w:proofErr w:type="spellStart"/>
+      <w:r>
+        <w:rPr>
+          <w:i/>
+          <w:iCs/>
+        </w:rPr>
+        <w:t>current_energy</w:t>
+      </w:r>
+      <w:proofErr w:type="spellEnd"/>
+      <w:r>
+        <w:rPr>
+          <w:i/>
+          <w:iCs/>
+        </w:rPr>
+        <w:t>_</w:t>
+      </w:r>
+      <w:r>
+        <w:rPr>
+          <w:iCs/>
+        </w:rPr>
+        <w:t>.</w:t>
+      </w:r>
+    </w:p>
+    <w:p>
+      <w:pPr>
+        <w:spacing w:after="183" w:line="360" w:lineRule="auto"/>
+        <w:ind w:left="0" w:firstLine="0"/>
+        <w:rPr>
+          <w:iCs/>
+        </w:rPr>
+      </w:pPr>
+      <w:proofErr w:type="spellStart"/>
+      <w:r>
+        <w:rPr>
+          <w:i/>
+          <w:iCs/>
+        </w:rPr>
+        <w:t>int</w:t>
+      </w:r>
+      <w:proofErr w:type="spellEnd"/>
+      <w:r>
+        <w:rPr>
+          <w:i/>
+          <w:iCs/>
+        </w:rPr>
+        <w:t xml:space="preserve"> </w:t>
+      </w:r>
+      <w:proofErr w:type="spellStart"/>
+      <w:proofErr w:type="gramStart"/>
+      <w:r>
+        <w:rPr>
+          <w:i/>
+          <w:iCs/>
+        </w:rPr>
+        <w:t>GetMaxEnergy</w:t>
+      </w:r>
+      <w:proofErr w:type="spellEnd"/>
+      <w:r>
+        <w:rPr>
+          <w:i/>
+          <w:iCs/>
+        </w:rPr>
+        <w:t>(</w:t>
+      </w:r>
+      <w:proofErr w:type="gramEnd"/>
+      <w:r>
+        <w:rPr>
+          <w:i/>
+          <w:iCs/>
+        </w:rPr>
+        <w:t xml:space="preserve">) </w:t>
+      </w:r>
+      <w:proofErr w:type="spellStart"/>
+      <w:r>
+        <w:rPr>
+          <w:i/>
+          <w:iCs/>
+        </w:rPr>
+        <w:t>const</w:t>
+      </w:r>
+      <w:proofErr w:type="spellEnd"/>
+      <w:r>
+        <w:rPr>
+          <w:iCs/>
+        </w:rPr>
+        <w:t xml:space="preserve"> – метод доступа к приватному полю </w:t>
+      </w:r>
+      <w:proofErr w:type="spellStart"/>
+      <w:r>
+        <w:rPr>
+          <w:i/>
+          <w:iCs/>
+        </w:rPr>
+        <w:t>max_energy</w:t>
+      </w:r>
+      <w:proofErr w:type="spellEnd"/>
+      <w:r>
+        <w:rPr>
+          <w:i/>
+          <w:iCs/>
+        </w:rPr>
+        <w:t>_</w:t>
+      </w:r>
+      <w:r>
+        <w:rPr>
+          <w:iCs/>
+        </w:rPr>
+        <w:t>.</w:t>
+      </w:r>
+    </w:p>
+    <w:p>
+      <w:pPr>
+        <w:spacing w:after="183" w:line="360" w:lineRule="auto"/>
+        <w:ind w:left="0" w:firstLine="0"/>
+        <w:rPr>
+          <w:iCs/>
+        </w:rPr>
+      </w:pPr>
+      <w:proofErr w:type="spellStart"/>
+      <w:r>
+        <w:rPr>
+          <w:i/>
+          <w:iCs/>
+        </w:rPr>
+        <w:t>int</w:t>
+      </w:r>
+      <w:proofErr w:type="spellEnd"/>
+      <w:r>
+        <w:rPr>
+          <w:i/>
+          <w:iCs/>
+        </w:rPr>
+        <w:t xml:space="preserve"> </w:t>
+      </w:r>
+      <w:proofErr w:type="spellStart"/>
+      <w:proofErr w:type="gramStart"/>
+      <w:r>
+        <w:rPr>
+          <w:i/>
+          <w:iCs/>
+        </w:rPr>
+        <w:t>GetExp</w:t>
+      </w:r>
+      <w:proofErr w:type="spellEnd"/>
+      <w:r>
+        <w:rPr>
+          <w:i/>
+          <w:iCs/>
+        </w:rPr>
+        <w:t>(</w:t>
+      </w:r>
+      <w:proofErr w:type="gramEnd"/>
+      <w:r>
+        <w:rPr>
+          <w:i/>
+          <w:iCs/>
+        </w:rPr>
+        <w:t xml:space="preserve">) </w:t>
+      </w:r>
+      <w:proofErr w:type="spellStart"/>
+      <w:r>
+        <w:rPr>
+          <w:i/>
+          <w:iCs/>
+        </w:rPr>
+        <w:t>const</w:t>
+      </w:r>
+      <w:proofErr w:type="spellEnd"/>
+      <w:r>
+        <w:rPr>
+          <w:iCs/>
+        </w:rPr>
+        <w:t xml:space="preserve"> – метод доступа к приватному полю </w:t>
+      </w:r>
+      <w:proofErr w:type="spellStart"/>
+      <w:r>
+        <w:rPr>
+          <w:i/>
+          <w:iCs/>
+        </w:rPr>
+        <w:t>current_exp</w:t>
+      </w:r>
+      <w:proofErr w:type="spellEnd"/>
+      <w:r>
+        <w:rPr>
+          <w:i/>
+          <w:iCs/>
+        </w:rPr>
+        <w:t>_</w:t>
+      </w:r>
+      <w:r>
+        <w:rPr>
+          <w:iCs/>
+        </w:rPr>
+        <w:t>.</w:t>
+      </w:r>
+    </w:p>
+    <w:p>
+      <w:pPr>
+        <w:spacing w:after="183" w:line="360" w:lineRule="auto"/>
+        <w:ind w:left="0" w:firstLine="0"/>
+        <w:rPr>
+          <w:iCs/>
+        </w:rPr>
+      </w:pPr>
+      <w:proofErr w:type="spellStart"/>
+      <w:r>
+        <w:rPr>
+          <w:i/>
+          <w:iCs/>
+        </w:rPr>
+        <w:t>int</w:t>
+      </w:r>
+      <w:proofErr w:type="spellEnd"/>
+      <w:r>
+        <w:rPr>
+          <w:i/>
+          <w:iCs/>
+        </w:rPr>
+        <w:t xml:space="preserve"> </w:t>
+      </w:r>
+      <w:proofErr w:type="spellStart"/>
+      <w:proofErr w:type="gramStart"/>
+      <w:r>
+        <w:rPr>
+          <w:i/>
+          <w:iCs/>
+        </w:rPr>
+        <w:t>GetRequiredExp</w:t>
+      </w:r>
+      <w:proofErr w:type="spellEnd"/>
+      <w:r>
+        <w:rPr>
+          <w:i/>
+          <w:iCs/>
+        </w:rPr>
+        <w:t>(</w:t>
+      </w:r>
+      <w:proofErr w:type="gramEnd"/>
+      <w:r>
+        <w:rPr>
+          <w:i/>
+          <w:iCs/>
+        </w:rPr>
+        <w:t xml:space="preserve">) </w:t>
+      </w:r>
+      <w:proofErr w:type="spellStart"/>
+      <w:r>
+        <w:rPr>
+          <w:i/>
+          <w:iCs/>
+        </w:rPr>
+        <w:t>const</w:t>
+      </w:r>
+      <w:proofErr w:type="spellEnd"/>
+      <w:r>
+        <w:rPr>
+          <w:iCs/>
+        </w:rPr>
+        <w:t xml:space="preserve"> – метод доступа к приватному полю </w:t>
+      </w:r>
+      <w:proofErr w:type="spellStart"/>
+      <w:r>
+        <w:rPr>
+          <w:i/>
+          <w:iCs/>
+        </w:rPr>
+        <w:t>required_exp</w:t>
+      </w:r>
+      <w:proofErr w:type="spellEnd"/>
+      <w:r>
+        <w:rPr>
+          <w:i/>
+          <w:iCs/>
+        </w:rPr>
+        <w:t>_</w:t>
+      </w:r>
+      <w:r>
+        <w:rPr>
+          <w:iCs/>
+        </w:rPr>
+        <w:t>.</w:t>
+      </w:r>
+    </w:p>
+    <w:p>
+      <w:pPr>
+        <w:spacing w:after="183" w:line="360" w:lineRule="auto"/>
+        <w:ind w:left="0" w:firstLine="0"/>
+        <w:rPr>
+          <w:iCs/>
+        </w:rPr>
+      </w:pPr>
+      <w:proofErr w:type="spellStart"/>
+      <w:r>
+        <w:rPr>
+          <w:i/>
+          <w:iCs/>
+        </w:rPr>
+        <w:t>int</w:t>
+      </w:r>
+      <w:proofErr w:type="spellEnd"/>
+      <w:r>
+        <w:rPr>
+          <w:i/>
+          <w:iCs/>
+        </w:rPr>
+        <w:t xml:space="preserve"> </w:t>
+      </w:r>
+      <w:proofErr w:type="spellStart"/>
+      <w:proofErr w:type="gramStart"/>
+      <w:r>
+        <w:rPr>
+          <w:i/>
+          <w:iCs/>
+        </w:rPr>
+        <w:t>GetRank</w:t>
+      </w:r>
+      <w:proofErr w:type="spellEnd"/>
+      <w:r>
+        <w:rPr>
+          <w:i/>
+          <w:iCs/>
+        </w:rPr>
+        <w:t>(</w:t>
+      </w:r>
+      <w:proofErr w:type="gramEnd"/>
+      <w:r>
+        <w:rPr>
+          <w:i/>
+          <w:iCs/>
+        </w:rPr>
+        <w:t xml:space="preserve">) </w:t>
+      </w:r>
+      <w:proofErr w:type="spellStart"/>
+      <w:r>
+        <w:rPr>
+          <w:i/>
+          <w:iCs/>
+        </w:rPr>
+        <w:t>const</w:t>
+      </w:r>
+      <w:proofErr w:type="spellEnd"/>
+      <w:r>
+        <w:rPr>
+          <w:iCs/>
+        </w:rPr>
+        <w:t xml:space="preserve"> – метод доступа к приватному полю </w:t>
+      </w:r>
+      <w:proofErr w:type="spellStart"/>
+      <w:r>
+        <w:rPr>
+          <w:i/>
+          <w:iCs/>
+        </w:rPr>
+        <w:t>rank</w:t>
+      </w:r>
+      <w:proofErr w:type="spellEnd"/>
+      <w:r>
+        <w:rPr>
+          <w:i/>
+          <w:iCs/>
+        </w:rPr>
+        <w:t>_</w:t>
+      </w:r>
+      <w:r>
+        <w:rPr>
+          <w:iCs/>
+        </w:rPr>
+        <w:t>.</w:t>
+      </w:r>
+    </w:p>
+    <w:p>
+      <w:pPr>
+        <w:spacing w:after="183" w:line="360" w:lineRule="auto"/>
+        <w:ind w:left="0" w:firstLine="0"/>
+        <w:rPr>
+          <w:iCs/>
+        </w:rPr>
+      </w:pPr>
+      <w:proofErr w:type="spellStart"/>
+      <w:r>
+        <w:rPr>
+          <w:i/>
+          <w:iCs/>
+        </w:rPr>
+        <w:t>int</w:t>
+      </w:r>
+      <w:proofErr w:type="spellEnd"/>
+      <w:r>
+        <w:rPr>
+          <w:i/>
+          <w:iCs/>
+        </w:rPr>
+        <w:t xml:space="preserve"> </w:t>
+      </w:r>
+      <w:proofErr w:type="spellStart"/>
+      <w:proofErr w:type="gramStart"/>
+      <w:r>
+        <w:rPr>
+          <w:i/>
+          <w:iCs/>
+        </w:rPr>
+        <w:t>GetSpeed</w:t>
+      </w:r>
+      <w:proofErr w:type="spellEnd"/>
+      <w:r>
+        <w:rPr>
+          <w:i/>
+          <w:iCs/>
+        </w:rPr>
+        <w:t>(</w:t>
+      </w:r>
+      <w:proofErr w:type="gramEnd"/>
+      <w:r>
+        <w:rPr>
+          <w:i/>
+          <w:iCs/>
+        </w:rPr>
+        <w:t xml:space="preserve">) </w:t>
+      </w:r>
+      <w:proofErr w:type="spellStart"/>
+      <w:r>
+        <w:rPr>
+          <w:i/>
+          <w:iCs/>
+        </w:rPr>
+        <w:t>const</w:t>
+      </w:r>
+      <w:proofErr w:type="spellEnd"/>
+      <w:r>
+        <w:rPr>
+          <w:iCs/>
+        </w:rPr>
+        <w:t xml:space="preserve"> – метод доступа к приватному полю </w:t>
+      </w:r>
+      <w:proofErr w:type="spellStart"/>
+      <w:r>
+        <w:rPr>
+          <w:i/>
+          <w:iCs/>
+        </w:rPr>
+        <w:t>speed</w:t>
+      </w:r>
+      <w:proofErr w:type="spellEnd"/>
+      <w:r>
+        <w:rPr>
+          <w:i/>
+          <w:iCs/>
+        </w:rPr>
+        <w:t>_</w:t>
+      </w:r>
+      <w:r>
+        <w:rPr>
+          <w:iCs/>
+        </w:rPr>
+        <w:t>.</w:t>
+      </w:r>
+    </w:p>
+    <w:p>
+      <w:pPr>
+        <w:spacing w:after="183" w:line="360" w:lineRule="auto"/>
+        <w:ind w:left="0" w:firstLine="0"/>
+        <w:rPr>
+          <w:iCs/>
+        </w:rPr>
+      </w:pPr>
+      <w:proofErr w:type="spellStart"/>
+      <w:r>
+        <w:rPr>
+          <w:i/>
+          <w:iCs/>
+        </w:rPr>
+        <w:t>int</w:t>
+      </w:r>
+      <w:proofErr w:type="spellEnd"/>
+      <w:r>
+        <w:rPr>
+          <w:i/>
+          <w:iCs/>
+        </w:rPr>
+        <w:t xml:space="preserve"> </w:t>
+      </w:r>
+      <w:proofErr w:type="spellStart"/>
+      <w:proofErr w:type="gramStart"/>
+      <w:r>
+        <w:rPr>
+          <w:i/>
+          <w:iCs/>
+        </w:rPr>
+        <w:t>GetVision</w:t>
+      </w:r>
+      <w:proofErr w:type="spellEnd"/>
+      <w:r>
+        <w:rPr>
+          <w:i/>
+          <w:iCs/>
+        </w:rPr>
+        <w:t>(</w:t>
+      </w:r>
+      <w:proofErr w:type="gramEnd"/>
+      <w:r>
+        <w:rPr>
+          <w:i/>
+          <w:iCs/>
+        </w:rPr>
+        <w:t xml:space="preserve">) </w:t>
+      </w:r>
+      <w:proofErr w:type="spellStart"/>
+      <w:r>
+        <w:rPr>
+          <w:i/>
+          <w:iCs/>
+        </w:rPr>
+        <w:t>const</w:t>
+      </w:r>
+      <w:proofErr w:type="spellEnd"/>
+      <w:r>
+        <w:rPr>
+          <w:iCs/>
+        </w:rPr>
+        <w:t xml:space="preserve"> – метод доступа к приватному полю </w:t>
+      </w:r>
+      <w:proofErr w:type="spellStart"/>
+      <w:r>
+        <w:rPr>
+          <w:i/>
+          <w:iCs/>
+        </w:rPr>
+        <w:t>vision</w:t>
+      </w:r>
+      <w:proofErr w:type="spellEnd"/>
+      <w:r>
+        <w:rPr>
+          <w:i/>
+          <w:iCs/>
+        </w:rPr>
+        <w:t>_</w:t>
+      </w:r>
+      <w:r>
+        <w:rPr>
+          <w:iCs/>
+        </w:rPr>
+        <w:t>.</w:t>
+      </w:r>
+    </w:p>
+    <w:p>
+      <w:pPr>
+        <w:spacing w:after="183" w:line="360" w:lineRule="auto"/>
+        <w:ind w:left="0" w:firstLine="0"/>
+        <w:rPr>
+          <w:iCs/>
+        </w:rPr>
+      </w:pPr>
+      <w:proofErr w:type="spellStart"/>
+      <w:r>
+        <w:rPr>
+          <w:i/>
+          <w:iCs/>
+        </w:rPr>
+        <w:lastRenderedPageBreak/>
+        <w:t>bool</w:t>
+      </w:r>
+      <w:proofErr w:type="spellEnd"/>
+      <w:r>
+        <w:rPr>
+          <w:i/>
+          <w:iCs/>
+        </w:rPr>
+        <w:t xml:space="preserve"> </w:t>
+      </w:r>
+      <w:proofErr w:type="spellStart"/>
+      <w:proofErr w:type="gramStart"/>
+      <w:r>
+        <w:rPr>
+          <w:i/>
+          <w:iCs/>
+        </w:rPr>
+        <w:t>IsAlive</w:t>
+      </w:r>
+      <w:proofErr w:type="spellEnd"/>
+      <w:r>
+        <w:rPr>
+          <w:i/>
+          <w:iCs/>
+        </w:rPr>
+        <w:t>(</w:t>
+      </w:r>
+      <w:proofErr w:type="gramEnd"/>
+      <w:r>
+        <w:rPr>
+          <w:i/>
+          <w:iCs/>
+        </w:rPr>
+        <w:t xml:space="preserve">) </w:t>
+      </w:r>
+      <w:proofErr w:type="spellStart"/>
+      <w:r>
+        <w:rPr>
+          <w:i/>
+          <w:iCs/>
+        </w:rPr>
+        <w:t>const</w:t>
+      </w:r>
+      <w:proofErr w:type="spellEnd"/>
+      <w:r>
+        <w:rPr>
+          <w:iCs/>
+        </w:rPr>
+        <w:t xml:space="preserve"> – проверяет, жив ли робот.</w:t>
+      </w:r>
+    </w:p>
+    <w:p>
+      <w:pPr>
+        <w:spacing w:after="183" w:line="360" w:lineRule="auto"/>
+        <w:ind w:left="0" w:firstLine="0"/>
+        <w:rPr>
+          <w:iCs/>
+        </w:rPr>
+      </w:pPr>
+      <w:proofErr w:type="spellStart"/>
+      <w:r>
+        <w:rPr>
+          <w:i/>
+          <w:iCs/>
+        </w:rPr>
+        <w:t>void</w:t>
+      </w:r>
+      <w:proofErr w:type="spellEnd"/>
+      <w:r>
+        <w:rPr>
+          <w:i/>
+          <w:iCs/>
+        </w:rPr>
+        <w:t xml:space="preserve"> </w:t>
+      </w:r>
+      <w:proofErr w:type="spellStart"/>
+      <w:proofErr w:type="gramStart"/>
+      <w:r>
+        <w:rPr>
+          <w:i/>
+          <w:iCs/>
+        </w:rPr>
+        <w:t>TakeDamage</w:t>
+      </w:r>
+      <w:proofErr w:type="spellEnd"/>
+      <w:r>
+        <w:rPr>
+          <w:i/>
+          <w:iCs/>
+        </w:rPr>
+        <w:t>(</w:t>
+      </w:r>
+      <w:proofErr w:type="spellStart"/>
+      <w:proofErr w:type="gramEnd"/>
+      <w:r>
+        <w:rPr>
+          <w:i/>
+          <w:iCs/>
+        </w:rPr>
+        <w:t>int</w:t>
+      </w:r>
+      <w:proofErr w:type="spellEnd"/>
+      <w:r>
+        <w:rPr>
+          <w:i/>
+          <w:iCs/>
+        </w:rPr>
+        <w:t xml:space="preserve"> </w:t>
+      </w:r>
+      <w:proofErr w:type="spellStart"/>
+      <w:r>
+        <w:rPr>
+          <w:i/>
+          <w:iCs/>
+        </w:rPr>
+        <w:t>value</w:t>
+      </w:r>
+      <w:proofErr w:type="spellEnd"/>
+      <w:r>
+        <w:rPr>
+          <w:i/>
+          <w:iCs/>
+        </w:rPr>
+        <w:t>)</w:t>
+      </w:r>
+      <w:r>
+        <w:rPr>
+          <w:iCs/>
+        </w:rPr>
+        <w:t xml:space="preserve"> – уменьшает текущее здоровье с ограничением снизу.</w:t>
+      </w:r>
+    </w:p>
+    <w:p>
+      <w:pPr>
+        <w:spacing w:after="183" w:line="360" w:lineRule="auto"/>
+        <w:ind w:left="0" w:firstLine="0"/>
+        <w:rPr>
+          <w:iCs/>
+        </w:rPr>
+      </w:pPr>
+      <w:proofErr w:type="spellStart"/>
+      <w:r>
+        <w:rPr>
+          <w:i/>
+          <w:iCs/>
+        </w:rPr>
+        <w:t>void</w:t>
+      </w:r>
+      <w:proofErr w:type="spellEnd"/>
+      <w:r>
+        <w:rPr>
+          <w:i/>
+          <w:iCs/>
+        </w:rPr>
+        <w:t xml:space="preserve"> </w:t>
+      </w:r>
+      <w:proofErr w:type="spellStart"/>
+      <w:proofErr w:type="gramStart"/>
+      <w:r>
+        <w:rPr>
+          <w:i/>
+          <w:iCs/>
+        </w:rPr>
+        <w:t>TakeHeal</w:t>
+      </w:r>
+      <w:proofErr w:type="spellEnd"/>
+      <w:r>
+        <w:rPr>
+          <w:i/>
+          <w:iCs/>
+        </w:rPr>
+        <w:t>(</w:t>
+      </w:r>
+      <w:proofErr w:type="spellStart"/>
+      <w:proofErr w:type="gramEnd"/>
+      <w:r>
+        <w:rPr>
+          <w:i/>
+          <w:iCs/>
+        </w:rPr>
+        <w:t>int</w:t>
+      </w:r>
+      <w:proofErr w:type="spellEnd"/>
+      <w:r>
+        <w:rPr>
+          <w:i/>
+          <w:iCs/>
+        </w:rPr>
+        <w:t xml:space="preserve"> </w:t>
+      </w:r>
+      <w:proofErr w:type="spellStart"/>
+      <w:r>
+        <w:rPr>
+          <w:i/>
+          <w:iCs/>
+        </w:rPr>
+        <w:t>value</w:t>
+      </w:r>
+      <w:proofErr w:type="spellEnd"/>
+      <w:r>
+        <w:rPr>
+          <w:i/>
+          <w:iCs/>
+        </w:rPr>
+        <w:t>)</w:t>
+      </w:r>
+      <w:r>
+        <w:rPr>
+          <w:iCs/>
+        </w:rPr>
+        <w:t xml:space="preserve"> – увеличивает текущее здоровье с ограничением сверху.</w:t>
+      </w:r>
+    </w:p>
+    <w:p>
+      <w:pPr>
+        <w:spacing w:after="183" w:line="360" w:lineRule="auto"/>
+        <w:ind w:left="0" w:firstLine="0"/>
+        <w:rPr>
+          <w:iCs/>
+        </w:rPr>
+      </w:pPr>
+      <w:proofErr w:type="spellStart"/>
+      <w:r>
+        <w:rPr>
+          <w:i/>
+          <w:iCs/>
+        </w:rPr>
+        <w:t>void</w:t>
+      </w:r>
+      <w:proofErr w:type="spellEnd"/>
+      <w:r>
+        <w:rPr>
+          <w:i/>
+          <w:iCs/>
+        </w:rPr>
+        <w:t xml:space="preserve"> </w:t>
+      </w:r>
+      <w:proofErr w:type="spellStart"/>
+      <w:proofErr w:type="gramStart"/>
+      <w:r>
+        <w:rPr>
+          <w:i/>
+          <w:iCs/>
+        </w:rPr>
+        <w:t>RestoreEnergy</w:t>
+      </w:r>
+      <w:proofErr w:type="spellEnd"/>
+      <w:r>
+        <w:rPr>
+          <w:i/>
+          <w:iCs/>
+        </w:rPr>
+        <w:t>(</w:t>
+      </w:r>
+      <w:proofErr w:type="spellStart"/>
+      <w:proofErr w:type="gramEnd"/>
+      <w:r>
+        <w:rPr>
+          <w:i/>
+          <w:iCs/>
+        </w:rPr>
+        <w:t>int</w:t>
+      </w:r>
+      <w:proofErr w:type="spellEnd"/>
+      <w:r>
+        <w:rPr>
+          <w:i/>
+          <w:iCs/>
+        </w:rPr>
+        <w:t xml:space="preserve"> </w:t>
+      </w:r>
+      <w:proofErr w:type="spellStart"/>
+      <w:r>
+        <w:rPr>
+          <w:i/>
+          <w:iCs/>
+        </w:rPr>
+        <w:t>value</w:t>
+      </w:r>
+      <w:proofErr w:type="spellEnd"/>
+      <w:r>
+        <w:rPr>
+          <w:i/>
+          <w:iCs/>
+        </w:rPr>
+        <w:t>)</w:t>
+      </w:r>
+      <w:r>
+        <w:rPr>
+          <w:iCs/>
+        </w:rPr>
+        <w:t xml:space="preserve"> – увеличивает текущую энергию с ограничением сверху.</w:t>
+      </w:r>
+    </w:p>
+    <w:p>
+      <w:pPr>
+        <w:spacing w:after="183" w:line="360" w:lineRule="auto"/>
+        <w:ind w:left="0" w:firstLine="0"/>
+        <w:rPr>
+          <w:iCs/>
+        </w:rPr>
+      </w:pPr>
+      <w:proofErr w:type="spellStart"/>
+      <w:r>
+        <w:rPr>
+          <w:i/>
+          <w:iCs/>
+        </w:rPr>
+        <w:t>void</w:t>
+      </w:r>
+      <w:proofErr w:type="spellEnd"/>
+      <w:r>
+        <w:rPr>
+          <w:i/>
+          <w:iCs/>
+        </w:rPr>
+        <w:t xml:space="preserve"> </w:t>
+      </w:r>
+      <w:proofErr w:type="spellStart"/>
+      <w:proofErr w:type="gramStart"/>
+      <w:r>
+        <w:rPr>
+          <w:i/>
+          <w:iCs/>
+        </w:rPr>
+        <w:t>SpendEnergy</w:t>
+      </w:r>
+      <w:proofErr w:type="spellEnd"/>
+      <w:r>
+        <w:rPr>
+          <w:i/>
+          <w:iCs/>
+        </w:rPr>
+        <w:t>(</w:t>
+      </w:r>
+      <w:proofErr w:type="spellStart"/>
+      <w:proofErr w:type="gramEnd"/>
+      <w:r>
+        <w:rPr>
+          <w:i/>
+          <w:iCs/>
+        </w:rPr>
+        <w:t>int</w:t>
+      </w:r>
+      <w:proofErr w:type="spellEnd"/>
+      <w:r>
+        <w:rPr>
+          <w:i/>
+          <w:iCs/>
+        </w:rPr>
+        <w:t xml:space="preserve"> </w:t>
+      </w:r>
+      <w:proofErr w:type="spellStart"/>
+      <w:r>
+        <w:rPr>
+          <w:i/>
+          <w:iCs/>
+        </w:rPr>
+        <w:t>value</w:t>
+      </w:r>
+      <w:proofErr w:type="spellEnd"/>
+      <w:r>
+        <w:rPr>
+          <w:i/>
+          <w:iCs/>
+        </w:rPr>
+        <w:t>)</w:t>
+      </w:r>
+      <w:r>
+        <w:rPr>
+          <w:iCs/>
+        </w:rPr>
+        <w:t xml:space="preserve"> – уменьшает текущую энергию с ограничением снизу.</w:t>
+      </w:r>
+    </w:p>
+    <w:p>
+      <w:pPr>
+        <w:spacing w:after="183" w:line="360" w:lineRule="auto"/>
+        <w:ind w:left="0" w:firstLine="0"/>
+        <w:rPr>
+          <w:iCs/>
+        </w:rPr>
+      </w:pPr>
+      <w:proofErr w:type="spellStart"/>
+      <w:r>
+        <w:rPr>
+          <w:i/>
+          <w:iCs/>
+        </w:rPr>
+        <w:t>void</w:t>
+      </w:r>
+      <w:proofErr w:type="spellEnd"/>
+      <w:r>
+        <w:rPr>
+          <w:i/>
+          <w:iCs/>
+        </w:rPr>
+        <w:t xml:space="preserve"> </w:t>
+      </w:r>
+      <w:proofErr w:type="spellStart"/>
+      <w:proofErr w:type="gramStart"/>
+      <w:r>
+        <w:rPr>
+          <w:i/>
+          <w:iCs/>
+        </w:rPr>
+        <w:t>GainExp</w:t>
+      </w:r>
+      <w:proofErr w:type="spellEnd"/>
+      <w:r>
+        <w:rPr>
+          <w:i/>
+          <w:iCs/>
+        </w:rPr>
+        <w:t>(</w:t>
+      </w:r>
+      <w:proofErr w:type="spellStart"/>
+      <w:proofErr w:type="gramEnd"/>
+      <w:r>
+        <w:rPr>
+          <w:i/>
+          <w:iCs/>
+        </w:rPr>
+        <w:t>int</w:t>
+      </w:r>
+      <w:proofErr w:type="spellEnd"/>
+      <w:r>
+        <w:rPr>
+          <w:i/>
+          <w:iCs/>
+        </w:rPr>
+        <w:t xml:space="preserve"> </w:t>
+      </w:r>
+      <w:proofErr w:type="spellStart"/>
+      <w:r>
+        <w:rPr>
+          <w:i/>
+          <w:iCs/>
+        </w:rPr>
+        <w:t>value</w:t>
+      </w:r>
+      <w:proofErr w:type="spellEnd"/>
+      <w:r>
+        <w:rPr>
+          <w:i/>
+          <w:iCs/>
+        </w:rPr>
+        <w:t>)</w:t>
+      </w:r>
+      <w:r>
+        <w:rPr>
+          <w:iCs/>
+        </w:rPr>
+        <w:t xml:space="preserve"> – начисляет опыт и вызывает проверку повышения ранга.</w:t>
+      </w:r>
+    </w:p>
+    <w:p>
+      <w:pPr>
+        <w:spacing w:after="183" w:line="360" w:lineRule="auto"/>
+        <w:ind w:left="0" w:firstLine="0"/>
+        <w:rPr>
+          <w:iCs/>
+        </w:rPr>
+      </w:pPr>
+      <w:proofErr w:type="spellStart"/>
+      <w:r>
+        <w:rPr>
+          <w:i/>
+          <w:iCs/>
+        </w:rPr>
+        <w:t>void</w:t>
+      </w:r>
+      <w:proofErr w:type="spellEnd"/>
+      <w:r>
+        <w:rPr>
+          <w:i/>
+          <w:iCs/>
+        </w:rPr>
+        <w:t xml:space="preserve"> </w:t>
+      </w:r>
+      <w:proofErr w:type="spellStart"/>
+      <w:proofErr w:type="gramStart"/>
+      <w:r>
+        <w:rPr>
+          <w:i/>
+          <w:iCs/>
+        </w:rPr>
+        <w:t>IncreaseMaxHealth</w:t>
+      </w:r>
+      <w:proofErr w:type="spellEnd"/>
+      <w:r>
+        <w:rPr>
+          <w:i/>
+          <w:iCs/>
+        </w:rPr>
+        <w:t>(</w:t>
+      </w:r>
+      <w:proofErr w:type="spellStart"/>
+      <w:proofErr w:type="gramEnd"/>
+      <w:r>
+        <w:rPr>
+          <w:i/>
+          <w:iCs/>
+        </w:rPr>
+        <w:t>int</w:t>
+      </w:r>
+      <w:proofErr w:type="spellEnd"/>
+      <w:r>
+        <w:rPr>
+          <w:i/>
+          <w:iCs/>
+        </w:rPr>
+        <w:t xml:space="preserve"> </w:t>
+      </w:r>
+      <w:proofErr w:type="spellStart"/>
+      <w:r>
+        <w:rPr>
+          <w:i/>
+          <w:iCs/>
+        </w:rPr>
+        <w:t>new_max_health</w:t>
+      </w:r>
+      <w:proofErr w:type="spellEnd"/>
+      <w:r>
+        <w:rPr>
+          <w:i/>
+          <w:iCs/>
+        </w:rPr>
+        <w:t>)</w:t>
+      </w:r>
+      <w:r>
+        <w:rPr>
+          <w:iCs/>
+        </w:rPr>
+        <w:t xml:space="preserve"> – увеличивает максимальное здоровье.</w:t>
+      </w:r>
+    </w:p>
+    <w:p>
+      <w:pPr>
+        <w:spacing w:after="183" w:line="360" w:lineRule="auto"/>
+        <w:ind w:left="0" w:firstLine="0"/>
+        <w:rPr>
+          <w:iCs/>
+        </w:rPr>
+      </w:pPr>
+      <w:proofErr w:type="spellStart"/>
+      <w:r>
+        <w:rPr>
+          <w:i/>
+          <w:iCs/>
+        </w:rPr>
+        <w:t>void</w:t>
+      </w:r>
+      <w:proofErr w:type="spellEnd"/>
+      <w:r>
+        <w:rPr>
+          <w:i/>
+          <w:iCs/>
+        </w:rPr>
+        <w:t xml:space="preserve"> </w:t>
+      </w:r>
+      <w:proofErr w:type="spellStart"/>
+      <w:proofErr w:type="gramStart"/>
+      <w:r>
+        <w:rPr>
+          <w:i/>
+          <w:iCs/>
+        </w:rPr>
+        <w:t>IncreaseDamage</w:t>
+      </w:r>
+      <w:proofErr w:type="spellEnd"/>
+      <w:r>
+        <w:rPr>
+          <w:i/>
+          <w:iCs/>
+        </w:rPr>
+        <w:t>(</w:t>
+      </w:r>
+      <w:proofErr w:type="spellStart"/>
+      <w:proofErr w:type="gramEnd"/>
+      <w:r>
+        <w:rPr>
+          <w:i/>
+          <w:iCs/>
+        </w:rPr>
+        <w:t>int</w:t>
+      </w:r>
+      <w:proofErr w:type="spellEnd"/>
+      <w:r>
+        <w:rPr>
+          <w:i/>
+          <w:iCs/>
+        </w:rPr>
+        <w:t xml:space="preserve"> </w:t>
+      </w:r>
+      <w:proofErr w:type="spellStart"/>
+      <w:r>
+        <w:rPr>
+          <w:i/>
+          <w:iCs/>
+        </w:rPr>
+        <w:t>value</w:t>
+      </w:r>
+      <w:proofErr w:type="spellEnd"/>
+      <w:r>
+        <w:rPr>
+          <w:i/>
+          <w:iCs/>
+        </w:rPr>
+        <w:t>)</w:t>
+      </w:r>
+      <w:r>
+        <w:rPr>
+          <w:iCs/>
+        </w:rPr>
+        <w:t xml:space="preserve"> – увеличивает урон.</w:t>
+      </w:r>
+    </w:p>
+    <w:p>
+      <w:pPr>
+        <w:spacing w:after="183" w:line="360" w:lineRule="auto"/>
+        <w:ind w:left="0" w:firstLine="0"/>
+        <w:rPr>
+          <w:iCs/>
+          <w:lang w:val="en-US"/>
+        </w:rPr>
+      </w:pPr>
+      <w:r>
+        <w:rPr>
+          <w:i/>
+          <w:iCs/>
+          <w:lang w:val="en-US"/>
+        </w:rPr>
+        <w:t xml:space="preserve">void </w:t>
+      </w:r>
+      <w:proofErr w:type="spellStart"/>
+      <w:proofErr w:type="gramStart"/>
+      <w:r>
+        <w:rPr>
+          <w:i/>
+          <w:iCs/>
+          <w:lang w:val="en-US"/>
+        </w:rPr>
+        <w:t>IncreaseSpeed</w:t>
+      </w:r>
+      <w:proofErr w:type="spellEnd"/>
+      <w:r>
+        <w:rPr>
+          <w:i/>
+          <w:iCs/>
+          <w:lang w:val="en-US"/>
+        </w:rPr>
+        <w:t>(</w:t>
+      </w:r>
+      <w:proofErr w:type="gramEnd"/>
+      <w:r>
+        <w:rPr>
+          <w:i/>
+          <w:iCs/>
+          <w:lang w:val="en-US"/>
+        </w:rPr>
+        <w:t>int value)</w:t>
+      </w:r>
+      <w:r>
+        <w:rPr>
+          <w:iCs/>
+          <w:lang w:val="en-US"/>
+        </w:rPr>
+        <w:t xml:space="preserve"> – </w:t>
+      </w:r>
+      <w:r>
+        <w:rPr>
+          <w:iCs/>
+        </w:rPr>
+        <w:t>увеличивает</w:t>
+      </w:r>
+      <w:r>
+        <w:rPr>
+          <w:iCs/>
+          <w:lang w:val="en-US"/>
+        </w:rPr>
+        <w:t xml:space="preserve"> </w:t>
+      </w:r>
+      <w:r>
+        <w:rPr>
+          <w:iCs/>
+        </w:rPr>
+        <w:t>скорость</w:t>
+      </w:r>
+      <w:r>
+        <w:rPr>
+          <w:iCs/>
+          <w:lang w:val="en-US"/>
+        </w:rPr>
+        <w:t>.</w:t>
+      </w:r>
+    </w:p>
+    <w:p>
+      <w:pPr>
+        <w:spacing w:after="183" w:line="360" w:lineRule="auto"/>
+        <w:ind w:left="0" w:firstLine="0"/>
+        <w:rPr>
+          <w:iCs/>
+          <w:lang w:val="en-US"/>
+        </w:rPr>
+      </w:pPr>
+      <w:r>
+        <w:rPr>
+          <w:i/>
+          <w:iCs/>
+          <w:lang w:val="en-US"/>
+        </w:rPr>
+        <w:t xml:space="preserve">void </w:t>
+      </w:r>
+      <w:proofErr w:type="spellStart"/>
+      <w:proofErr w:type="gramStart"/>
+      <w:r>
+        <w:rPr>
+          <w:i/>
+          <w:iCs/>
+          <w:lang w:val="en-US"/>
+        </w:rPr>
+        <w:t>IncreaseVision</w:t>
+      </w:r>
+      <w:proofErr w:type="spellEnd"/>
+      <w:r>
+        <w:rPr>
+          <w:i/>
+          <w:iCs/>
+          <w:lang w:val="en-US"/>
+        </w:rPr>
+        <w:t>(</w:t>
+      </w:r>
+      <w:proofErr w:type="gramEnd"/>
+      <w:r>
+        <w:rPr>
+          <w:i/>
+          <w:iCs/>
+          <w:lang w:val="en-US"/>
+        </w:rPr>
+        <w:t>int v)</w:t>
+      </w:r>
+      <w:r>
+        <w:rPr>
+          <w:iCs/>
+          <w:lang w:val="en-US"/>
+        </w:rPr>
+        <w:t xml:space="preserve"> – </w:t>
+      </w:r>
+      <w:r>
+        <w:rPr>
+          <w:iCs/>
+        </w:rPr>
+        <w:t>увеличивает</w:t>
+      </w:r>
+      <w:r>
+        <w:rPr>
+          <w:iCs/>
+          <w:lang w:val="en-US"/>
+        </w:rPr>
+        <w:t xml:space="preserve"> </w:t>
+      </w:r>
+      <w:r>
+        <w:rPr>
+          <w:iCs/>
+        </w:rPr>
+        <w:t>радиус</w:t>
+      </w:r>
+      <w:r>
+        <w:rPr>
+          <w:iCs/>
+          <w:lang w:val="en-US"/>
+        </w:rPr>
+        <w:t xml:space="preserve"> </w:t>
+      </w:r>
+      <w:r>
+        <w:rPr>
+          <w:iCs/>
+        </w:rPr>
+        <w:t>обзора</w:t>
+      </w:r>
+      <w:r>
+        <w:rPr>
+          <w:iCs/>
+          <w:lang w:val="en-US"/>
+        </w:rPr>
+        <w:t>.</w:t>
+      </w:r>
+    </w:p>
+    <w:p>
+      <w:pPr>
+        <w:spacing w:after="183" w:line="360" w:lineRule="auto"/>
+        <w:ind w:left="0" w:firstLine="0"/>
+        <w:rPr>
+          <w:iCs/>
+          <w:lang w:val="en-US"/>
+        </w:rPr>
+      </w:pPr>
+      <w:r>
+        <w:rPr>
+          <w:i/>
+          <w:iCs/>
+          <w:lang w:val="en-US"/>
+        </w:rPr>
+        <w:t xml:space="preserve">void </w:t>
+      </w:r>
+      <w:proofErr w:type="gramStart"/>
+      <w:r>
+        <w:rPr>
+          <w:i/>
+          <w:iCs/>
+          <w:lang w:val="en-US"/>
+        </w:rPr>
+        <w:t>Interact(</w:t>
+      </w:r>
+      <w:proofErr w:type="gramEnd"/>
+      <w:r>
+        <w:rPr>
+          <w:i/>
+          <w:iCs/>
+          <w:lang w:val="en-US"/>
+        </w:rPr>
+        <w:t xml:space="preserve">Robot&amp; target, int </w:t>
+      </w:r>
+      <w:proofErr w:type="spellStart"/>
+      <w:r>
+        <w:rPr>
+          <w:i/>
+          <w:iCs/>
+          <w:lang w:val="en-US"/>
+        </w:rPr>
+        <w:t>heal_value</w:t>
+      </w:r>
+      <w:proofErr w:type="spellEnd"/>
+      <w:r>
+        <w:rPr>
+          <w:i/>
+          <w:iCs/>
+          <w:lang w:val="en-US"/>
+        </w:rPr>
+        <w:t>)</w:t>
+      </w:r>
+      <w:r>
+        <w:rPr>
+          <w:iCs/>
+          <w:lang w:val="en-US"/>
+        </w:rPr>
+        <w:t xml:space="preserve"> – </w:t>
+      </w:r>
+      <w:r>
+        <w:rPr>
+          <w:iCs/>
+        </w:rPr>
+        <w:t>взаимодействует</w:t>
+      </w:r>
+      <w:r>
+        <w:rPr>
+          <w:iCs/>
+          <w:lang w:val="en-US"/>
+        </w:rPr>
+        <w:t xml:space="preserve"> </w:t>
+      </w:r>
+      <w:r>
+        <w:rPr>
+          <w:iCs/>
+        </w:rPr>
+        <w:t>с</w:t>
+      </w:r>
+      <w:r>
+        <w:rPr>
+          <w:iCs/>
+          <w:lang w:val="en-US"/>
+        </w:rPr>
+        <w:t xml:space="preserve"> </w:t>
+      </w:r>
+      <w:r>
+        <w:rPr>
+          <w:iCs/>
+        </w:rPr>
+        <w:t>другим</w:t>
+      </w:r>
+      <w:r>
+        <w:rPr>
+          <w:iCs/>
+          <w:lang w:val="en-US"/>
+        </w:rPr>
+        <w:t xml:space="preserve"> </w:t>
+      </w:r>
+      <w:r>
+        <w:rPr>
+          <w:iCs/>
+        </w:rPr>
+        <w:t>роботом</w:t>
+      </w:r>
+      <w:r>
+        <w:rPr>
+          <w:iCs/>
+          <w:lang w:val="en-US"/>
+        </w:rPr>
+        <w:t xml:space="preserve">: </w:t>
+      </w:r>
+      <w:r>
+        <w:rPr>
+          <w:iCs/>
+        </w:rPr>
+        <w:t>союзника</w:t>
+      </w:r>
+      <w:r>
+        <w:rPr>
+          <w:iCs/>
+          <w:lang w:val="en-US"/>
+        </w:rPr>
+        <w:t xml:space="preserve"> </w:t>
+      </w:r>
+      <w:r>
+        <w:rPr>
+          <w:iCs/>
+        </w:rPr>
+        <w:t>лечит</w:t>
+      </w:r>
+      <w:r>
+        <w:rPr>
+          <w:iCs/>
+          <w:lang w:val="en-US"/>
+        </w:rPr>
+        <w:t xml:space="preserve">, </w:t>
+      </w:r>
+      <w:r>
+        <w:rPr>
+          <w:iCs/>
+        </w:rPr>
+        <w:t>врага</w:t>
+      </w:r>
+      <w:r>
+        <w:rPr>
+          <w:iCs/>
+          <w:lang w:val="en-US"/>
+        </w:rPr>
+        <w:t xml:space="preserve"> </w:t>
+      </w:r>
+      <w:r>
+        <w:rPr>
+          <w:iCs/>
+        </w:rPr>
+        <w:t>атакует</w:t>
+      </w:r>
+      <w:r>
+        <w:rPr>
+          <w:iCs/>
+          <w:lang w:val="en-US"/>
+        </w:rPr>
+        <w:t>.</w:t>
+      </w:r>
+    </w:p>
+    <w:p>
+      <w:pPr>
+        <w:spacing w:after="183" w:line="360" w:lineRule="auto"/>
+        <w:ind w:left="0" w:firstLine="0"/>
+        <w:rPr>
+          <w:iCs/>
+        </w:rPr>
+      </w:pPr>
+      <w:proofErr w:type="spellStart"/>
+      <w:r>
+        <w:rPr>
+          <w:i/>
+          <w:iCs/>
+        </w:rPr>
+        <w:t>void</w:t>
+      </w:r>
+      <w:proofErr w:type="spellEnd"/>
+      <w:r>
+        <w:rPr>
+          <w:i/>
+          <w:iCs/>
+        </w:rPr>
+        <w:t xml:space="preserve"> </w:t>
+      </w:r>
+      <w:proofErr w:type="spellStart"/>
+      <w:proofErr w:type="gramStart"/>
+      <w:r>
+        <w:rPr>
+          <w:i/>
+          <w:iCs/>
+        </w:rPr>
+        <w:t>MoveTo</w:t>
+      </w:r>
+      <w:proofErr w:type="spellEnd"/>
+      <w:r>
+        <w:rPr>
+          <w:i/>
+          <w:iCs/>
+        </w:rPr>
+        <w:t>(</w:t>
+      </w:r>
+      <w:proofErr w:type="spellStart"/>
+      <w:proofErr w:type="gramEnd"/>
+      <w:r>
+        <w:rPr>
+          <w:i/>
+          <w:iCs/>
+        </w:rPr>
+        <w:t>int</w:t>
+      </w:r>
+      <w:proofErr w:type="spellEnd"/>
+      <w:r>
+        <w:rPr>
+          <w:i/>
+          <w:iCs/>
+        </w:rPr>
+        <w:t xml:space="preserve"> x, </w:t>
+      </w:r>
+      <w:proofErr w:type="spellStart"/>
+      <w:r>
+        <w:rPr>
+          <w:i/>
+          <w:iCs/>
+        </w:rPr>
+        <w:t>int</w:t>
+      </w:r>
+      <w:proofErr w:type="spellEnd"/>
+      <w:r>
+        <w:rPr>
+          <w:i/>
+          <w:iCs/>
+        </w:rPr>
+        <w:t xml:space="preserve"> y)</w:t>
+      </w:r>
+      <w:r>
+        <w:rPr>
+          <w:iCs/>
+        </w:rPr>
+        <w:t xml:space="preserve"> – изменяет координаты робота, отбрасывая отрицательные значения.</w:t>
+      </w:r>
+    </w:p>
+    <w:p>
+      <w:pPr>
+        <w:spacing w:after="183" w:line="360" w:lineRule="auto"/>
+        <w:ind w:left="0" w:firstLine="0"/>
+        <w:rPr>
+          <w:iCs/>
+        </w:rPr>
+      </w:pPr>
       <w:r>
         <w:rPr>
           <w:b/>
           <w:bCs/>
           <w:iCs/>
-          <w:lang w:val="en-US"/>
-        </w:rPr>
-        <w:t>:</w:t>
+        </w:rPr>
+        <w:t>Приватные методы:</w:t>
       </w:r>
     </w:p>
     <w:p>
       <w:pPr>
         <w:spacing w:after="183" w:line="360" w:lineRule="auto"/>
-        <w:ind w:left="708" w:firstLine="0"/>
-        <w:jc w:val="left"/>
-        <w:rPr>
-          <w:iCs/>
-          <w:lang w:val="en-US"/>
-        </w:rPr>
-      </w:pPr>
+        <w:ind w:left="0" w:firstLine="0"/>
+        <w:rPr>
+          <w:iCs/>
+        </w:rPr>
+      </w:pPr>
+      <w:proofErr w:type="spellStart"/>
+      <w:r>
+        <w:rPr>
+          <w:i/>
+          <w:iCs/>
+        </w:rPr>
+        <w:t>void</w:t>
+      </w:r>
+      <w:proofErr w:type="spellEnd"/>
+      <w:r>
+        <w:rPr>
+          <w:i/>
+          <w:iCs/>
+        </w:rPr>
+        <w:t xml:space="preserve"> </w:t>
+      </w:r>
+      <w:proofErr w:type="spellStart"/>
       <w:proofErr w:type="gramStart"/>
       <w:r>
         <w:rPr>
           <w:i/>
           <w:iCs/>
-          <w:lang w:val="en-US"/>
-        </w:rPr>
-        <w:t>Robot(</w:t>
+        </w:rPr>
+        <w:t>TryRankUp</w:t>
+      </w:r>
+      <w:proofErr w:type="spellEnd"/>
+      <w:r>
+        <w:rPr>
+          <w:i/>
+          <w:iCs/>
+        </w:rPr>
+        <w:t>(</w:t>
       </w:r>
       <w:proofErr w:type="gramEnd"/>
       <w:r>
         <w:rPr>
           <w:i/>
           <w:iCs/>
-          <w:lang w:val="en-US"/>
-        </w:rPr>
-        <w:t xml:space="preserve">int team, int </w:t>
-      </w:r>
-      <w:proofErr w:type="spellStart"/>
-      <w:r>
-        <w:rPr>
-          <w:i/>
-          <w:iCs/>
-          <w:lang w:val="en-US"/>
-        </w:rPr>
-        <w:t>max_health</w:t>
-      </w:r>
-      <w:proofErr w:type="spellEnd"/>
-      <w:r>
-        <w:rPr>
-          <w:i/>
-          <w:iCs/>
-          <w:lang w:val="en-US"/>
-        </w:rPr>
-        <w:t xml:space="preserve">, int damage, int </w:t>
-      </w:r>
-      <w:proofErr w:type="spellStart"/>
-      <w:r>
-        <w:rPr>
-          <w:i/>
-          <w:iCs/>
-          <w:lang w:val="en-US"/>
-        </w:rPr>
-        <w:t>max_energy</w:t>
-      </w:r>
-      <w:proofErr w:type="spellEnd"/>
-      <w:r>
-        <w:rPr>
-          <w:i/>
-          <w:iCs/>
-          <w:lang w:val="en-US"/>
-        </w:rPr>
-        <w:t xml:space="preserve">, int </w:t>
-      </w:r>
-      <w:proofErr w:type="spellStart"/>
-      <w:r>
-        <w:rPr>
-          <w:i/>
-          <w:iCs/>
-          <w:lang w:val="en-US"/>
-        </w:rPr>
-        <w:t>required_exp</w:t>
-      </w:r>
-      <w:proofErr w:type="spellEnd"/>
-      <w:r>
-        <w:rPr>
-          <w:i/>
-          <w:iCs/>
-          <w:lang w:val="en-US"/>
-        </w:rPr>
-        <w:t>, int x = 0, int y = 0, int speed = 1)</w:t>
-      </w:r>
-      <w:r>
-        <w:rPr>
-          <w:iCs/>
-          <w:lang w:val="en-US"/>
-        </w:rPr>
-        <w:t xml:space="preserve"> – </w:t>
-      </w:r>
-      <w:r>
-        <w:rPr>
-          <w:iCs/>
-        </w:rPr>
-        <w:t>создаёт</w:t>
-      </w:r>
-      <w:r>
-        <w:rPr>
-          <w:iCs/>
-          <w:lang w:val="en-US"/>
+        </w:rPr>
+        <w:t>)</w:t>
+      </w:r>
+      <w:r>
+        <w:rPr>
+          <w:iCs/>
+        </w:rPr>
+        <w:t xml:space="preserve"> – повышает ранг робота, пока накопленного опыта хватает. За каждый ранг увеличивает максимальное здоровье и урон, а также повышает планку опыта для следующего ранга.</w:t>
+      </w:r>
+    </w:p>
+    <w:p>
+      <w:pPr>
+        <w:spacing w:after="183" w:line="360" w:lineRule="auto"/>
+        <w:ind w:left="0" w:firstLine="0"/>
+        <w:rPr>
+          <w:iCs/>
+        </w:rPr>
+      </w:pPr>
+      <w:r>
+        <w:rPr>
+          <w:b/>
+          <w:bCs/>
+          <w:iCs/>
+        </w:rPr>
+        <w:t>Приватные поля:</w:t>
+      </w:r>
+    </w:p>
+    <w:p>
+      <w:pPr>
+        <w:spacing w:after="183" w:line="360" w:lineRule="auto"/>
+        <w:ind w:left="0" w:firstLine="0"/>
+        <w:rPr>
+          <w:iCs/>
+        </w:rPr>
+      </w:pPr>
+      <w:proofErr w:type="spellStart"/>
+      <w:r>
+        <w:rPr>
+          <w:i/>
+          <w:iCs/>
+        </w:rPr>
+        <w:t>int</w:t>
+      </w:r>
+      <w:proofErr w:type="spellEnd"/>
+      <w:r>
+        <w:rPr>
+          <w:i/>
+          <w:iCs/>
         </w:rPr>
         <w:t xml:space="preserve"> </w:t>
       </w:r>
-      <w:r>
-        <w:rPr>
-          <w:iCs/>
-        </w:rPr>
-        <w:t>робота</w:t>
-      </w:r>
-      <w:r>
-        <w:rPr>
-          <w:iCs/>
-          <w:lang w:val="en-US"/>
-        </w:rPr>
-        <w:t xml:space="preserve"> </w:t>
-      </w:r>
-      <w:r>
-        <w:rPr>
-          <w:iCs/>
-        </w:rPr>
-        <w:t>по</w:t>
-      </w:r>
-      <w:r>
-        <w:rPr>
-          <w:iCs/>
-          <w:lang w:val="en-US"/>
-        </w:rPr>
-        <w:t xml:space="preserve"> </w:t>
-      </w:r>
-      <w:r>
-        <w:rPr>
-          <w:iCs/>
-        </w:rPr>
-        <w:t>заданным</w:t>
-      </w:r>
-      <w:r>
-        <w:rPr>
-          <w:iCs/>
-          <w:lang w:val="en-US"/>
-        </w:rPr>
-        <w:t xml:space="preserve"> </w:t>
-      </w:r>
-      <w:r>
-        <w:rPr>
-          <w:iCs/>
-        </w:rPr>
-        <w:t>параметрам</w:t>
-      </w:r>
-      <w:r>
-        <w:rPr>
-          <w:iCs/>
-          <w:lang w:val="en-US"/>
-        </w:rPr>
-        <w:t>.</w:t>
+      <w:proofErr w:type="spellStart"/>
+      <w:r>
+        <w:rPr>
+          <w:i/>
+          <w:iCs/>
+        </w:rPr>
+        <w:t>team</w:t>
+      </w:r>
+      <w:proofErr w:type="spellEnd"/>
+      <w:r>
+        <w:rPr>
+          <w:i/>
+          <w:iCs/>
+        </w:rPr>
+        <w:t>_</w:t>
+      </w:r>
+      <w:r>
+        <w:rPr>
+          <w:iCs/>
+        </w:rPr>
+        <w:t xml:space="preserve"> – принадлежность команде.</w:t>
       </w:r>
     </w:p>
     <w:p>
       <w:pPr>
         <w:spacing w:after="183" w:line="360" w:lineRule="auto"/>
-        <w:ind w:left="708" w:firstLine="0"/>
-        <w:jc w:val="left"/>
+        <w:ind w:left="0" w:firstLine="0"/>
         <w:rPr>
           <w:iCs/>
         </w:rPr>
@@ -6569,698 +8912,19 @@
           <w:i/>
           <w:iCs/>
         </w:rPr>
-        <w:t xml:space="preserve"> </w:t>
-      </w:r>
-      <w:proofErr w:type="spellStart"/>
-      <w:proofErr w:type="gramStart"/>
-      <w:r>
-        <w:rPr>
-          <w:i/>
-          <w:iCs/>
-        </w:rPr>
-        <w:t>GetTeam</w:t>
-      </w:r>
-      <w:proofErr w:type="spellEnd"/>
-      <w:r>
-        <w:rPr>
-          <w:i/>
-          <w:iCs/>
-        </w:rPr>
-        <w:t>(</w:t>
-      </w:r>
-      <w:proofErr w:type="gramEnd"/>
-      <w:r>
-        <w:rPr>
-          <w:i/>
-          <w:iCs/>
-        </w:rPr>
-        <w:t xml:space="preserve">) </w:t>
-      </w:r>
-      <w:proofErr w:type="spellStart"/>
-      <w:r>
-        <w:rPr>
-          <w:i/>
-          <w:iCs/>
-        </w:rPr>
-        <w:t>const</w:t>
-      </w:r>
-      <w:proofErr w:type="spellEnd"/>
-      <w:r>
-        <w:rPr>
-          <w:iCs/>
-        </w:rPr>
-        <w:t xml:space="preserve"> – метод доступа к приватному полю </w:t>
-      </w:r>
-      <w:proofErr w:type="spellStart"/>
-      <w:r>
-        <w:rPr>
-          <w:i/>
-          <w:iCs/>
-        </w:rPr>
-        <w:t>team</w:t>
-      </w:r>
-      <w:proofErr w:type="spellEnd"/>
-      <w:r>
-        <w:rPr>
-          <w:i/>
-          <w:iCs/>
-        </w:rPr>
-        <w:t>_</w:t>
-      </w:r>
-      <w:r>
-        <w:rPr>
-          <w:iCs/>
-        </w:rPr>
-        <w:t>.</w:t>
+        <w:t xml:space="preserve"> x_, y_</w:t>
+      </w:r>
+      <w:r>
+        <w:rPr>
+          <w:iCs/>
+        </w:rPr>
+        <w:t xml:space="preserve"> – координаты на поле.</w:t>
       </w:r>
     </w:p>
     <w:p>
       <w:pPr>
         <w:spacing w:after="183" w:line="360" w:lineRule="auto"/>
-        <w:ind w:left="708" w:firstLine="0"/>
-        <w:jc w:val="left"/>
-        <w:rPr>
-          <w:iCs/>
-        </w:rPr>
-      </w:pPr>
-      <w:proofErr w:type="spellStart"/>
-      <w:r>
-        <w:rPr>
-          <w:i/>
-          <w:iCs/>
-        </w:rPr>
-        <w:t>int</w:t>
-      </w:r>
-      <w:proofErr w:type="spellEnd"/>
-      <w:r>
-        <w:rPr>
-          <w:i/>
-          <w:iCs/>
-        </w:rPr>
-        <w:t xml:space="preserve"> </w:t>
-      </w:r>
-      <w:proofErr w:type="spellStart"/>
-      <w:proofErr w:type="gramStart"/>
-      <w:r>
-        <w:rPr>
-          <w:i/>
-          <w:iCs/>
-        </w:rPr>
-        <w:t>GetX</w:t>
-      </w:r>
-      <w:proofErr w:type="spellEnd"/>
-      <w:r>
-        <w:rPr>
-          <w:i/>
-          <w:iCs/>
-        </w:rPr>
-        <w:t>(</w:t>
-      </w:r>
-      <w:proofErr w:type="gramEnd"/>
-      <w:r>
-        <w:rPr>
-          <w:i/>
-          <w:iCs/>
-        </w:rPr>
-        <w:t xml:space="preserve">) </w:t>
-      </w:r>
-      <w:proofErr w:type="spellStart"/>
-      <w:r>
-        <w:rPr>
-          <w:i/>
-          <w:iCs/>
-        </w:rPr>
-        <w:t>const</w:t>
-      </w:r>
-      <w:proofErr w:type="spellEnd"/>
-      <w:r>
-        <w:rPr>
-          <w:iCs/>
-        </w:rPr>
-        <w:t xml:space="preserve"> – метод доступа к приватному полю </w:t>
-      </w:r>
-      <w:r>
-        <w:rPr>
-          <w:i/>
-          <w:iCs/>
-        </w:rPr>
-        <w:t>x_</w:t>
-      </w:r>
-      <w:r>
-        <w:rPr>
-          <w:iCs/>
-        </w:rPr>
-        <w:t>.</w:t>
-      </w:r>
-    </w:p>
-    <w:p>
-      <w:pPr>
-        <w:spacing w:after="183" w:line="360" w:lineRule="auto"/>
-        <w:ind w:left="708" w:firstLine="0"/>
-        <w:jc w:val="left"/>
-        <w:rPr>
-          <w:iCs/>
-        </w:rPr>
-      </w:pPr>
-      <w:proofErr w:type="spellStart"/>
-      <w:r>
-        <w:rPr>
-          <w:i/>
-          <w:iCs/>
-        </w:rPr>
-        <w:t>int</w:t>
-      </w:r>
-      <w:proofErr w:type="spellEnd"/>
-      <w:r>
-        <w:rPr>
-          <w:i/>
-          <w:iCs/>
-        </w:rPr>
-        <w:t xml:space="preserve"> </w:t>
-      </w:r>
-      <w:proofErr w:type="spellStart"/>
-      <w:proofErr w:type="gramStart"/>
-      <w:r>
-        <w:rPr>
-          <w:i/>
-          <w:iCs/>
-        </w:rPr>
-        <w:t>GetY</w:t>
-      </w:r>
-      <w:proofErr w:type="spellEnd"/>
-      <w:r>
-        <w:rPr>
-          <w:i/>
-          <w:iCs/>
-        </w:rPr>
-        <w:t>(</w:t>
-      </w:r>
-      <w:proofErr w:type="gramEnd"/>
-      <w:r>
-        <w:rPr>
-          <w:i/>
-          <w:iCs/>
-        </w:rPr>
-        <w:t xml:space="preserve">) </w:t>
-      </w:r>
-      <w:proofErr w:type="spellStart"/>
-      <w:r>
-        <w:rPr>
-          <w:i/>
-          <w:iCs/>
-        </w:rPr>
-        <w:t>const</w:t>
-      </w:r>
-      <w:proofErr w:type="spellEnd"/>
-      <w:r>
-        <w:rPr>
-          <w:iCs/>
-        </w:rPr>
-        <w:t xml:space="preserve"> – метод доступа к приватному полю </w:t>
-      </w:r>
-      <w:r>
-        <w:rPr>
-          <w:i/>
-          <w:iCs/>
-        </w:rPr>
-        <w:t>y_</w:t>
-      </w:r>
-      <w:r>
-        <w:rPr>
-          <w:iCs/>
-        </w:rPr>
-        <w:t>.</w:t>
-      </w:r>
-    </w:p>
-    <w:p>
-      <w:pPr>
-        <w:spacing w:after="183" w:line="360" w:lineRule="auto"/>
-        <w:ind w:left="708" w:firstLine="0"/>
-        <w:jc w:val="left"/>
-        <w:rPr>
-          <w:iCs/>
-          <w:lang w:val="en-US"/>
-        </w:rPr>
-      </w:pPr>
-      <w:r>
-        <w:rPr>
-          <w:i/>
-          <w:iCs/>
-          <w:lang w:val="en-US"/>
-        </w:rPr>
-        <w:t xml:space="preserve">int </w:t>
-      </w:r>
-      <w:proofErr w:type="spellStart"/>
-      <w:proofErr w:type="gramStart"/>
-      <w:r>
-        <w:rPr>
-          <w:i/>
-          <w:iCs/>
-          <w:lang w:val="en-US"/>
-        </w:rPr>
-        <w:t>GetHealth</w:t>
-      </w:r>
-      <w:proofErr w:type="spellEnd"/>
-      <w:r>
-        <w:rPr>
-          <w:i/>
-          <w:iCs/>
-          <w:lang w:val="en-US"/>
-        </w:rPr>
-        <w:t>(</w:t>
-      </w:r>
-      <w:proofErr w:type="gramEnd"/>
-      <w:r>
-        <w:rPr>
-          <w:i/>
-          <w:iCs/>
-          <w:lang w:val="en-US"/>
-        </w:rPr>
-        <w:t>) const</w:t>
-      </w:r>
-      <w:r>
-        <w:rPr>
-          <w:iCs/>
-          <w:lang w:val="en-US"/>
-        </w:rPr>
-        <w:t xml:space="preserve"> – </w:t>
-      </w:r>
-      <w:r>
-        <w:rPr>
-          <w:iCs/>
-        </w:rPr>
-        <w:t>метод</w:t>
-      </w:r>
-      <w:r>
-        <w:rPr>
-          <w:iCs/>
-          <w:lang w:val="en-US"/>
-        </w:rPr>
-        <w:t xml:space="preserve"> </w:t>
-      </w:r>
-      <w:r>
-        <w:rPr>
-          <w:iCs/>
-        </w:rPr>
-        <w:t>доступа</w:t>
-      </w:r>
-      <w:r>
-        <w:rPr>
-          <w:iCs/>
-          <w:lang w:val="en-US"/>
-        </w:rPr>
-        <w:t xml:space="preserve"> </w:t>
-      </w:r>
-      <w:r>
-        <w:rPr>
-          <w:iCs/>
-        </w:rPr>
-        <w:t>к</w:t>
-      </w:r>
-      <w:r>
-        <w:rPr>
-          <w:iCs/>
-          <w:lang w:val="en-US"/>
-        </w:rPr>
-        <w:t xml:space="preserve"> </w:t>
-      </w:r>
-      <w:r>
-        <w:rPr>
-          <w:iCs/>
-        </w:rPr>
-        <w:t>приватному</w:t>
-      </w:r>
-      <w:r>
-        <w:rPr>
-          <w:iCs/>
-          <w:lang w:val="en-US"/>
-        </w:rPr>
-        <w:t xml:space="preserve"> </w:t>
-      </w:r>
-      <w:r>
-        <w:rPr>
-          <w:iCs/>
-        </w:rPr>
-        <w:t>полю</w:t>
-      </w:r>
-      <w:r>
-        <w:rPr>
-          <w:iCs/>
-          <w:lang w:val="en-US"/>
-        </w:rPr>
-        <w:t xml:space="preserve"> </w:t>
-      </w:r>
-      <w:proofErr w:type="spellStart"/>
-      <w:r>
-        <w:rPr>
-          <w:i/>
-          <w:iCs/>
-          <w:lang w:val="en-US"/>
-        </w:rPr>
-        <w:t>current_health</w:t>
-      </w:r>
-      <w:proofErr w:type="spellEnd"/>
-      <w:r>
-        <w:rPr>
-          <w:i/>
-          <w:iCs/>
-          <w:lang w:val="en-US"/>
-        </w:rPr>
-        <w:t>_</w:t>
-      </w:r>
-      <w:r>
-        <w:rPr>
-          <w:iCs/>
-          <w:lang w:val="en-US"/>
-        </w:rPr>
-        <w:t>.</w:t>
-      </w:r>
-    </w:p>
-    <w:p>
-      <w:pPr>
-        <w:spacing w:after="183" w:line="360" w:lineRule="auto"/>
-        <w:ind w:left="708" w:firstLine="0"/>
-        <w:jc w:val="left"/>
-        <w:rPr>
-          <w:iCs/>
-          <w:lang w:val="en-US"/>
-        </w:rPr>
-      </w:pPr>
-      <w:r>
-        <w:rPr>
-          <w:i/>
-          <w:iCs/>
-          <w:lang w:val="en-US"/>
-        </w:rPr>
-        <w:t xml:space="preserve">int </w:t>
-      </w:r>
-      <w:proofErr w:type="spellStart"/>
-      <w:proofErr w:type="gramStart"/>
-      <w:r>
-        <w:rPr>
-          <w:i/>
-          <w:iCs/>
-          <w:lang w:val="en-US"/>
-        </w:rPr>
-        <w:t>GetMaxHealth</w:t>
-      </w:r>
-      <w:proofErr w:type="spellEnd"/>
-      <w:r>
-        <w:rPr>
-          <w:i/>
-          <w:iCs/>
-          <w:lang w:val="en-US"/>
-        </w:rPr>
-        <w:t>(</w:t>
-      </w:r>
-      <w:proofErr w:type="gramEnd"/>
-      <w:r>
-        <w:rPr>
-          <w:i/>
-          <w:iCs/>
-          <w:lang w:val="en-US"/>
-        </w:rPr>
-        <w:t>) const</w:t>
-      </w:r>
-      <w:r>
-        <w:rPr>
-          <w:iCs/>
-          <w:lang w:val="en-US"/>
-        </w:rPr>
-        <w:t xml:space="preserve"> – </w:t>
-      </w:r>
-      <w:r>
-        <w:rPr>
-          <w:iCs/>
-        </w:rPr>
-        <w:t>метод</w:t>
-      </w:r>
-      <w:r>
-        <w:rPr>
-          <w:iCs/>
-          <w:lang w:val="en-US"/>
-        </w:rPr>
-        <w:t xml:space="preserve"> </w:t>
-      </w:r>
-      <w:r>
-        <w:rPr>
-          <w:iCs/>
-        </w:rPr>
-        <w:t>доступа</w:t>
-      </w:r>
-      <w:r>
-        <w:rPr>
-          <w:iCs/>
-          <w:lang w:val="en-US"/>
-        </w:rPr>
-        <w:t xml:space="preserve"> </w:t>
-      </w:r>
-      <w:r>
-        <w:rPr>
-          <w:iCs/>
-        </w:rPr>
-        <w:t>к</w:t>
-      </w:r>
-      <w:r>
-        <w:rPr>
-          <w:iCs/>
-          <w:lang w:val="en-US"/>
-        </w:rPr>
-        <w:t xml:space="preserve"> </w:t>
-      </w:r>
-      <w:r>
-        <w:rPr>
-          <w:iCs/>
-        </w:rPr>
-        <w:t>приватному</w:t>
-      </w:r>
-      <w:r>
-        <w:rPr>
-          <w:iCs/>
-          <w:lang w:val="en-US"/>
-        </w:rPr>
-        <w:t xml:space="preserve"> </w:t>
-      </w:r>
-      <w:r>
-        <w:rPr>
-          <w:iCs/>
-        </w:rPr>
-        <w:t>полю</w:t>
-      </w:r>
-      <w:r>
-        <w:rPr>
-          <w:iCs/>
-          <w:lang w:val="en-US"/>
-        </w:rPr>
-        <w:t xml:space="preserve"> </w:t>
-      </w:r>
-      <w:proofErr w:type="spellStart"/>
-      <w:r>
-        <w:rPr>
-          <w:i/>
-          <w:iCs/>
-          <w:lang w:val="en-US"/>
-        </w:rPr>
-        <w:t>max_health</w:t>
-      </w:r>
-      <w:proofErr w:type="spellEnd"/>
-      <w:r>
-        <w:rPr>
-          <w:i/>
-          <w:iCs/>
-          <w:lang w:val="en-US"/>
-        </w:rPr>
-        <w:t>_</w:t>
-      </w:r>
-      <w:r>
-        <w:rPr>
-          <w:iCs/>
-          <w:lang w:val="en-US"/>
-        </w:rPr>
-        <w:t>.</w:t>
-      </w:r>
-    </w:p>
-    <w:p>
-      <w:pPr>
-        <w:spacing w:after="183" w:line="360" w:lineRule="auto"/>
-        <w:ind w:left="708" w:firstLine="0"/>
-        <w:jc w:val="left"/>
-        <w:rPr>
-          <w:iCs/>
-        </w:rPr>
-      </w:pPr>
-      <w:proofErr w:type="spellStart"/>
-      <w:r>
-        <w:rPr>
-          <w:i/>
-          <w:iCs/>
-        </w:rPr>
-        <w:t>int</w:t>
-      </w:r>
-      <w:proofErr w:type="spellEnd"/>
-      <w:r>
-        <w:rPr>
-          <w:i/>
-          <w:iCs/>
-        </w:rPr>
-        <w:t xml:space="preserve"> </w:t>
-      </w:r>
-      <w:proofErr w:type="spellStart"/>
-      <w:proofErr w:type="gramStart"/>
-      <w:r>
-        <w:rPr>
-          <w:i/>
-          <w:iCs/>
-        </w:rPr>
-        <w:t>GetDamage</w:t>
-      </w:r>
-      <w:proofErr w:type="spellEnd"/>
-      <w:r>
-        <w:rPr>
-          <w:i/>
-          <w:iCs/>
-        </w:rPr>
-        <w:t>(</w:t>
-      </w:r>
-      <w:proofErr w:type="gramEnd"/>
-      <w:r>
-        <w:rPr>
-          <w:i/>
-          <w:iCs/>
-        </w:rPr>
-        <w:t xml:space="preserve">) </w:t>
-      </w:r>
-      <w:proofErr w:type="spellStart"/>
-      <w:r>
-        <w:rPr>
-          <w:i/>
-          <w:iCs/>
-        </w:rPr>
-        <w:t>const</w:t>
-      </w:r>
-      <w:proofErr w:type="spellEnd"/>
-      <w:r>
-        <w:rPr>
-          <w:iCs/>
-        </w:rPr>
-        <w:t xml:space="preserve"> – метод доступа к приватному полю </w:t>
-      </w:r>
-      <w:proofErr w:type="spellStart"/>
-      <w:r>
-        <w:rPr>
-          <w:i/>
-          <w:iCs/>
-        </w:rPr>
-        <w:t>damage</w:t>
-      </w:r>
-      <w:proofErr w:type="spellEnd"/>
-      <w:r>
-        <w:rPr>
-          <w:i/>
-          <w:iCs/>
-        </w:rPr>
-        <w:t>_</w:t>
-      </w:r>
-      <w:r>
-        <w:rPr>
-          <w:iCs/>
-        </w:rPr>
-        <w:t>.</w:t>
-      </w:r>
-    </w:p>
-    <w:p>
-      <w:pPr>
-        <w:spacing w:after="183" w:line="360" w:lineRule="auto"/>
-        <w:ind w:left="708" w:firstLine="0"/>
-        <w:jc w:val="left"/>
-        <w:rPr>
-          <w:iCs/>
-        </w:rPr>
-      </w:pPr>
-      <w:proofErr w:type="spellStart"/>
-      <w:r>
-        <w:rPr>
-          <w:i/>
-          <w:iCs/>
-        </w:rPr>
-        <w:t>int</w:t>
-      </w:r>
-      <w:proofErr w:type="spellEnd"/>
-      <w:r>
-        <w:rPr>
-          <w:i/>
-          <w:iCs/>
-        </w:rPr>
-        <w:t xml:space="preserve"> </w:t>
-      </w:r>
-      <w:proofErr w:type="spellStart"/>
-      <w:proofErr w:type="gramStart"/>
-      <w:r>
-        <w:rPr>
-          <w:i/>
-          <w:iCs/>
-        </w:rPr>
-        <w:t>GetEnergy</w:t>
-      </w:r>
-      <w:proofErr w:type="spellEnd"/>
-      <w:r>
-        <w:rPr>
-          <w:i/>
-          <w:iCs/>
-        </w:rPr>
-        <w:t>(</w:t>
-      </w:r>
-      <w:proofErr w:type="gramEnd"/>
-      <w:r>
-        <w:rPr>
-          <w:i/>
-          <w:iCs/>
-        </w:rPr>
-        <w:t xml:space="preserve">) </w:t>
-      </w:r>
-      <w:proofErr w:type="spellStart"/>
-      <w:r>
-        <w:rPr>
-          <w:i/>
-          <w:iCs/>
-        </w:rPr>
-        <w:t>const</w:t>
-      </w:r>
-      <w:proofErr w:type="spellEnd"/>
-      <w:r>
-        <w:rPr>
-          <w:iCs/>
-        </w:rPr>
-        <w:t xml:space="preserve"> – метод доступа к приватному полю </w:t>
-      </w:r>
-      <w:proofErr w:type="spellStart"/>
-      <w:r>
-        <w:rPr>
-          <w:i/>
-          <w:iCs/>
-        </w:rPr>
-        <w:t>current_energy</w:t>
-      </w:r>
-      <w:proofErr w:type="spellEnd"/>
-      <w:r>
-        <w:rPr>
-          <w:i/>
-          <w:iCs/>
-        </w:rPr>
-        <w:t>_</w:t>
-      </w:r>
-      <w:r>
-        <w:rPr>
-          <w:iCs/>
-        </w:rPr>
-        <w:t>.</w:t>
-      </w:r>
-    </w:p>
-    <w:p>
-      <w:pPr>
-        <w:spacing w:after="183" w:line="360" w:lineRule="auto"/>
-        <w:ind w:left="708" w:firstLine="0"/>
-        <w:jc w:val="left"/>
+        <w:ind w:left="0" w:firstLine="0"/>
         <w:rPr>
           <w:iCs/>
         </w:rPr>
@@ -7283,44 +8947,114 @@
         <w:t xml:space="preserve"> </w:t>
       </w:r>
       <w:proofErr w:type="spellStart"/>
-      <w:proofErr w:type="gramStart"/>
-      <w:r>
-        <w:rPr>
-          <w:i/>
-          <w:iCs/>
-        </w:rPr>
-        <w:t>GetMaxEnergy</w:t>
-      </w:r>
-      <w:proofErr w:type="spellEnd"/>
-      <w:r>
-        <w:rPr>
-          <w:i/>
-          <w:iCs/>
-        </w:rPr>
-        <w:t>(</w:t>
-      </w:r>
-      <w:proofErr w:type="gramEnd"/>
-      <w:r>
-        <w:rPr>
-          <w:i/>
-          <w:iCs/>
-        </w:rPr>
-        <w:t xml:space="preserve">) </w:t>
-      </w:r>
-      <w:proofErr w:type="spellStart"/>
-      <w:r>
-        <w:rPr>
-          <w:i/>
-          <w:iCs/>
-        </w:rPr>
-        <w:t>const</w:t>
-      </w:r>
-      <w:proofErr w:type="spellEnd"/>
-      <w:r>
-        <w:rPr>
-          <w:iCs/>
-        </w:rPr>
-        <w:t xml:space="preserve"> – метод доступа к приватному полю </w:t>
+      <w:r>
+        <w:rPr>
+          <w:i/>
+          <w:iCs/>
+        </w:rPr>
+        <w:t>max_health</w:t>
+      </w:r>
+      <w:proofErr w:type="spellEnd"/>
+      <w:r>
+        <w:rPr>
+          <w:i/>
+          <w:iCs/>
+        </w:rPr>
+        <w:t xml:space="preserve">_, </w:t>
+      </w:r>
+      <w:proofErr w:type="spellStart"/>
+      <w:r>
+        <w:rPr>
+          <w:i/>
+          <w:iCs/>
+        </w:rPr>
+        <w:t>current_health</w:t>
+      </w:r>
+      <w:proofErr w:type="spellEnd"/>
+      <w:r>
+        <w:rPr>
+          <w:i/>
+          <w:iCs/>
+        </w:rPr>
+        <w:t>_</w:t>
+      </w:r>
+      <w:r>
+        <w:rPr>
+          <w:iCs/>
+        </w:rPr>
+        <w:t xml:space="preserve"> – максимальное и текущее здоровье.</w:t>
+      </w:r>
+    </w:p>
+    <w:p>
+      <w:pPr>
+        <w:spacing w:after="183" w:line="360" w:lineRule="auto"/>
+        <w:ind w:left="0" w:firstLine="0"/>
+        <w:rPr>
+          <w:iCs/>
+        </w:rPr>
+      </w:pPr>
+      <w:proofErr w:type="spellStart"/>
+      <w:r>
+        <w:rPr>
+          <w:i/>
+          <w:iCs/>
+        </w:rPr>
+        <w:t>int</w:t>
+      </w:r>
+      <w:proofErr w:type="spellEnd"/>
+      <w:r>
+        <w:rPr>
+          <w:i/>
+          <w:iCs/>
+        </w:rPr>
+        <w:t xml:space="preserve"> </w:t>
+      </w:r>
+      <w:proofErr w:type="spellStart"/>
+      <w:r>
+        <w:rPr>
+          <w:i/>
+          <w:iCs/>
+        </w:rPr>
+        <w:t>damage</w:t>
+      </w:r>
+      <w:proofErr w:type="spellEnd"/>
+      <w:r>
+        <w:rPr>
+          <w:i/>
+          <w:iCs/>
+        </w:rPr>
+        <w:t>_</w:t>
+      </w:r>
+      <w:r>
+        <w:rPr>
+          <w:iCs/>
+        </w:rPr>
+        <w:t xml:space="preserve"> – урон атаки.</w:t>
+      </w:r>
+    </w:p>
+    <w:p>
+      <w:pPr>
+        <w:spacing w:after="183" w:line="360" w:lineRule="auto"/>
+        <w:ind w:left="0" w:firstLine="0"/>
+        <w:rPr>
+          <w:iCs/>
+        </w:rPr>
+      </w:pPr>
+      <w:proofErr w:type="spellStart"/>
+      <w:r>
+        <w:rPr>
+          <w:i/>
+          <w:iCs/>
+        </w:rPr>
+        <w:t>int</w:t>
+      </w:r>
+      <w:proofErr w:type="spellEnd"/>
+      <w:r>
+        <w:rPr>
+          <w:i/>
+          <w:iCs/>
+        </w:rPr>
+        <w:t xml:space="preserve"> </w:t>
       </w:r>
       <w:proofErr w:type="spellStart"/>
       <w:r>
@@ -7336,20 +9070,35 @@
           <w:i/>
           <w:iCs/>
         </w:rPr>
+        <w:t xml:space="preserve">_, </w:t>
+      </w:r>
+      <w:proofErr w:type="spellStart"/>
+      <w:r>
+        <w:rPr>
+          <w:i/>
+          <w:iCs/>
+        </w:rPr>
+        <w:t>current_energy</w:t>
+      </w:r>
+      <w:proofErr w:type="spellEnd"/>
+      <w:r>
+        <w:rPr>
+          <w:i/>
+          <w:iCs/>
+        </w:rPr>
         <w:t>_</w:t>
       </w:r>
       <w:r>
         <w:rPr>
           <w:iCs/>
         </w:rPr>
-        <w:t>.</w:t>
+        <w:t xml:space="preserve"> – максимальная и текущая энергия.</w:t>
       </w:r>
     </w:p>
     <w:p>
       <w:pPr>
         <w:spacing w:after="183" w:line="360" w:lineRule="auto"/>
-        <w:ind w:left="708" w:firstLine="0"/>
-        <w:jc w:val="left"/>
+        <w:ind w:left="0" w:firstLine="0"/>
         <w:rPr>
           <w:iCs/>
         </w:rPr>
@@ -7371,46 +9120,6 @@
         <w:t xml:space="preserve"> </w:t>
       </w:r>
       <w:proofErr w:type="spellStart"/>
-      <w:proofErr w:type="gramStart"/>
-      <w:r>
-        <w:rPr>
-          <w:i/>
-          <w:iCs/>
-        </w:rPr>
-        <w:t>GetExp</w:t>
-      </w:r>
-      <w:proofErr w:type="spellEnd"/>
-      <w:r>
-        <w:rPr>
-          <w:i/>
-          <w:iCs/>
-        </w:rPr>
-        <w:t>(</w:t>
-      </w:r>
-      <w:proofErr w:type="gramEnd"/>
-      <w:r>
-        <w:rPr>
-          <w:i/>
-          <w:iCs/>
-        </w:rPr>
-        <w:t xml:space="preserve">) </w:t>
-      </w:r>
-      <w:proofErr w:type="spellStart"/>
-      <w:r>
-        <w:rPr>
-          <w:i/>
-          <w:iCs/>
-        </w:rPr>
-        <w:t>const</w:t>
-      </w:r>
-      <w:proofErr w:type="spellEnd"/>
-      <w:r>
-        <w:rPr>
-          <w:iCs/>
-        </w:rPr>
-        <w:t xml:space="preserve"> – метод доступа к приватному полю </w:t>
-      </w:r>
-      <w:proofErr w:type="spellStart"/>
       <w:r>
         <w:rPr>
           <w:i/>
@@ -7424,20 +9133,35 @@
           <w:i/>
           <w:iCs/>
         </w:rPr>
+        <w:t xml:space="preserve">_, </w:t>
+      </w:r>
+      <w:proofErr w:type="spellStart"/>
+      <w:r>
+        <w:rPr>
+          <w:i/>
+          <w:iCs/>
+        </w:rPr>
+        <w:t>required_exp</w:t>
+      </w:r>
+      <w:proofErr w:type="spellEnd"/>
+      <w:r>
+        <w:rPr>
+          <w:i/>
+          <w:iCs/>
+        </w:rPr>
         <w:t>_</w:t>
       </w:r>
       <w:r>
         <w:rPr>
           <w:iCs/>
         </w:rPr>
-        <w:t>.</w:t>
+        <w:t xml:space="preserve"> – текущий опыт и опыт, необходимый для следующего ранга.</w:t>
       </w:r>
     </w:p>
     <w:p>
       <w:pPr>
         <w:spacing w:after="183" w:line="360" w:lineRule="auto"/>
-        <w:ind w:left="708" w:firstLine="0"/>
-        <w:jc w:val="left"/>
+        <w:ind w:left="0" w:firstLine="0"/>
         <w:rPr>
           <w:iCs/>
         </w:rPr>
@@ -7459,52 +9183,12 @@
         <w:t xml:space="preserve"> </w:t>
       </w:r>
       <w:proofErr w:type="spellStart"/>
-      <w:proofErr w:type="gramStart"/>
-      <w:r>
-        <w:rPr>
-          <w:i/>
-          <w:iCs/>
-        </w:rPr>
-        <w:t>GetRequiredExp</w:t>
-      </w:r>
-      <w:proofErr w:type="spellEnd"/>
-      <w:r>
-        <w:rPr>
-          <w:i/>
-          <w:iCs/>
-        </w:rPr>
-        <w:t>(</w:t>
-      </w:r>
-      <w:proofErr w:type="gramEnd"/>
-      <w:r>
-        <w:rPr>
-          <w:i/>
-          <w:iCs/>
-        </w:rPr>
-        <w:t xml:space="preserve">) </w:t>
-      </w:r>
-      <w:proofErr w:type="spellStart"/>
-      <w:r>
-        <w:rPr>
-          <w:i/>
-          <w:iCs/>
-        </w:rPr>
-        <w:t>const</w:t>
-      </w:r>
-      <w:proofErr w:type="spellEnd"/>
-      <w:r>
-        <w:rPr>
-          <w:iCs/>
-        </w:rPr>
-        <w:t xml:space="preserve"> – метод доступа к приватному полю </w:t>
-      </w:r>
-      <w:proofErr w:type="spellStart"/>
-      <w:r>
-        <w:rPr>
-          <w:i/>
-          <w:iCs/>
-        </w:rPr>
-        <w:t>required_exp</w:t>
+      <w:r>
+        <w:rPr>
+          <w:i/>
+          <w:iCs/>
+        </w:rPr>
+        <w:t>rank</w:t>
       </w:r>
       <w:proofErr w:type="spellEnd"/>
       <w:r>
@@ -7518,14 +9202,13 @@
         <w:rPr>
           <w:iCs/>
         </w:rPr>
-        <w:t>.</w:t>
+        <w:t xml:space="preserve"> – текущий ранг робота.</w:t>
       </w:r>
     </w:p>
     <w:p>
       <w:pPr>
         <w:spacing w:after="183" w:line="360" w:lineRule="auto"/>
-        <w:ind w:left="708" w:firstLine="0"/>
-        <w:jc w:val="left"/>
+        <w:ind w:left="0" w:firstLine="0"/>
         <w:rPr>
           <w:iCs/>
         </w:rPr>
@@ -7547,52 +9230,12 @@
         <w:t xml:space="preserve"> </w:t>
       </w:r>
       <w:proofErr w:type="spellStart"/>
-      <w:proofErr w:type="gramStart"/>
-      <w:r>
-        <w:rPr>
-          <w:i/>
-          <w:iCs/>
-        </w:rPr>
-        <w:t>GetRank</w:t>
-      </w:r>
-      <w:proofErr w:type="spellEnd"/>
-      <w:r>
-        <w:rPr>
-          <w:i/>
-          <w:iCs/>
-        </w:rPr>
-        <w:t>(</w:t>
-      </w:r>
-      <w:proofErr w:type="gramEnd"/>
-      <w:r>
-        <w:rPr>
-          <w:i/>
-          <w:iCs/>
-        </w:rPr>
-        <w:t xml:space="preserve">) </w:t>
-      </w:r>
-      <w:proofErr w:type="spellStart"/>
-      <w:r>
-        <w:rPr>
-          <w:i/>
-          <w:iCs/>
-        </w:rPr>
-        <w:t>const</w:t>
-      </w:r>
-      <w:proofErr w:type="spellEnd"/>
-      <w:r>
-        <w:rPr>
-          <w:iCs/>
-        </w:rPr>
-        <w:t xml:space="preserve"> – метод доступа к приватному полю </w:t>
-      </w:r>
-      <w:proofErr w:type="spellStart"/>
-      <w:r>
-        <w:rPr>
-          <w:i/>
-          <w:iCs/>
-        </w:rPr>
-        <w:t>rank</w:t>
+      <w:r>
+        <w:rPr>
+          <w:i/>
+          <w:iCs/>
+        </w:rPr>
+        <w:t>speed</w:t>
       </w:r>
       <w:proofErr w:type="spellEnd"/>
       <w:r>
@@ -7606,14 +9249,13 @@
         <w:rPr>
           <w:iCs/>
         </w:rPr>
-        <w:t>.</w:t>
+        <w:t xml:space="preserve"> – скорость, количество шагов за ход.</w:t>
       </w:r>
     </w:p>
     <w:p>
       <w:pPr>
         <w:spacing w:after="183" w:line="360" w:lineRule="auto"/>
-        <w:ind w:left="708" w:firstLine="0"/>
-        <w:jc w:val="left"/>
+        <w:ind w:left="0" w:firstLine="0"/>
         <w:rPr>
           <w:iCs/>
         </w:rPr>
@@ -7635,52 +9277,12 @@
         <w:t xml:space="preserve"> </w:t>
       </w:r>
       <w:proofErr w:type="spellStart"/>
-      <w:proofErr w:type="gramStart"/>
-      <w:r>
-        <w:rPr>
-          <w:i/>
-          <w:iCs/>
-        </w:rPr>
-        <w:t>GetSpeed</w:t>
-      </w:r>
-      <w:proofErr w:type="spellEnd"/>
-      <w:r>
-        <w:rPr>
-          <w:i/>
-          <w:iCs/>
-        </w:rPr>
-        <w:t>(</w:t>
-      </w:r>
-      <w:proofErr w:type="gramEnd"/>
-      <w:r>
-        <w:rPr>
-          <w:i/>
-          <w:iCs/>
-        </w:rPr>
-        <w:t xml:space="preserve">) </w:t>
-      </w:r>
-      <w:proofErr w:type="spellStart"/>
-      <w:r>
-        <w:rPr>
-          <w:i/>
-          <w:iCs/>
-        </w:rPr>
-        <w:t>const</w:t>
-      </w:r>
-      <w:proofErr w:type="spellEnd"/>
-      <w:r>
-        <w:rPr>
-          <w:iCs/>
-        </w:rPr>
-        <w:t xml:space="preserve"> – метод доступа к приватному полю </w:t>
-      </w:r>
-      <w:proofErr w:type="spellStart"/>
-      <w:r>
-        <w:rPr>
-          <w:i/>
-          <w:iCs/>
-        </w:rPr>
-        <w:t>speed</w:t>
+      <w:r>
+        <w:rPr>
+          <w:i/>
+          <w:iCs/>
+        </w:rPr>
+        <w:t>vision</w:t>
       </w:r>
       <w:proofErr w:type="spellEnd"/>
       <w:r>
@@ -7694,1242 +9296,18 @@
         <w:rPr>
           <w:iCs/>
         </w:rPr>
-        <w:t>.</w:t>
+        <w:t xml:space="preserve"> – радиус обзора.</w:t>
       </w:r>
     </w:p>
     <w:p>
       <w:pPr>
         <w:spacing w:after="183" w:line="360" w:lineRule="auto"/>
-        <w:ind w:left="708" w:firstLine="0"/>
-        <w:jc w:val="left"/>
-        <w:rPr>
-          <w:iCs/>
-        </w:rPr>
-      </w:pPr>
-      <w:proofErr w:type="spellStart"/>
-      <w:r>
-        <w:rPr>
-          <w:i/>
-          <w:iCs/>
-        </w:rPr>
-        <w:t>int</w:t>
-      </w:r>
-      <w:proofErr w:type="spellEnd"/>
-      <w:r>
-        <w:rPr>
-          <w:i/>
-          <w:iCs/>
-        </w:rPr>
-        <w:t xml:space="preserve"> </w:t>
-      </w:r>
-      <w:proofErr w:type="spellStart"/>
-      <w:proofErr w:type="gramStart"/>
-      <w:r>
-        <w:rPr>
-          <w:i/>
-          <w:iCs/>
-        </w:rPr>
-        <w:t>GetVision</w:t>
-      </w:r>
-      <w:proofErr w:type="spellEnd"/>
-      <w:r>
-        <w:rPr>
-          <w:i/>
-          <w:iCs/>
-        </w:rPr>
-        <w:t>(</w:t>
-      </w:r>
-      <w:proofErr w:type="gramEnd"/>
-      <w:r>
-        <w:rPr>
-          <w:i/>
-          <w:iCs/>
-        </w:rPr>
-        <w:t xml:space="preserve">) </w:t>
-      </w:r>
-      <w:proofErr w:type="spellStart"/>
-      <w:r>
-        <w:rPr>
-          <w:i/>
-          <w:iCs/>
-        </w:rPr>
-        <w:t>const</w:t>
-      </w:r>
-      <w:proofErr w:type="spellEnd"/>
-      <w:r>
-        <w:rPr>
-          <w:iCs/>
-        </w:rPr>
-        <w:t xml:space="preserve"> – метод доступа к приватному полю </w:t>
-      </w:r>
-      <w:proofErr w:type="spellStart"/>
-      <w:r>
-        <w:rPr>
-          <w:i/>
-          <w:iCs/>
-        </w:rPr>
-        <w:t>vision</w:t>
-      </w:r>
-      <w:proofErr w:type="spellEnd"/>
-      <w:r>
-        <w:rPr>
-          <w:i/>
-          <w:iCs/>
-        </w:rPr>
-        <w:t>_</w:t>
-      </w:r>
-      <w:r>
-        <w:rPr>
-          <w:iCs/>
-        </w:rPr>
-        <w:t>.</w:t>
-      </w:r>
-    </w:p>
-    <w:p>
-      <w:pPr>
-        <w:spacing w:after="183" w:line="360" w:lineRule="auto"/>
-        <w:ind w:left="708" w:firstLine="0"/>
-        <w:jc w:val="left"/>
-        <w:rPr>
-          <w:iCs/>
-        </w:rPr>
-      </w:pPr>
-      <w:proofErr w:type="spellStart"/>
-      <w:r>
-        <w:rPr>
-          <w:i/>
-          <w:iCs/>
-        </w:rPr>
-        <w:t>bool</w:t>
-      </w:r>
-      <w:proofErr w:type="spellEnd"/>
-      <w:r>
-        <w:rPr>
-          <w:i/>
-          <w:iCs/>
-        </w:rPr>
-        <w:t xml:space="preserve"> </w:t>
-      </w:r>
-      <w:proofErr w:type="spellStart"/>
-      <w:proofErr w:type="gramStart"/>
-      <w:r>
-        <w:rPr>
-          <w:i/>
-          <w:iCs/>
-        </w:rPr>
-        <w:t>IsAlive</w:t>
-      </w:r>
-      <w:proofErr w:type="spellEnd"/>
-      <w:r>
-        <w:rPr>
-          <w:i/>
-          <w:iCs/>
-        </w:rPr>
-        <w:t>(</w:t>
-      </w:r>
-      <w:proofErr w:type="gramEnd"/>
-      <w:r>
-        <w:rPr>
-          <w:i/>
-          <w:iCs/>
-        </w:rPr>
-        <w:t xml:space="preserve">) </w:t>
-      </w:r>
-      <w:proofErr w:type="spellStart"/>
-      <w:r>
-        <w:rPr>
-          <w:i/>
-          <w:iCs/>
-        </w:rPr>
-        <w:t>const</w:t>
-      </w:r>
-      <w:proofErr w:type="spellEnd"/>
-      <w:r>
-        <w:rPr>
-          <w:iCs/>
-        </w:rPr>
-        <w:t xml:space="preserve"> – проверяет, жив ли робот.</w:t>
-      </w:r>
-    </w:p>
-    <w:p>
-      <w:pPr>
-        <w:spacing w:after="183" w:line="360" w:lineRule="auto"/>
-        <w:ind w:left="708" w:firstLine="0"/>
-        <w:jc w:val="left"/>
-        <w:rPr>
-          <w:iCs/>
-        </w:rPr>
-      </w:pPr>
-      <w:proofErr w:type="spellStart"/>
-      <w:r>
-        <w:rPr>
-          <w:i/>
-          <w:iCs/>
-        </w:rPr>
-        <w:t>void</w:t>
-      </w:r>
-      <w:proofErr w:type="spellEnd"/>
-      <w:r>
-        <w:rPr>
-          <w:i/>
-          <w:iCs/>
-        </w:rPr>
-        <w:t xml:space="preserve"> </w:t>
-      </w:r>
-      <w:proofErr w:type="spellStart"/>
-      <w:proofErr w:type="gramStart"/>
-      <w:r>
-        <w:rPr>
-          <w:i/>
-          <w:iCs/>
-        </w:rPr>
-        <w:t>TakeDamage</w:t>
-      </w:r>
-      <w:proofErr w:type="spellEnd"/>
-      <w:r>
-        <w:rPr>
-          <w:i/>
-          <w:iCs/>
-        </w:rPr>
-        <w:t>(</w:t>
-      </w:r>
-      <w:proofErr w:type="spellStart"/>
-      <w:proofErr w:type="gramEnd"/>
-      <w:r>
-        <w:rPr>
-          <w:i/>
-          <w:iCs/>
-        </w:rPr>
-        <w:t>int</w:t>
-      </w:r>
-      <w:proofErr w:type="spellEnd"/>
-      <w:r>
-        <w:rPr>
-          <w:i/>
-          <w:iCs/>
-        </w:rPr>
-        <w:t xml:space="preserve"> </w:t>
-      </w:r>
-      <w:proofErr w:type="spellStart"/>
-      <w:r>
-        <w:rPr>
-          <w:i/>
-          <w:iCs/>
-        </w:rPr>
-        <w:t>value</w:t>
-      </w:r>
-      <w:proofErr w:type="spellEnd"/>
-      <w:r>
-        <w:rPr>
-          <w:i/>
-          <w:iCs/>
-        </w:rPr>
-        <w:t>)</w:t>
-      </w:r>
-      <w:r>
-        <w:rPr>
-          <w:iCs/>
-        </w:rPr>
-        <w:t xml:space="preserve"> – уменьшает текущее здоровье с ограничением снизу.</w:t>
-      </w:r>
-    </w:p>
-    <w:p>
-      <w:pPr>
-        <w:spacing w:after="183" w:line="360" w:lineRule="auto"/>
-        <w:ind w:left="708" w:firstLine="0"/>
-        <w:jc w:val="left"/>
-        <w:rPr>
-          <w:iCs/>
-        </w:rPr>
-      </w:pPr>
-      <w:proofErr w:type="spellStart"/>
-      <w:r>
-        <w:rPr>
-          <w:i/>
-          <w:iCs/>
-        </w:rPr>
-        <w:t>void</w:t>
-      </w:r>
-      <w:proofErr w:type="spellEnd"/>
-      <w:r>
-        <w:rPr>
-          <w:i/>
-          <w:iCs/>
-        </w:rPr>
-        <w:t xml:space="preserve"> </w:t>
-      </w:r>
-      <w:proofErr w:type="spellStart"/>
-      <w:proofErr w:type="gramStart"/>
-      <w:r>
-        <w:rPr>
-          <w:i/>
-          <w:iCs/>
-        </w:rPr>
-        <w:t>TakeHeal</w:t>
-      </w:r>
-      <w:proofErr w:type="spellEnd"/>
-      <w:r>
-        <w:rPr>
-          <w:i/>
-          <w:iCs/>
-        </w:rPr>
-        <w:t>(</w:t>
-      </w:r>
-      <w:proofErr w:type="spellStart"/>
-      <w:proofErr w:type="gramEnd"/>
-      <w:r>
-        <w:rPr>
-          <w:i/>
-          <w:iCs/>
-        </w:rPr>
-        <w:t>int</w:t>
-      </w:r>
-      <w:proofErr w:type="spellEnd"/>
-      <w:r>
-        <w:rPr>
-          <w:i/>
-          <w:iCs/>
-        </w:rPr>
-        <w:t xml:space="preserve"> </w:t>
-      </w:r>
-      <w:proofErr w:type="spellStart"/>
-      <w:r>
-        <w:rPr>
-          <w:i/>
-          <w:iCs/>
-        </w:rPr>
-        <w:t>value</w:t>
-      </w:r>
-      <w:proofErr w:type="spellEnd"/>
-      <w:r>
-        <w:rPr>
-          <w:i/>
-          <w:iCs/>
-        </w:rPr>
-        <w:t>)</w:t>
-      </w:r>
-      <w:r>
-        <w:rPr>
-          <w:iCs/>
-        </w:rPr>
-        <w:t xml:space="preserve"> – увеличивает текущее здоровье с ограничением сверху.</w:t>
-      </w:r>
-    </w:p>
-    <w:p>
-      <w:pPr>
-        <w:spacing w:after="183" w:line="360" w:lineRule="auto"/>
-        <w:ind w:left="708" w:firstLine="0"/>
-        <w:jc w:val="left"/>
-        <w:rPr>
-          <w:iCs/>
-        </w:rPr>
-      </w:pPr>
-      <w:proofErr w:type="spellStart"/>
-      <w:r>
-        <w:rPr>
-          <w:i/>
-          <w:iCs/>
-        </w:rPr>
-        <w:t>void</w:t>
-      </w:r>
-      <w:proofErr w:type="spellEnd"/>
-      <w:r>
-        <w:rPr>
-          <w:i/>
-          <w:iCs/>
-        </w:rPr>
-        <w:t xml:space="preserve"> </w:t>
-      </w:r>
-      <w:proofErr w:type="spellStart"/>
-      <w:proofErr w:type="gramStart"/>
-      <w:r>
-        <w:rPr>
-          <w:i/>
-          <w:iCs/>
-        </w:rPr>
-        <w:t>RestoreEnergy</w:t>
-      </w:r>
-      <w:proofErr w:type="spellEnd"/>
-      <w:r>
-        <w:rPr>
-          <w:i/>
-          <w:iCs/>
-        </w:rPr>
-        <w:t>(</w:t>
-      </w:r>
-      <w:proofErr w:type="spellStart"/>
-      <w:proofErr w:type="gramEnd"/>
-      <w:r>
-        <w:rPr>
-          <w:i/>
-          <w:iCs/>
-        </w:rPr>
-        <w:t>int</w:t>
-      </w:r>
-      <w:proofErr w:type="spellEnd"/>
-      <w:r>
-        <w:rPr>
-          <w:i/>
-          <w:iCs/>
-        </w:rPr>
-        <w:t xml:space="preserve"> </w:t>
-      </w:r>
-      <w:proofErr w:type="spellStart"/>
-      <w:r>
-        <w:rPr>
-          <w:i/>
-          <w:iCs/>
-        </w:rPr>
-        <w:t>value</w:t>
-      </w:r>
-      <w:proofErr w:type="spellEnd"/>
-      <w:r>
-        <w:rPr>
-          <w:i/>
-          <w:iCs/>
-        </w:rPr>
-        <w:t>)</w:t>
-      </w:r>
-      <w:r>
-        <w:rPr>
-          <w:iCs/>
-        </w:rPr>
-        <w:t xml:space="preserve"> – увеличивает текущую энергию с ограничением сверху.</w:t>
-      </w:r>
-    </w:p>
-    <w:p>
-      <w:pPr>
-        <w:spacing w:after="183" w:line="360" w:lineRule="auto"/>
-        <w:ind w:left="708" w:firstLine="0"/>
-        <w:jc w:val="left"/>
-        <w:rPr>
-          <w:iCs/>
-        </w:rPr>
-      </w:pPr>
-      <w:proofErr w:type="spellStart"/>
-      <w:r>
-        <w:rPr>
-          <w:i/>
-          <w:iCs/>
-        </w:rPr>
-        <w:t>void</w:t>
-      </w:r>
-      <w:proofErr w:type="spellEnd"/>
-      <w:r>
-        <w:rPr>
-          <w:i/>
-          <w:iCs/>
-        </w:rPr>
-        <w:t xml:space="preserve"> </w:t>
-      </w:r>
-      <w:proofErr w:type="spellStart"/>
-      <w:proofErr w:type="gramStart"/>
-      <w:r>
-        <w:rPr>
-          <w:i/>
-          <w:iCs/>
-        </w:rPr>
-        <w:t>SpendEnergy</w:t>
-      </w:r>
-      <w:proofErr w:type="spellEnd"/>
-      <w:r>
-        <w:rPr>
-          <w:i/>
-          <w:iCs/>
-        </w:rPr>
-        <w:t>(</w:t>
-      </w:r>
-      <w:proofErr w:type="spellStart"/>
-      <w:proofErr w:type="gramEnd"/>
-      <w:r>
-        <w:rPr>
-          <w:i/>
-          <w:iCs/>
-        </w:rPr>
-        <w:t>int</w:t>
-      </w:r>
-      <w:proofErr w:type="spellEnd"/>
-      <w:r>
-        <w:rPr>
-          <w:i/>
-          <w:iCs/>
-        </w:rPr>
-        <w:t xml:space="preserve"> </w:t>
-      </w:r>
-      <w:proofErr w:type="spellStart"/>
-      <w:r>
-        <w:rPr>
-          <w:i/>
-          <w:iCs/>
-        </w:rPr>
-        <w:t>value</w:t>
-      </w:r>
-      <w:proofErr w:type="spellEnd"/>
-      <w:r>
-        <w:rPr>
-          <w:i/>
-          <w:iCs/>
-        </w:rPr>
-        <w:t>)</w:t>
-      </w:r>
-      <w:r>
-        <w:rPr>
-          <w:iCs/>
-        </w:rPr>
-        <w:t xml:space="preserve"> – уменьшает текущую энергию с ограничением снизу.</w:t>
-      </w:r>
-    </w:p>
-    <w:p>
-      <w:pPr>
-        <w:spacing w:after="183" w:line="360" w:lineRule="auto"/>
-        <w:ind w:left="708" w:firstLine="0"/>
-        <w:jc w:val="left"/>
-        <w:rPr>
-          <w:iCs/>
-        </w:rPr>
-      </w:pPr>
-      <w:proofErr w:type="spellStart"/>
-      <w:r>
-        <w:rPr>
-          <w:i/>
-          <w:iCs/>
-        </w:rPr>
-        <w:t>void</w:t>
-      </w:r>
-      <w:proofErr w:type="spellEnd"/>
-      <w:r>
-        <w:rPr>
-          <w:i/>
-          <w:iCs/>
-        </w:rPr>
-        <w:t xml:space="preserve"> </w:t>
-      </w:r>
-      <w:proofErr w:type="spellStart"/>
-      <w:proofErr w:type="gramStart"/>
-      <w:r>
-        <w:rPr>
-          <w:i/>
-          <w:iCs/>
-        </w:rPr>
-        <w:t>GainExp</w:t>
-      </w:r>
-      <w:proofErr w:type="spellEnd"/>
-      <w:r>
-        <w:rPr>
-          <w:i/>
-          <w:iCs/>
-        </w:rPr>
-        <w:t>(</w:t>
-      </w:r>
-      <w:proofErr w:type="spellStart"/>
-      <w:proofErr w:type="gramEnd"/>
-      <w:r>
-        <w:rPr>
-          <w:i/>
-          <w:iCs/>
-        </w:rPr>
-        <w:t>int</w:t>
-      </w:r>
-      <w:proofErr w:type="spellEnd"/>
-      <w:r>
-        <w:rPr>
-          <w:i/>
-          <w:iCs/>
-        </w:rPr>
-        <w:t xml:space="preserve"> </w:t>
-      </w:r>
-      <w:proofErr w:type="spellStart"/>
-      <w:r>
-        <w:rPr>
-          <w:i/>
-          <w:iCs/>
-        </w:rPr>
-        <w:t>value</w:t>
-      </w:r>
-      <w:proofErr w:type="spellEnd"/>
-      <w:r>
-        <w:rPr>
-          <w:i/>
-          <w:iCs/>
-        </w:rPr>
-        <w:t>)</w:t>
-      </w:r>
-      <w:r>
-        <w:rPr>
-          <w:iCs/>
-        </w:rPr>
-        <w:t xml:space="preserve"> – начисляет опыт и вызывает проверку повышения ранга.</w:t>
-      </w:r>
-    </w:p>
-    <w:p>
-      <w:pPr>
-        <w:spacing w:after="183" w:line="360" w:lineRule="auto"/>
-        <w:ind w:left="708" w:firstLine="0"/>
-        <w:jc w:val="left"/>
-        <w:rPr>
-          <w:iCs/>
-        </w:rPr>
-      </w:pPr>
-      <w:proofErr w:type="spellStart"/>
-      <w:r>
-        <w:rPr>
-          <w:i/>
-          <w:iCs/>
-        </w:rPr>
-        <w:t>void</w:t>
-      </w:r>
-      <w:proofErr w:type="spellEnd"/>
-      <w:r>
-        <w:rPr>
-          <w:i/>
-          <w:iCs/>
-        </w:rPr>
-        <w:t xml:space="preserve"> </w:t>
-      </w:r>
-      <w:proofErr w:type="spellStart"/>
-      <w:proofErr w:type="gramStart"/>
-      <w:r>
-        <w:rPr>
-          <w:i/>
-          <w:iCs/>
-        </w:rPr>
-        <w:t>IncreaseMaxHealth</w:t>
-      </w:r>
-      <w:proofErr w:type="spellEnd"/>
-      <w:r>
-        <w:rPr>
-          <w:i/>
-          <w:iCs/>
-        </w:rPr>
-        <w:t>(</w:t>
-      </w:r>
-      <w:proofErr w:type="spellStart"/>
-      <w:proofErr w:type="gramEnd"/>
-      <w:r>
-        <w:rPr>
-          <w:i/>
-          <w:iCs/>
-        </w:rPr>
-        <w:t>int</w:t>
-      </w:r>
-      <w:proofErr w:type="spellEnd"/>
-      <w:r>
-        <w:rPr>
-          <w:i/>
-          <w:iCs/>
-        </w:rPr>
-        <w:t xml:space="preserve"> </w:t>
-      </w:r>
-      <w:proofErr w:type="spellStart"/>
-      <w:r>
-        <w:rPr>
-          <w:i/>
-          <w:iCs/>
-        </w:rPr>
-        <w:t>new_max_health</w:t>
-      </w:r>
-      <w:proofErr w:type="spellEnd"/>
-      <w:r>
-        <w:rPr>
-          <w:i/>
-          <w:iCs/>
-        </w:rPr>
-        <w:t>)</w:t>
-      </w:r>
-      <w:r>
-        <w:rPr>
-          <w:iCs/>
-        </w:rPr>
-        <w:t xml:space="preserve"> – увеличивает максимальное здоровье.</w:t>
-      </w:r>
-    </w:p>
-    <w:p>
-      <w:pPr>
-        <w:spacing w:after="183" w:line="360" w:lineRule="auto"/>
-        <w:ind w:left="708" w:firstLine="0"/>
-        <w:jc w:val="left"/>
-        <w:rPr>
-          <w:iCs/>
-        </w:rPr>
-      </w:pPr>
-      <w:proofErr w:type="spellStart"/>
-      <w:r>
-        <w:rPr>
-          <w:i/>
-          <w:iCs/>
-        </w:rPr>
-        <w:t>void</w:t>
-      </w:r>
-      <w:proofErr w:type="spellEnd"/>
-      <w:r>
-        <w:rPr>
-          <w:i/>
-          <w:iCs/>
-        </w:rPr>
-        <w:t xml:space="preserve"> </w:t>
-      </w:r>
-      <w:proofErr w:type="spellStart"/>
-      <w:proofErr w:type="gramStart"/>
-      <w:r>
-        <w:rPr>
-          <w:i/>
-          <w:iCs/>
-        </w:rPr>
-        <w:t>IncreaseDamage</w:t>
-      </w:r>
-      <w:proofErr w:type="spellEnd"/>
-      <w:r>
-        <w:rPr>
-          <w:i/>
-          <w:iCs/>
-        </w:rPr>
-        <w:t>(</w:t>
-      </w:r>
-      <w:proofErr w:type="spellStart"/>
-      <w:proofErr w:type="gramEnd"/>
-      <w:r>
-        <w:rPr>
-          <w:i/>
-          <w:iCs/>
-        </w:rPr>
-        <w:t>int</w:t>
-      </w:r>
-      <w:proofErr w:type="spellEnd"/>
-      <w:r>
-        <w:rPr>
-          <w:i/>
-          <w:iCs/>
-        </w:rPr>
-        <w:t xml:space="preserve"> </w:t>
-      </w:r>
-      <w:proofErr w:type="spellStart"/>
-      <w:r>
-        <w:rPr>
-          <w:i/>
-          <w:iCs/>
-        </w:rPr>
-        <w:t>value</w:t>
-      </w:r>
-      <w:proofErr w:type="spellEnd"/>
-      <w:r>
-        <w:rPr>
-          <w:i/>
-          <w:iCs/>
-        </w:rPr>
-        <w:t>)</w:t>
-      </w:r>
-      <w:r>
-        <w:rPr>
-          <w:iCs/>
-        </w:rPr>
-        <w:t xml:space="preserve"> – увеличивает урон.</w:t>
-      </w:r>
-    </w:p>
-    <w:p>
-      <w:pPr>
-        <w:spacing w:after="183" w:line="360" w:lineRule="auto"/>
-        <w:ind w:left="708" w:firstLine="0"/>
-        <w:jc w:val="left"/>
-        <w:rPr>
-          <w:iCs/>
-          <w:lang w:val="en-US"/>
-        </w:rPr>
-      </w:pPr>
-      <w:r>
-        <w:rPr>
-          <w:i/>
-          <w:iCs/>
-          <w:lang w:val="en-US"/>
-        </w:rPr>
-        <w:t xml:space="preserve">void </w:t>
-      </w:r>
-      <w:proofErr w:type="spellStart"/>
-      <w:proofErr w:type="gramStart"/>
-      <w:r>
-        <w:rPr>
-          <w:i/>
-          <w:iCs/>
-          <w:lang w:val="en-US"/>
-        </w:rPr>
-        <w:t>IncreaseSpeed</w:t>
-      </w:r>
-      <w:proofErr w:type="spellEnd"/>
-      <w:r>
-        <w:rPr>
-          <w:i/>
-          <w:iCs/>
-          <w:lang w:val="en-US"/>
-        </w:rPr>
-        <w:t>(</w:t>
-      </w:r>
-      <w:proofErr w:type="gramEnd"/>
-      <w:r>
-        <w:rPr>
-          <w:i/>
-          <w:iCs/>
-          <w:lang w:val="en-US"/>
-        </w:rPr>
-        <w:t>int value)</w:t>
-      </w:r>
-      <w:r>
-        <w:rPr>
-          <w:iCs/>
-          <w:lang w:val="en-US"/>
-        </w:rPr>
-        <w:t xml:space="preserve"> – </w:t>
-      </w:r>
-      <w:r>
-        <w:rPr>
-          <w:iCs/>
-        </w:rPr>
-        <w:t>увеличивает</w:t>
-      </w:r>
-      <w:r>
-        <w:rPr>
-          <w:iCs/>
-          <w:lang w:val="en-US"/>
-        </w:rPr>
-        <w:t xml:space="preserve"> </w:t>
-      </w:r>
-      <w:r>
-        <w:rPr>
-          <w:iCs/>
-        </w:rPr>
-        <w:t>скорость</w:t>
-      </w:r>
-      <w:r>
-        <w:rPr>
-          <w:iCs/>
-          <w:lang w:val="en-US"/>
-        </w:rPr>
-        <w:t>.</w:t>
-      </w:r>
-    </w:p>
-    <w:p>
-      <w:pPr>
-        <w:spacing w:after="183" w:line="360" w:lineRule="auto"/>
-        <w:ind w:left="708" w:firstLine="0"/>
-        <w:jc w:val="left"/>
-        <w:rPr>
-          <w:iCs/>
-          <w:lang w:val="en-US"/>
-        </w:rPr>
-      </w:pPr>
-      <w:r>
-        <w:rPr>
-          <w:i/>
-          <w:iCs/>
-          <w:lang w:val="en-US"/>
-        </w:rPr>
-        <w:t xml:space="preserve">void </w:t>
-      </w:r>
-      <w:proofErr w:type="spellStart"/>
-      <w:proofErr w:type="gramStart"/>
-      <w:r>
-        <w:rPr>
-          <w:i/>
-          <w:iCs/>
-          <w:lang w:val="en-US"/>
-        </w:rPr>
-        <w:t>IncreaseVision</w:t>
-      </w:r>
-      <w:proofErr w:type="spellEnd"/>
-      <w:r>
-        <w:rPr>
-          <w:i/>
-          <w:iCs/>
-          <w:lang w:val="en-US"/>
-        </w:rPr>
-        <w:t>(</w:t>
-      </w:r>
-      <w:proofErr w:type="gramEnd"/>
-      <w:r>
-        <w:rPr>
-          <w:i/>
-          <w:iCs/>
-          <w:lang w:val="en-US"/>
-        </w:rPr>
-        <w:t>int v)</w:t>
-      </w:r>
-      <w:r>
-        <w:rPr>
-          <w:iCs/>
-          <w:lang w:val="en-US"/>
-        </w:rPr>
-        <w:t xml:space="preserve"> – </w:t>
-      </w:r>
-      <w:r>
-        <w:rPr>
-          <w:iCs/>
-        </w:rPr>
-        <w:t>увеличивает</w:t>
-      </w:r>
-      <w:r>
-        <w:rPr>
-          <w:iCs/>
-          <w:lang w:val="en-US"/>
-        </w:rPr>
-        <w:t xml:space="preserve"> </w:t>
-      </w:r>
-      <w:r>
-        <w:rPr>
-          <w:iCs/>
-        </w:rPr>
-        <w:t>радиус</w:t>
-      </w:r>
-      <w:r>
-        <w:rPr>
-          <w:iCs/>
-          <w:lang w:val="en-US"/>
-        </w:rPr>
-        <w:t xml:space="preserve"> </w:t>
-      </w:r>
-      <w:r>
-        <w:rPr>
-          <w:iCs/>
-        </w:rPr>
-        <w:t>обзора</w:t>
-      </w:r>
-      <w:r>
-        <w:rPr>
-          <w:iCs/>
-          <w:lang w:val="en-US"/>
-        </w:rPr>
-        <w:t>.</w:t>
-      </w:r>
-    </w:p>
-    <w:p>
-      <w:pPr>
-        <w:spacing w:after="183" w:line="360" w:lineRule="auto"/>
-        <w:ind w:left="708" w:firstLine="0"/>
-        <w:jc w:val="left"/>
-        <w:rPr>
-          <w:iCs/>
-          <w:lang w:val="en-US"/>
-        </w:rPr>
-      </w:pPr>
-      <w:r>
-        <w:rPr>
-          <w:i/>
-          <w:iCs/>
-          <w:lang w:val="en-US"/>
-        </w:rPr>
-        <w:lastRenderedPageBreak/>
-        <w:t xml:space="preserve">void </w:t>
-      </w:r>
-      <w:proofErr w:type="gramStart"/>
-      <w:r>
-        <w:rPr>
-          <w:i/>
-          <w:iCs/>
-          <w:lang w:val="en-US"/>
-        </w:rPr>
-        <w:t>Interact(</w:t>
-      </w:r>
-      <w:proofErr w:type="gramEnd"/>
-      <w:r>
-        <w:rPr>
-          <w:i/>
-          <w:iCs/>
-          <w:lang w:val="en-US"/>
-        </w:rPr>
-        <w:t xml:space="preserve">Robot&amp; target, int </w:t>
-      </w:r>
-      <w:proofErr w:type="spellStart"/>
-      <w:r>
-        <w:rPr>
-          <w:i/>
-          <w:iCs/>
-          <w:lang w:val="en-US"/>
-        </w:rPr>
-        <w:t>heal_value</w:t>
-      </w:r>
-      <w:proofErr w:type="spellEnd"/>
-      <w:r>
-        <w:rPr>
-          <w:i/>
-          <w:iCs/>
-          <w:lang w:val="en-US"/>
-        </w:rPr>
-        <w:t>)</w:t>
-      </w:r>
-      <w:r>
-        <w:rPr>
-          <w:iCs/>
-          <w:lang w:val="en-US"/>
-        </w:rPr>
-        <w:t xml:space="preserve"> – </w:t>
-      </w:r>
-      <w:r>
-        <w:rPr>
-          <w:iCs/>
-        </w:rPr>
-        <w:t>взаимодействует</w:t>
-      </w:r>
-      <w:r>
-        <w:rPr>
-          <w:iCs/>
-          <w:lang w:val="en-US"/>
-        </w:rPr>
-        <w:t xml:space="preserve"> </w:t>
-      </w:r>
-      <w:r>
-        <w:rPr>
-          <w:iCs/>
-        </w:rPr>
-        <w:t>с</w:t>
-      </w:r>
-      <w:r>
-        <w:rPr>
-          <w:iCs/>
-          <w:lang w:val="en-US"/>
-        </w:rPr>
-        <w:t xml:space="preserve"> </w:t>
-      </w:r>
-      <w:r>
-        <w:rPr>
-          <w:iCs/>
-        </w:rPr>
-        <w:t>другим</w:t>
-      </w:r>
-      <w:r>
-        <w:rPr>
-          <w:iCs/>
-          <w:lang w:val="en-US"/>
-        </w:rPr>
-        <w:t xml:space="preserve"> </w:t>
-      </w:r>
-      <w:r>
-        <w:rPr>
-          <w:iCs/>
-        </w:rPr>
-        <w:t>роботом</w:t>
-      </w:r>
-      <w:r>
-        <w:rPr>
-          <w:iCs/>
-          <w:lang w:val="en-US"/>
-        </w:rPr>
-        <w:t xml:space="preserve">: </w:t>
-      </w:r>
-      <w:r>
-        <w:rPr>
-          <w:iCs/>
-        </w:rPr>
-        <w:t>союзника</w:t>
-      </w:r>
-      <w:r>
-        <w:rPr>
-          <w:iCs/>
-          <w:lang w:val="en-US"/>
-        </w:rPr>
-        <w:t xml:space="preserve"> </w:t>
-      </w:r>
-      <w:r>
-        <w:rPr>
-          <w:iCs/>
-        </w:rPr>
-        <w:t>лечит</w:t>
-      </w:r>
-      <w:r>
-        <w:rPr>
-          <w:iCs/>
-          <w:lang w:val="en-US"/>
-        </w:rPr>
-        <w:t xml:space="preserve">, </w:t>
-      </w:r>
-      <w:r>
-        <w:rPr>
-          <w:iCs/>
-        </w:rPr>
-        <w:t>врага</w:t>
-      </w:r>
-      <w:r>
-        <w:rPr>
-          <w:iCs/>
-          <w:lang w:val="en-US"/>
-        </w:rPr>
-        <w:t xml:space="preserve"> </w:t>
-      </w:r>
-      <w:r>
-        <w:rPr>
-          <w:iCs/>
-        </w:rPr>
-        <w:t>атакует</w:t>
-      </w:r>
-      <w:r>
-        <w:rPr>
-          <w:iCs/>
-          <w:lang w:val="en-US"/>
-        </w:rPr>
-        <w:t>.</w:t>
-      </w:r>
-    </w:p>
-    <w:p>
-      <w:pPr>
-        <w:spacing w:after="183" w:line="360" w:lineRule="auto"/>
-        <w:ind w:left="708" w:firstLine="0"/>
-        <w:jc w:val="left"/>
-        <w:rPr>
-          <w:iCs/>
-        </w:rPr>
-      </w:pPr>
-      <w:proofErr w:type="spellStart"/>
-      <w:r>
-        <w:rPr>
-          <w:i/>
-          <w:iCs/>
-        </w:rPr>
-        <w:t>void</w:t>
-      </w:r>
-      <w:proofErr w:type="spellEnd"/>
-      <w:r>
-        <w:rPr>
-          <w:i/>
-          <w:iCs/>
-        </w:rPr>
-        <w:t xml:space="preserve"> </w:t>
-      </w:r>
-      <w:proofErr w:type="spellStart"/>
-      <w:proofErr w:type="gramStart"/>
-      <w:r>
-        <w:rPr>
-          <w:i/>
-          <w:iCs/>
-        </w:rPr>
-        <w:t>MoveTo</w:t>
-      </w:r>
-      <w:proofErr w:type="spellEnd"/>
-      <w:r>
-        <w:rPr>
-          <w:i/>
-          <w:iCs/>
-        </w:rPr>
-        <w:t>(</w:t>
-      </w:r>
-      <w:proofErr w:type="spellStart"/>
-      <w:proofErr w:type="gramEnd"/>
-      <w:r>
-        <w:rPr>
-          <w:i/>
-          <w:iCs/>
-        </w:rPr>
-        <w:t>int</w:t>
-      </w:r>
-      <w:proofErr w:type="spellEnd"/>
-      <w:r>
-        <w:rPr>
-          <w:i/>
-          <w:iCs/>
-        </w:rPr>
-        <w:t xml:space="preserve"> x, </w:t>
-      </w:r>
-      <w:proofErr w:type="spellStart"/>
-      <w:r>
-        <w:rPr>
-          <w:i/>
-          <w:iCs/>
-        </w:rPr>
-        <w:t>int</w:t>
-      </w:r>
-      <w:proofErr w:type="spellEnd"/>
-      <w:r>
-        <w:rPr>
-          <w:i/>
-          <w:iCs/>
-        </w:rPr>
-        <w:t xml:space="preserve"> y)</w:t>
-      </w:r>
-      <w:r>
-        <w:rPr>
-          <w:iCs/>
-        </w:rPr>
-        <w:t xml:space="preserve"> – изменяет координаты робота, отбрасывая отрицательные значения.</w:t>
-      </w:r>
-    </w:p>
-    <w:p>
-      <w:pPr>
-        <w:spacing w:after="183" w:line="360" w:lineRule="auto"/>
-        <w:ind w:left="708" w:firstLine="0"/>
-        <w:jc w:val="left"/>
-        <w:rPr>
-          <w:iCs/>
-        </w:rPr>
-      </w:pPr>
-      <w:r>
+        <w:ind w:left="0" w:firstLine="0"/>
         <w:rPr>
           <w:b/>
           <w:bCs/>
           <w:iCs/>
         </w:rPr>
-        <w:t>Приватные методы:</w:t>
-      </w:r>
-    </w:p>
-    <w:p>
-      <w:pPr>
-        <w:spacing w:after="183" w:line="360" w:lineRule="auto"/>
-        <w:ind w:left="708" w:firstLine="0"/>
-        <w:jc w:val="left"/>
-        <w:rPr>
-          <w:iCs/>
-        </w:rPr>
-      </w:pPr>
-      <w:proofErr w:type="spellStart"/>
-      <w:r>
-        <w:rPr>
-          <w:i/>
-          <w:iCs/>
-        </w:rPr>
-        <w:t>void</w:t>
-      </w:r>
-      <w:proofErr w:type="spellEnd"/>
-      <w:r>
-        <w:rPr>
-          <w:i/>
-          <w:iCs/>
-        </w:rPr>
-        <w:t xml:space="preserve"> </w:t>
-      </w:r>
-      <w:proofErr w:type="spellStart"/>
-      <w:proofErr w:type="gramStart"/>
-      <w:r>
-        <w:rPr>
-          <w:i/>
-          <w:iCs/>
-        </w:rPr>
-        <w:t>TryRankUp</w:t>
-      </w:r>
-      <w:proofErr w:type="spellEnd"/>
-      <w:r>
-        <w:rPr>
-          <w:i/>
-          <w:iCs/>
-        </w:rPr>
-        <w:t>(</w:t>
-      </w:r>
-      <w:proofErr w:type="gramEnd"/>
-      <w:r>
-        <w:rPr>
-          <w:i/>
-          <w:iCs/>
-        </w:rPr>
-        <w:t>)</w:t>
-      </w:r>
-      <w:r>
-        <w:rPr>
-          <w:iCs/>
-        </w:rPr>
-        <w:t xml:space="preserve"> – повышает ранг робота, пока накопленного опыта хватает. За каждый ранг увеличивает максимальное здоровье и урон, а также повышает планку опыта для следующего ранга.</w:t>
-      </w:r>
-    </w:p>
-    <w:p>
-      <w:pPr>
-        <w:spacing w:after="183" w:line="360" w:lineRule="auto"/>
-        <w:ind w:left="708" w:firstLine="0"/>
-        <w:jc w:val="left"/>
-        <w:rPr>
-          <w:iCs/>
-        </w:rPr>
       </w:pPr>
       <w:r>
         <w:rPr>
@@ -8937,733 +9315,246 @@
           <w:bCs/>
           <w:iCs/>
         </w:rPr>
-        <w:t>Приватные поля:</w:t>
+        <w:t>2.3. Ввод пользователя</w:t>
       </w:r>
     </w:p>
     <w:p>
       <w:pPr>
         <w:spacing w:after="183" w:line="360" w:lineRule="auto"/>
-        <w:ind w:left="708" w:firstLine="0"/>
-        <w:jc w:val="left"/>
-        <w:rPr>
-          <w:iCs/>
-        </w:rPr>
-      </w:pPr>
-      <w:proofErr w:type="spellStart"/>
-      <w:r>
-        <w:rPr>
-          <w:i/>
-          <w:iCs/>
-        </w:rPr>
-        <w:t>int</w:t>
-      </w:r>
-      <w:proofErr w:type="spellEnd"/>
-      <w:r>
-        <w:rPr>
-          <w:i/>
-          <w:iCs/>
-        </w:rPr>
-        <w:t xml:space="preserve"> </w:t>
-      </w:r>
-      <w:proofErr w:type="spellStart"/>
-      <w:r>
-        <w:rPr>
-          <w:i/>
-          <w:iCs/>
-        </w:rPr>
-        <w:t>team</w:t>
-      </w:r>
-      <w:proofErr w:type="spellEnd"/>
-      <w:r>
-        <w:rPr>
-          <w:i/>
-          <w:iCs/>
-        </w:rPr>
-        <w:t>_</w:t>
-      </w:r>
-      <w:r>
-        <w:rPr>
-          <w:iCs/>
-        </w:rPr>
-        <w:t xml:space="preserve"> – принадлежность команде.</w:t>
+        <w:ind w:left="0" w:firstLine="0"/>
+        <w:rPr>
+          <w:iCs/>
+        </w:rPr>
+      </w:pPr>
+      <w:r>
+        <w:rPr>
+          <w:iCs/>
+        </w:rPr>
+        <w:t xml:space="preserve">Данный модуль полностью изолирует обработку пользовательского ввода и абстрагирует его в игровые команды. Для реализации модуля были разработаны перечисление </w:t>
+      </w:r>
+      <w:proofErr w:type="spellStart"/>
+      <w:r>
+        <w:rPr>
+          <w:i/>
+          <w:iCs/>
+        </w:rPr>
+        <w:t>Commands</w:t>
+      </w:r>
+      <w:proofErr w:type="spellEnd"/>
+      <w:r>
+        <w:rPr>
+          <w:iCs/>
+        </w:rPr>
+        <w:t xml:space="preserve"> и класс </w:t>
+      </w:r>
+      <w:proofErr w:type="spellStart"/>
+      <w:r>
+        <w:rPr>
+          <w:i/>
+          <w:iCs/>
+        </w:rPr>
+        <w:t>InputController</w:t>
+      </w:r>
+      <w:proofErr w:type="spellEnd"/>
+      <w:r>
+        <w:rPr>
+          <w:iCs/>
+        </w:rPr>
+        <w:t>.</w:t>
       </w:r>
     </w:p>
     <w:p>
       <w:pPr>
         <w:spacing w:after="183" w:line="360" w:lineRule="auto"/>
-        <w:ind w:left="708" w:firstLine="0"/>
-        <w:jc w:val="left"/>
-        <w:rPr>
-          <w:iCs/>
-        </w:rPr>
-      </w:pPr>
-      <w:proofErr w:type="spellStart"/>
-      <w:r>
-        <w:rPr>
-          <w:i/>
-          <w:iCs/>
-        </w:rPr>
-        <w:t>int</w:t>
-      </w:r>
-      <w:proofErr w:type="spellEnd"/>
-      <w:r>
-        <w:rPr>
-          <w:i/>
-          <w:iCs/>
-        </w:rPr>
-        <w:t xml:space="preserve"> x_, y_</w:t>
-      </w:r>
-      <w:r>
-        <w:rPr>
-          <w:iCs/>
-        </w:rPr>
-        <w:t xml:space="preserve"> – координаты на поле.</w:t>
+        <w:ind w:left="0" w:firstLine="0"/>
+        <w:rPr>
+          <w:iCs/>
+        </w:rPr>
+      </w:pPr>
+      <w:r>
+        <w:rPr>
+          <w:iCs/>
+        </w:rPr>
+        <w:t xml:space="preserve">Перечисление </w:t>
+      </w:r>
+      <w:proofErr w:type="spellStart"/>
+      <w:r>
+        <w:rPr>
+          <w:i/>
+          <w:iCs/>
+        </w:rPr>
+        <w:t>Commands</w:t>
+      </w:r>
+      <w:proofErr w:type="spellEnd"/>
+      <w:r>
+        <w:rPr>
+          <w:iCs/>
+        </w:rPr>
+        <w:t>.</w:t>
       </w:r>
     </w:p>
     <w:p>
       <w:pPr>
         <w:spacing w:after="183" w:line="360" w:lineRule="auto"/>
-        <w:ind w:left="708" w:firstLine="0"/>
-        <w:jc w:val="left"/>
-        <w:rPr>
-          <w:iCs/>
-        </w:rPr>
-      </w:pPr>
-      <w:proofErr w:type="spellStart"/>
-      <w:r>
-        <w:rPr>
-          <w:i/>
-          <w:iCs/>
-        </w:rPr>
-        <w:t>int</w:t>
-      </w:r>
-      <w:proofErr w:type="spellEnd"/>
-      <w:r>
-        <w:rPr>
-          <w:i/>
-          <w:iCs/>
-        </w:rPr>
-        <w:t xml:space="preserve"> </w:t>
-      </w:r>
-      <w:proofErr w:type="spellStart"/>
-      <w:r>
-        <w:rPr>
-          <w:i/>
-          <w:iCs/>
-        </w:rPr>
-        <w:t>max_health</w:t>
-      </w:r>
-      <w:proofErr w:type="spellEnd"/>
-      <w:r>
-        <w:rPr>
-          <w:i/>
-          <w:iCs/>
-        </w:rPr>
-        <w:t xml:space="preserve">_, </w:t>
-      </w:r>
-      <w:proofErr w:type="spellStart"/>
-      <w:r>
-        <w:rPr>
-          <w:i/>
-          <w:iCs/>
-        </w:rPr>
-        <w:t>current_health</w:t>
-      </w:r>
-      <w:proofErr w:type="spellEnd"/>
-      <w:r>
-        <w:rPr>
-          <w:i/>
-          <w:iCs/>
-        </w:rPr>
-        <w:t>_</w:t>
-      </w:r>
-      <w:r>
-        <w:rPr>
-          <w:iCs/>
-        </w:rPr>
-        <w:t xml:space="preserve"> – максимальное и текущее здоровье.</w:t>
+        <w:ind w:left="0" w:firstLine="0"/>
+        <w:rPr>
+          <w:iCs/>
+          <w:lang w:val="en-US"/>
+        </w:rPr>
+      </w:pPr>
+      <w:r>
+        <w:rPr>
+          <w:iCs/>
+        </w:rPr>
+        <w:t>Назначение: абстрактное представление действий игрока. Значения</w:t>
+      </w:r>
+      <w:r>
+        <w:rPr>
+          <w:iCs/>
+          <w:lang w:val="en-US"/>
+        </w:rPr>
+        <w:t xml:space="preserve">: </w:t>
+      </w:r>
+      <w:r>
+        <w:rPr>
+          <w:i/>
+          <w:iCs/>
+          <w:lang w:val="en-US"/>
+        </w:rPr>
+        <w:t>Up</w:t>
+      </w:r>
+      <w:r>
+        <w:rPr>
+          <w:iCs/>
+          <w:lang w:val="en-US"/>
+        </w:rPr>
+        <w:t xml:space="preserve">, </w:t>
+      </w:r>
+      <w:r>
+        <w:rPr>
+          <w:i/>
+          <w:iCs/>
+          <w:lang w:val="en-US"/>
+        </w:rPr>
+        <w:t>Down</w:t>
+      </w:r>
+      <w:r>
+        <w:rPr>
+          <w:iCs/>
+          <w:lang w:val="en-US"/>
+        </w:rPr>
+        <w:t xml:space="preserve">, </w:t>
+      </w:r>
+      <w:r>
+        <w:rPr>
+          <w:i/>
+          <w:iCs/>
+          <w:lang w:val="en-US"/>
+        </w:rPr>
+        <w:t>Left</w:t>
+      </w:r>
+      <w:r>
+        <w:rPr>
+          <w:iCs/>
+          <w:lang w:val="en-US"/>
+        </w:rPr>
+        <w:t xml:space="preserve">, </w:t>
+      </w:r>
+      <w:r>
+        <w:rPr>
+          <w:i/>
+          <w:iCs/>
+          <w:lang w:val="en-US"/>
+        </w:rPr>
+        <w:t>Right</w:t>
+      </w:r>
+      <w:r>
+        <w:rPr>
+          <w:iCs/>
+          <w:lang w:val="en-US"/>
+        </w:rPr>
+        <w:t xml:space="preserve">, </w:t>
+      </w:r>
+      <w:r>
+        <w:rPr>
+          <w:i/>
+          <w:iCs/>
+          <w:lang w:val="en-US"/>
+        </w:rPr>
+        <w:t>Invalid</w:t>
+      </w:r>
+      <w:r>
+        <w:rPr>
+          <w:iCs/>
+          <w:lang w:val="en-US"/>
+        </w:rPr>
+        <w:t>.</w:t>
       </w:r>
     </w:p>
     <w:p>
       <w:pPr>
         <w:spacing w:after="183" w:line="360" w:lineRule="auto"/>
-        <w:ind w:left="708" w:firstLine="0"/>
-        <w:jc w:val="left"/>
-        <w:rPr>
-          <w:iCs/>
-        </w:rPr>
-      </w:pPr>
-      <w:proofErr w:type="spellStart"/>
-      <w:r>
-        <w:rPr>
-          <w:i/>
-          <w:iCs/>
-        </w:rPr>
-        <w:t>int</w:t>
-      </w:r>
-      <w:proofErr w:type="spellEnd"/>
-      <w:r>
-        <w:rPr>
-          <w:i/>
-          <w:iCs/>
-        </w:rPr>
-        <w:t xml:space="preserve"> </w:t>
-      </w:r>
-      <w:proofErr w:type="spellStart"/>
-      <w:r>
-        <w:rPr>
-          <w:i/>
-          <w:iCs/>
-        </w:rPr>
-        <w:t>damage</w:t>
-      </w:r>
-      <w:proofErr w:type="spellEnd"/>
-      <w:r>
-        <w:rPr>
-          <w:i/>
-          <w:iCs/>
-        </w:rPr>
-        <w:t>_</w:t>
-      </w:r>
-      <w:r>
-        <w:rPr>
-          <w:iCs/>
-        </w:rPr>
-        <w:t xml:space="preserve"> – урон атаки.</w:t>
+        <w:ind w:left="0" w:firstLine="0"/>
+        <w:rPr>
+          <w:iCs/>
+        </w:rPr>
+      </w:pPr>
+      <w:r>
+        <w:rPr>
+          <w:iCs/>
+        </w:rPr>
+        <w:t xml:space="preserve">Класс </w:t>
+      </w:r>
+      <w:proofErr w:type="spellStart"/>
+      <w:r>
+        <w:rPr>
+          <w:i/>
+          <w:iCs/>
+        </w:rPr>
+        <w:t>InputController</w:t>
+      </w:r>
+      <w:proofErr w:type="spellEnd"/>
+      <w:r>
+        <w:rPr>
+          <w:iCs/>
+        </w:rPr>
+        <w:t xml:space="preserve"> – контроллер ввода.</w:t>
       </w:r>
     </w:p>
     <w:p>
       <w:pPr>
         <w:spacing w:after="183" w:line="360" w:lineRule="auto"/>
-        <w:ind w:left="708" w:firstLine="0"/>
-        <w:jc w:val="left"/>
-        <w:rPr>
-          <w:iCs/>
-        </w:rPr>
-      </w:pPr>
-      <w:proofErr w:type="spellStart"/>
-      <w:r>
-        <w:rPr>
-          <w:i/>
-          <w:iCs/>
-        </w:rPr>
-        <w:t>int</w:t>
-      </w:r>
-      <w:proofErr w:type="spellEnd"/>
-      <w:r>
-        <w:rPr>
-          <w:i/>
-          <w:iCs/>
-        </w:rPr>
-        <w:t xml:space="preserve"> </w:t>
-      </w:r>
-      <w:proofErr w:type="spellStart"/>
-      <w:r>
-        <w:rPr>
-          <w:i/>
-          <w:iCs/>
-        </w:rPr>
-        <w:t>max_energy</w:t>
-      </w:r>
-      <w:proofErr w:type="spellEnd"/>
-      <w:r>
-        <w:rPr>
-          <w:i/>
-          <w:iCs/>
-        </w:rPr>
-        <w:t xml:space="preserve">_, </w:t>
-      </w:r>
-      <w:proofErr w:type="spellStart"/>
-      <w:r>
-        <w:rPr>
-          <w:i/>
-          <w:iCs/>
-        </w:rPr>
-        <w:t>current_energy</w:t>
-      </w:r>
-      <w:proofErr w:type="spellEnd"/>
-      <w:r>
-        <w:rPr>
-          <w:i/>
-          <w:iCs/>
-        </w:rPr>
-        <w:t>_</w:t>
-      </w:r>
-      <w:r>
-        <w:rPr>
-          <w:iCs/>
-        </w:rPr>
-        <w:t xml:space="preserve"> – максимальная и текущая энергия.</w:t>
+        <w:ind w:left="0" w:firstLine="0"/>
+        <w:rPr>
+          <w:iCs/>
+        </w:rPr>
+      </w:pPr>
+      <w:r>
+        <w:rPr>
+          <w:iCs/>
+        </w:rPr>
+        <w:t xml:space="preserve">Назначение класса: чтение одного символа из стандартного ввода и преобразование его в значение перечисления </w:t>
+      </w:r>
+      <w:proofErr w:type="spellStart"/>
+      <w:r>
+        <w:rPr>
+          <w:i/>
+          <w:iCs/>
+        </w:rPr>
+        <w:t>Commands</w:t>
+      </w:r>
+      <w:proofErr w:type="spellEnd"/>
+      <w:r>
+        <w:rPr>
+          <w:iCs/>
+        </w:rPr>
+        <w:t>.</w:t>
       </w:r>
     </w:p>
     <w:p>
       <w:pPr>
         <w:spacing w:after="183" w:line="360" w:lineRule="auto"/>
-        <w:ind w:left="708" w:firstLine="0"/>
-        <w:jc w:val="left"/>
-        <w:rPr>
-          <w:iCs/>
-        </w:rPr>
-      </w:pPr>
-      <w:proofErr w:type="spellStart"/>
-      <w:r>
-        <w:rPr>
-          <w:i/>
-          <w:iCs/>
-        </w:rPr>
-        <w:t>int</w:t>
-      </w:r>
-      <w:proofErr w:type="spellEnd"/>
-      <w:r>
-        <w:rPr>
-          <w:i/>
-          <w:iCs/>
-        </w:rPr>
-        <w:t xml:space="preserve"> </w:t>
-      </w:r>
-      <w:proofErr w:type="spellStart"/>
-      <w:r>
-        <w:rPr>
-          <w:i/>
-          <w:iCs/>
-        </w:rPr>
-        <w:t>current_exp</w:t>
-      </w:r>
-      <w:proofErr w:type="spellEnd"/>
-      <w:r>
-        <w:rPr>
-          <w:i/>
-          <w:iCs/>
-        </w:rPr>
-        <w:t xml:space="preserve">_, </w:t>
-      </w:r>
-      <w:proofErr w:type="spellStart"/>
-      <w:r>
-        <w:rPr>
-          <w:i/>
-          <w:iCs/>
-        </w:rPr>
-        <w:t>required_exp</w:t>
-      </w:r>
-      <w:proofErr w:type="spellEnd"/>
-      <w:r>
-        <w:rPr>
-          <w:i/>
-          <w:iCs/>
-        </w:rPr>
-        <w:t>_</w:t>
-      </w:r>
-      <w:r>
-        <w:rPr>
-          <w:iCs/>
-        </w:rPr>
-        <w:t xml:space="preserve"> – текущий опыт и опыт, необходимый для следующего ранга.</w:t>
-      </w:r>
-    </w:p>
-    <w:p>
-      <w:pPr>
-        <w:spacing w:after="183" w:line="360" w:lineRule="auto"/>
-        <w:ind w:left="708" w:firstLine="0"/>
-        <w:jc w:val="left"/>
-        <w:rPr>
-          <w:iCs/>
-        </w:rPr>
-      </w:pPr>
-      <w:proofErr w:type="spellStart"/>
-      <w:r>
-        <w:rPr>
-          <w:i/>
-          <w:iCs/>
-        </w:rPr>
-        <w:t>int</w:t>
-      </w:r>
-      <w:proofErr w:type="spellEnd"/>
-      <w:r>
-        <w:rPr>
-          <w:i/>
-          <w:iCs/>
-        </w:rPr>
-        <w:t xml:space="preserve"> </w:t>
-      </w:r>
-      <w:proofErr w:type="spellStart"/>
-      <w:r>
-        <w:rPr>
-          <w:i/>
-          <w:iCs/>
-        </w:rPr>
-        <w:t>rank</w:t>
-      </w:r>
-      <w:proofErr w:type="spellEnd"/>
-      <w:r>
-        <w:rPr>
-          <w:i/>
-          <w:iCs/>
-        </w:rPr>
-        <w:t>_</w:t>
-      </w:r>
-      <w:r>
-        <w:rPr>
-          <w:iCs/>
-        </w:rPr>
-        <w:t xml:space="preserve"> – текущий ранг робота.</w:t>
-      </w:r>
-    </w:p>
-    <w:p>
-      <w:pPr>
-        <w:spacing w:after="183" w:line="360" w:lineRule="auto"/>
-        <w:ind w:left="708" w:firstLine="0"/>
-        <w:jc w:val="left"/>
-        <w:rPr>
-          <w:iCs/>
-        </w:rPr>
-      </w:pPr>
-      <w:proofErr w:type="spellStart"/>
-      <w:r>
-        <w:rPr>
-          <w:i/>
-          <w:iCs/>
-        </w:rPr>
-        <w:t>int</w:t>
-      </w:r>
-      <w:proofErr w:type="spellEnd"/>
-      <w:r>
-        <w:rPr>
-          <w:i/>
-          <w:iCs/>
-        </w:rPr>
-        <w:t xml:space="preserve"> </w:t>
-      </w:r>
-      <w:proofErr w:type="spellStart"/>
-      <w:r>
-        <w:rPr>
-          <w:i/>
-          <w:iCs/>
-        </w:rPr>
-        <w:t>speed</w:t>
-      </w:r>
-      <w:proofErr w:type="spellEnd"/>
-      <w:r>
-        <w:rPr>
-          <w:i/>
-          <w:iCs/>
-        </w:rPr>
-        <w:t>_</w:t>
-      </w:r>
-      <w:r>
-        <w:rPr>
-          <w:iCs/>
-        </w:rPr>
-        <w:t xml:space="preserve"> – скорость, количество шагов за ход.</w:t>
-      </w:r>
-    </w:p>
-    <w:p>
-      <w:pPr>
-        <w:spacing w:after="183" w:line="360" w:lineRule="auto"/>
-        <w:ind w:left="708" w:firstLine="0"/>
-        <w:jc w:val="left"/>
-        <w:rPr>
-          <w:iCs/>
-        </w:rPr>
-      </w:pPr>
-      <w:proofErr w:type="spellStart"/>
-      <w:r>
-        <w:rPr>
-          <w:i/>
-          <w:iCs/>
-        </w:rPr>
-        <w:t>int</w:t>
-      </w:r>
-      <w:proofErr w:type="spellEnd"/>
-      <w:r>
-        <w:rPr>
-          <w:i/>
-          <w:iCs/>
-        </w:rPr>
-        <w:t xml:space="preserve"> </w:t>
-      </w:r>
-      <w:proofErr w:type="spellStart"/>
-      <w:r>
-        <w:rPr>
-          <w:i/>
-          <w:iCs/>
-        </w:rPr>
-        <w:t>vision</w:t>
-      </w:r>
-      <w:proofErr w:type="spellEnd"/>
-      <w:r>
-        <w:rPr>
-          <w:i/>
-          <w:iCs/>
-        </w:rPr>
-        <w:t>_</w:t>
-      </w:r>
-      <w:r>
-        <w:rPr>
-          <w:iCs/>
-        </w:rPr>
-        <w:t xml:space="preserve"> – радиус обзора.</w:t>
-      </w:r>
-    </w:p>
-    <w:p>
-      <w:pPr>
-        <w:spacing w:after="183" w:line="360" w:lineRule="auto"/>
-        <w:ind w:left="708" w:firstLine="0"/>
-        <w:jc w:val="left"/>
-        <w:rPr>
-          <w:iCs/>
-        </w:rPr>
-      </w:pPr>
-      <w:r>
-        <w:rPr>
-          <w:iCs/>
-        </w:rPr>
-        <w:t>2.3. Ввод пользователя</w:t>
-      </w:r>
-    </w:p>
-    <w:p>
-      <w:pPr>
-        <w:spacing w:after="183" w:line="360" w:lineRule="auto"/>
-        <w:ind w:left="708" w:firstLine="0"/>
-        <w:jc w:val="left"/>
-        <w:rPr>
-          <w:iCs/>
-        </w:rPr>
-      </w:pPr>
-      <w:r>
-        <w:rPr>
-          <w:iCs/>
-        </w:rPr>
-        <w:t xml:space="preserve">Данный модуль полностью изолирует обработку пользовательского ввода и абстрагирует его в игровые команды. Для реализации модуля были разработаны перечисление </w:t>
-      </w:r>
-      <w:proofErr w:type="spellStart"/>
-      <w:r>
-        <w:rPr>
-          <w:i/>
-          <w:iCs/>
-        </w:rPr>
-        <w:t>Commands</w:t>
-      </w:r>
-      <w:proofErr w:type="spellEnd"/>
-      <w:r>
-        <w:rPr>
-          <w:iCs/>
-        </w:rPr>
-        <w:t xml:space="preserve"> и класс </w:t>
-      </w:r>
-      <w:proofErr w:type="spellStart"/>
-      <w:r>
-        <w:rPr>
-          <w:i/>
-          <w:iCs/>
-        </w:rPr>
-        <w:t>InputController</w:t>
-      </w:r>
-      <w:proofErr w:type="spellEnd"/>
-      <w:r>
-        <w:rPr>
-          <w:iCs/>
-        </w:rPr>
-        <w:t>.</w:t>
-      </w:r>
-    </w:p>
-    <w:p>
-      <w:pPr>
-        <w:spacing w:after="183" w:line="360" w:lineRule="auto"/>
-        <w:ind w:left="708" w:firstLine="0"/>
-        <w:jc w:val="left"/>
-        <w:rPr>
-          <w:iCs/>
-        </w:rPr>
-      </w:pPr>
-      <w:r>
-        <w:rPr>
-          <w:iCs/>
-        </w:rPr>
-        <w:lastRenderedPageBreak/>
-        <w:t xml:space="preserve">Перечисление </w:t>
-      </w:r>
-      <w:proofErr w:type="spellStart"/>
-      <w:r>
-        <w:rPr>
-          <w:i/>
-          <w:iCs/>
-        </w:rPr>
-        <w:t>Commands</w:t>
-      </w:r>
-      <w:proofErr w:type="spellEnd"/>
-      <w:r>
-        <w:rPr>
-          <w:iCs/>
-        </w:rPr>
-        <w:t>.</w:t>
-      </w:r>
-    </w:p>
-    <w:p>
-      <w:pPr>
-        <w:spacing w:after="183" w:line="360" w:lineRule="auto"/>
-        <w:ind w:left="708" w:firstLine="0"/>
-        <w:jc w:val="left"/>
-        <w:rPr>
-          <w:iCs/>
-          <w:lang w:val="en-US"/>
-        </w:rPr>
-      </w:pPr>
-      <w:r>
-        <w:rPr>
-          <w:iCs/>
-        </w:rPr>
-        <w:t>Назначение: абстрактное представление действий игрока. Значения</w:t>
-      </w:r>
-      <w:r>
-        <w:rPr>
-          <w:iCs/>
-          <w:lang w:val="en-US"/>
-        </w:rPr>
-        <w:t xml:space="preserve">: </w:t>
-      </w:r>
-      <w:r>
-        <w:rPr>
-          <w:i/>
-          <w:iCs/>
-          <w:lang w:val="en-US"/>
-        </w:rPr>
-        <w:t>Up</w:t>
-      </w:r>
-      <w:r>
-        <w:rPr>
-          <w:iCs/>
-          <w:lang w:val="en-US"/>
-        </w:rPr>
-        <w:t xml:space="preserve">, </w:t>
-      </w:r>
-      <w:r>
-        <w:rPr>
-          <w:i/>
-          <w:iCs/>
-          <w:lang w:val="en-US"/>
-        </w:rPr>
-        <w:t>Down</w:t>
-      </w:r>
-      <w:r>
-        <w:rPr>
-          <w:iCs/>
-          <w:lang w:val="en-US"/>
-        </w:rPr>
-        <w:t xml:space="preserve">, </w:t>
-      </w:r>
-      <w:r>
-        <w:rPr>
-          <w:i/>
-          <w:iCs/>
-          <w:lang w:val="en-US"/>
-        </w:rPr>
-        <w:t>Left</w:t>
-      </w:r>
-      <w:r>
-        <w:rPr>
-          <w:iCs/>
-          <w:lang w:val="en-US"/>
-        </w:rPr>
-        <w:t xml:space="preserve">, </w:t>
-      </w:r>
-      <w:r>
-        <w:rPr>
-          <w:i/>
-          <w:iCs/>
-          <w:lang w:val="en-US"/>
-        </w:rPr>
-        <w:t>Right</w:t>
-      </w:r>
-      <w:r>
-        <w:rPr>
-          <w:iCs/>
-          <w:lang w:val="en-US"/>
-        </w:rPr>
-        <w:t xml:space="preserve">, </w:t>
-      </w:r>
-      <w:r>
-        <w:rPr>
-          <w:i/>
-          <w:iCs/>
-          <w:lang w:val="en-US"/>
-        </w:rPr>
-        <w:t>Invalid</w:t>
-      </w:r>
-      <w:r>
-        <w:rPr>
-          <w:iCs/>
-          <w:lang w:val="en-US"/>
-        </w:rPr>
-        <w:t>.</w:t>
-      </w:r>
-    </w:p>
-    <w:p>
-      <w:pPr>
-        <w:spacing w:after="183" w:line="360" w:lineRule="auto"/>
-        <w:ind w:left="708" w:firstLine="0"/>
-        <w:jc w:val="left"/>
-        <w:rPr>
-          <w:iCs/>
-        </w:rPr>
-      </w:pPr>
-      <w:r>
-        <w:rPr>
-          <w:iCs/>
-        </w:rPr>
-        <w:t xml:space="preserve">Класс </w:t>
-      </w:r>
-      <w:proofErr w:type="spellStart"/>
-      <w:r>
-        <w:rPr>
-          <w:i/>
-          <w:iCs/>
-        </w:rPr>
-        <w:t>InputController</w:t>
-      </w:r>
-      <w:proofErr w:type="spellEnd"/>
-      <w:r>
-        <w:rPr>
-          <w:iCs/>
-        </w:rPr>
-        <w:t xml:space="preserve"> – контроллер ввода.</w:t>
-      </w:r>
-    </w:p>
-    <w:p>
-      <w:pPr>
-        <w:spacing w:after="183" w:line="360" w:lineRule="auto"/>
-        <w:ind w:left="708" w:firstLine="0"/>
-        <w:jc w:val="left"/>
-        <w:rPr>
-          <w:iCs/>
-        </w:rPr>
-      </w:pPr>
-      <w:r>
-        <w:rPr>
-          <w:iCs/>
-        </w:rPr>
-        <w:t xml:space="preserve">Назначение класса: чтение одного символа из стандартного ввода и преобразование его в значение перечисления </w:t>
-      </w:r>
-      <w:proofErr w:type="spellStart"/>
-      <w:r>
-        <w:rPr>
-          <w:i/>
-          <w:iCs/>
-        </w:rPr>
-        <w:t>Commands</w:t>
-      </w:r>
-      <w:proofErr w:type="spellEnd"/>
-      <w:r>
-        <w:rPr>
-          <w:iCs/>
-        </w:rPr>
-        <w:t>.</w:t>
-      </w:r>
-    </w:p>
-    <w:p>
-      <w:pPr>
-        <w:spacing w:after="183" w:line="360" w:lineRule="auto"/>
-        <w:ind w:left="708" w:firstLine="0"/>
-        <w:jc w:val="left"/>
+        <w:ind w:left="0" w:firstLine="0"/>
         <w:rPr>
           <w:iCs/>
         </w:rPr>
@@ -9680,8 +9571,7 @@
     <w:p>
       <w:pPr>
         <w:spacing w:after="183" w:line="360" w:lineRule="auto"/>
-        <w:ind w:left="708" w:firstLine="0"/>
-        <w:jc w:val="left"/>
+        <w:ind w:left="0" w:firstLine="0"/>
         <w:rPr>
           <w:iCs/>
         </w:rPr>
@@ -9803,8 +9693,7 @@
     <w:p>
       <w:pPr>
         <w:spacing w:after="183" w:line="360" w:lineRule="auto"/>
-        <w:ind w:left="708" w:firstLine="0"/>
-        <w:jc w:val="left"/>
+        <w:ind w:left="0" w:firstLine="0"/>
         <w:rPr>
           <w:b/>
           <w:bCs/>
@@ -9817,14 +9706,14 @@
           <w:bCs/>
           <w:iCs/>
         </w:rPr>
+        <w:lastRenderedPageBreak/>
         <w:t>2.4. Визуализация</w:t>
       </w:r>
     </w:p>
     <w:p>
       <w:pPr>
         <w:spacing w:after="183" w:line="360" w:lineRule="auto"/>
-        <w:ind w:left="708" w:firstLine="0"/>
-        <w:jc w:val="left"/>
+        <w:ind w:left="0" w:firstLine="0"/>
         <w:rPr>
           <w:iCs/>
         </w:rPr>
@@ -9882,8 +9771,7 @@
     <w:p>
       <w:pPr>
         <w:spacing w:after="183" w:line="360" w:lineRule="auto"/>
-        <w:ind w:left="708" w:firstLine="0"/>
-        <w:jc w:val="left"/>
+        <w:ind w:left="0" w:firstLine="0"/>
         <w:rPr>
           <w:iCs/>
         </w:rPr>
@@ -9913,8 +9801,7 @@
     <w:p>
       <w:pPr>
         <w:spacing w:after="183" w:line="360" w:lineRule="auto"/>
-        <w:ind w:left="708" w:firstLine="0"/>
-        <w:jc w:val="left"/>
+        <w:ind w:left="0" w:firstLine="0"/>
         <w:rPr>
           <w:iCs/>
         </w:rPr>
@@ -9937,8 +9824,7 @@
     <w:p>
       <w:pPr>
         <w:spacing w:after="183" w:line="360" w:lineRule="auto"/>
-        <w:ind w:left="708" w:firstLine="0"/>
-        <w:jc w:val="left"/>
+        <w:ind w:left="0" w:firstLine="0"/>
         <w:rPr>
           <w:iCs/>
         </w:rPr>
@@ -9955,8 +9841,7 @@
     <w:p>
       <w:pPr>
         <w:spacing w:after="183" w:line="360" w:lineRule="auto"/>
-        <w:ind w:left="708" w:firstLine="0"/>
-        <w:jc w:val="left"/>
+        <w:ind w:left="0" w:firstLine="0"/>
         <w:rPr>
           <w:iCs/>
         </w:rPr>
@@ -10162,21 +10047,13 @@
         <w:rPr>
           <w:iCs/>
         </w:rPr>
-        <w:t xml:space="preserve">Для каждой клетки </w:t>
-      </w:r>
-      <w:r>
-        <w:rPr>
-          <w:iCs/>
-        </w:rPr>
-        <w:lastRenderedPageBreak/>
-        <w:t>определяет символ: стена, обычная клетка, песок, болото, игрок или враг. Если клетка не исследована, выводит пробел, если исследована, но не видна сейчас, выводит только символ клетки без роботов.</w:t>
+        <w:t>Для каждой клетки определяет символ: стена, обычная клетка, песок, болото, игрок или враг. Если клетка не исследована, выводит пробел, если исследована, но не видна сейчас, выводит только символ клетки без роботов.</w:t>
       </w:r>
     </w:p>
     <w:p>
       <w:pPr>
         <w:spacing w:after="183" w:line="360" w:lineRule="auto"/>
-        <w:ind w:left="708" w:firstLine="0"/>
-        <w:jc w:val="left"/>
+        <w:ind w:left="0" w:firstLine="0"/>
         <w:rPr>
           <w:iCs/>
         </w:rPr>
@@ -10257,8 +10134,7 @@
     <w:p>
       <w:pPr>
         <w:spacing w:after="183" w:line="360" w:lineRule="auto"/>
-        <w:ind w:left="708" w:firstLine="0"/>
-        <w:jc w:val="left"/>
+        <w:ind w:left="0" w:firstLine="0"/>
         <w:rPr>
           <w:iCs/>
         </w:rPr>
@@ -10314,8 +10190,7 @@
     <w:p>
       <w:pPr>
         <w:spacing w:after="183" w:line="360" w:lineRule="auto"/>
-        <w:ind w:left="708" w:firstLine="0"/>
-        <w:jc w:val="left"/>
+        <w:ind w:left="0" w:firstLine="0"/>
         <w:rPr>
           <w:iCs/>
         </w:rPr>
@@ -10442,8 +10317,7 @@
     <w:p>
       <w:pPr>
         <w:spacing w:after="183" w:line="360" w:lineRule="auto"/>
-        <w:ind w:left="708" w:firstLine="0"/>
-        <w:jc w:val="left"/>
+        <w:ind w:left="0" w:firstLine="0"/>
         <w:rPr>
           <w:iCs/>
         </w:rPr>
@@ -10471,8 +10345,7 @@
     <w:p>
       <w:pPr>
         <w:spacing w:after="183" w:line="360" w:lineRule="auto"/>
-        <w:ind w:left="708" w:firstLine="0"/>
-        <w:jc w:val="left"/>
+        <w:ind w:left="0" w:firstLine="0"/>
         <w:rPr>
           <w:iCs/>
         </w:rPr>
@@ -10483,6 +10356,7 @@
           <w:bCs/>
           <w:iCs/>
         </w:rPr>
+        <w:lastRenderedPageBreak/>
         <w:t>Назначение класса:</w:t>
       </w:r>
       <w:r>
@@ -10523,8 +10397,7 @@
     <w:p>
       <w:pPr>
         <w:spacing w:after="183" w:line="360" w:lineRule="auto"/>
-        <w:ind w:left="708" w:firstLine="0"/>
-        <w:jc w:val="left"/>
+        <w:ind w:left="0" w:firstLine="0"/>
         <w:rPr>
           <w:iCs/>
         </w:rPr>
@@ -10541,8 +10414,7 @@
     <w:p>
       <w:pPr>
         <w:spacing w:after="183" w:line="360" w:lineRule="auto"/>
-        <w:ind w:left="708" w:firstLine="0"/>
-        <w:jc w:val="left"/>
+        <w:ind w:left="0" w:firstLine="0"/>
         <w:rPr>
           <w:iCs/>
         </w:rPr>
@@ -10688,8 +10560,7 @@
     <w:p>
       <w:pPr>
         <w:spacing w:after="183" w:line="360" w:lineRule="auto"/>
-        <w:ind w:left="708" w:firstLine="0"/>
-        <w:jc w:val="left"/>
+        <w:ind w:left="0" w:firstLine="0"/>
         <w:rPr>
           <w:iCs/>
         </w:rPr>
@@ -10893,8 +10764,7 @@
     <w:p>
       <w:pPr>
         <w:spacing w:after="183" w:line="360" w:lineRule="auto"/>
-        <w:ind w:left="708" w:firstLine="0"/>
-        <w:jc w:val="left"/>
+        <w:ind w:left="0" w:firstLine="0"/>
         <w:rPr>
           <w:iCs/>
         </w:rPr>
@@ -10984,19 +10854,17 @@
     <w:p>
       <w:pPr>
         <w:spacing w:after="183" w:line="360" w:lineRule="auto"/>
-        <w:ind w:left="708" w:firstLine="0"/>
-        <w:jc w:val="left"/>
-        <w:rPr>
-          <w:iCs/>
-        </w:rPr>
-      </w:pPr>
-      <w:proofErr w:type="spellStart"/>
-      <w:r>
-        <w:rPr>
-          <w:i/>
-          <w:iCs/>
-        </w:rPr>
-        <w:lastRenderedPageBreak/>
+        <w:ind w:left="0" w:firstLine="0"/>
+        <w:rPr>
+          <w:iCs/>
+        </w:rPr>
+      </w:pPr>
+      <w:proofErr w:type="spellStart"/>
+      <w:r>
+        <w:rPr>
+          <w:i/>
+          <w:iCs/>
+        </w:rPr>
         <w:t>bool</w:t>
       </w:r>
       <w:proofErr w:type="spellEnd"/>
@@ -11076,8 +10944,7 @@
     <w:p>
       <w:pPr>
         <w:spacing w:after="183" w:line="360" w:lineRule="auto"/>
-        <w:ind w:left="708" w:firstLine="0"/>
-        <w:jc w:val="left"/>
+        <w:ind w:left="0" w:firstLine="0"/>
         <w:rPr>
           <w:iCs/>
         </w:rPr>
@@ -11094,8 +10961,7 @@
     <w:p>
       <w:pPr>
         <w:spacing w:after="183" w:line="360" w:lineRule="auto"/>
-        <w:ind w:left="708" w:firstLine="0"/>
-        <w:jc w:val="left"/>
+        <w:ind w:left="0" w:firstLine="0"/>
         <w:rPr>
           <w:iCs/>
         </w:rPr>
@@ -11158,8 +11024,7 @@
     <w:p>
       <w:pPr>
         <w:spacing w:after="183" w:line="360" w:lineRule="auto"/>
-        <w:ind w:left="708" w:firstLine="0"/>
-        <w:jc w:val="left"/>
+        <w:ind w:left="0" w:firstLine="0"/>
         <w:rPr>
           <w:iCs/>
           <w:lang w:val="en-US"/>
@@ -11251,8 +11116,7 @@
     <w:p>
       <w:pPr>
         <w:spacing w:after="183" w:line="360" w:lineRule="auto"/>
-        <w:ind w:left="708" w:firstLine="0"/>
-        <w:jc w:val="left"/>
+        <w:ind w:left="0" w:firstLine="0"/>
         <w:rPr>
           <w:iCs/>
         </w:rPr>
@@ -11394,7 +11258,7 @@
     <w:p>
       <w:pPr>
         <w:spacing w:line="360" w:lineRule="auto"/>
-        <w:ind w:left="715"/>
+        <w:ind w:left="725"/>
       </w:pPr>
       <w:r>
         <w:tab/>
@@ -11412,6 +11276,7 @@
         <w:ind w:left="715"/>
       </w:pPr>
       <w:r>
+        <w:lastRenderedPageBreak/>
         <w:tab/>
       </w:r>
       <w:r>
@@ -11545,7 +11410,7 @@
           </w:tcPr>
           <w:p>
             <w:pPr>
-              <w:spacing w:after="180" w:line="276" w:lineRule="auto"/>
+              <w:spacing w:after="180" w:line="360" w:lineRule="auto"/>
               <w:ind w:left="0" w:firstLine="0"/>
               <w:jc w:val="left"/>
               <w:rPr>
@@ -11553,13 +11418,6 @@
                 <w:sz w:val="24"/>
               </w:rPr>
             </w:pPr>
-            <w:r>
-              <w:rPr>
-                <w:bCs/>
-                <w:sz w:val="24"/>
-              </w:rPr>
-              <w:t xml:space="preserve">Функция </w:t>
-            </w:r>
             <w:proofErr w:type="spellStart"/>
             <w:proofErr w:type="gramStart"/>
             <w:r>
@@ -11583,7 +11441,7 @@
                 <w:bCs/>
                 <w:sz w:val="24"/>
               </w:rPr>
-              <w:t xml:space="preserve">) настраивает консоль для работы с UTF-8 и ANSI-последовательностями, отключает буферизацию стандартного вывода. Затем создаётся игровое поле через статический метод </w:t>
+              <w:t xml:space="preserve">) настраивает консоль, создаёт поле через </w:t>
             </w:r>
             <w:proofErr w:type="gramStart"/>
             <w:r>
@@ -11615,56 +11473,7 @@
                 <w:bCs/>
                 <w:sz w:val="24"/>
               </w:rPr>
-              <w:t xml:space="preserve">), который расставляет стены, клетки песка и болота. Создаются робот игрока и враги с заданными характеристиками. Формируется объект </w:t>
-            </w:r>
-            <w:proofErr w:type="spellStart"/>
-            <w:r>
-              <w:rPr>
-                <w:bCs/>
-                <w:sz w:val="24"/>
-              </w:rPr>
-              <w:lastRenderedPageBreak/>
-              <w:t>GameLoop</w:t>
-            </w:r>
-            <w:proofErr w:type="spellEnd"/>
-            <w:r>
-              <w:rPr>
-                <w:bCs/>
-                <w:sz w:val="24"/>
-              </w:rPr>
-              <w:t xml:space="preserve">, который принимает ссылки на поле, игрока, врагов, а также объекты </w:t>
-            </w:r>
-            <w:proofErr w:type="spellStart"/>
-            <w:r>
-              <w:rPr>
-                <w:bCs/>
-                <w:sz w:val="24"/>
-              </w:rPr>
-              <w:t>Renderer</w:t>
-            </w:r>
-            <w:proofErr w:type="spellEnd"/>
-            <w:r>
-              <w:rPr>
-                <w:bCs/>
-                <w:sz w:val="24"/>
-              </w:rPr>
-              <w:t xml:space="preserve"> и </w:t>
-            </w:r>
-            <w:proofErr w:type="spellStart"/>
-            <w:r>
-              <w:rPr>
-                <w:bCs/>
-                <w:sz w:val="24"/>
-              </w:rPr>
-              <w:t>InputController</w:t>
-            </w:r>
-            <w:proofErr w:type="spellEnd"/>
-            <w:r>
-              <w:rPr>
-                <w:bCs/>
-                <w:sz w:val="24"/>
-              </w:rPr>
-              <w:t xml:space="preserve">. Внутри </w:t>
+              <w:t xml:space="preserve">), игрока и врагов, затем формирует </w:t>
             </w:r>
             <w:proofErr w:type="spellStart"/>
             <w:r>
@@ -11680,7 +11489,7 @@
                 <w:bCs/>
                 <w:sz w:val="24"/>
               </w:rPr>
-              <w:t xml:space="preserve"> создаётся </w:t>
+              <w:t xml:space="preserve">, который внутри создаёт </w:t>
             </w:r>
             <w:proofErr w:type="spellStart"/>
             <w:r>
@@ -11696,24 +11505,19 @@
                 <w:bCs/>
                 <w:sz w:val="24"/>
               </w:rPr>
-              <w:t xml:space="preserve"> и инициализируется область обзора через </w:t>
+              <w:t xml:space="preserve"> и инициализирует область обзора.</w:t>
             </w:r>
-            <w:proofErr w:type="gramStart"/>
-            <w:r>
+          </w:p>
+          <w:p>
+            <w:pPr>
+              <w:spacing w:after="180" w:line="360" w:lineRule="auto"/>
+              <w:ind w:left="0" w:firstLine="0"/>
+              <w:jc w:val="left"/>
               <w:rPr>
                 <w:bCs/>
                 <w:sz w:val="24"/>
               </w:rPr>
-              <w:t>Vision::</w:t>
-            </w:r>
-            <w:proofErr w:type="gramEnd"/>
-            <w:r>
-              <w:rPr>
-                <w:bCs/>
-                <w:sz w:val="24"/>
-              </w:rPr>
-              <w:t>Update.</w:t>
-            </w:r>
+            </w:pPr>
           </w:p>
         </w:tc>
       </w:tr>
@@ -11735,7 +11539,6 @@
               <w:rPr>
                 <w:b/>
               </w:rPr>
-              <w:lastRenderedPageBreak/>
               <w:t>Исполнение главного цикла</w:t>
             </w:r>
           </w:p>
@@ -11746,20 +11549,13 @@
           </w:tcPr>
           <w:p>
             <w:pPr>
-              <w:spacing w:after="180"/>
+              <w:spacing w:after="180" w:line="360" w:lineRule="auto"/>
               <w:ind w:left="0" w:firstLine="0"/>
               <w:jc w:val="left"/>
               <w:rPr>
                 <w:b/>
               </w:rPr>
             </w:pPr>
-            <w:r>
-              <w:rPr>
-                <w:bCs/>
-                <w:sz w:val="24"/>
-              </w:rPr>
-              <w:t xml:space="preserve">Управление передаётся методу </w:t>
-            </w:r>
             <w:proofErr w:type="spellStart"/>
             <w:proofErr w:type="gramStart"/>
             <w:r>
@@ -11783,26 +11579,10 @@
                 <w:bCs/>
                 <w:sz w:val="24"/>
               </w:rPr>
-              <w:t xml:space="preserve">). На каждой итерации цикла обновляется область обзора вокруг игрока, очищается экран, выполняется отрисовка поля, символов роботов и статистики игрока. Затем вызывается </w:t>
+              <w:t xml:space="preserve">) запускает цикл: обновляет обзор, очищает экран и рисует поле. Затем </w:t>
             </w:r>
             <w:proofErr w:type="spellStart"/>
             <w:proofErr w:type="gramStart"/>
-            <w:r>
-              <w:rPr>
-                <w:bCs/>
-                <w:sz w:val="24"/>
-              </w:rPr>
-              <w:t>EntityController</w:t>
-            </w:r>
-            <w:proofErr w:type="spellEnd"/>
-            <w:r>
-              <w:rPr>
-                <w:bCs/>
-                <w:sz w:val="24"/>
-              </w:rPr>
-              <w:t>::</w:t>
-            </w:r>
-            <w:proofErr w:type="spellStart"/>
             <w:r>
               <w:rPr>
                 <w:bCs/>
@@ -11824,140 +11604,24 @@
                 <w:bCs/>
                 <w:sz w:val="24"/>
               </w:rPr>
-              <w:t xml:space="preserve">), который читает команду через </w:t>
+              <w:t xml:space="preserve">) читает команду и выполняет ход игрока. Если ход не состоялся, цикл ждёт новую команду. Если состоялся </w:t>
             </w:r>
-            <w:proofErr w:type="spellStart"/>
             <w:r>
               <w:rPr>
                 <w:bCs/>
                 <w:sz w:val="24"/>
               </w:rPr>
-              <w:t>InputController</w:t>
+              <w:t xml:space="preserve">- </w:t>
             </w:r>
-            <w:proofErr w:type="spellEnd"/>
             <w:r>
               <w:rPr>
                 <w:bCs/>
                 <w:sz w:val="24"/>
               </w:rPr>
-              <w:t xml:space="preserve"> и пытается выполнить ход игрока с учётом его скорости и стоимости клеток. Если ход не состоялся (</w:t>
-            </w:r>
-            <w:proofErr w:type="spellStart"/>
-            <w:r>
-              <w:rPr>
-                <w:bCs/>
-                <w:sz w:val="24"/>
-              </w:rPr>
-              <w:t>невалидная</w:t>
-            </w:r>
-            <w:proofErr w:type="spellEnd"/>
-            <w:r>
-              <w:rPr>
-                <w:bCs/>
-                <w:sz w:val="24"/>
-              </w:rPr>
-              <w:t xml:space="preserve"> команда или упор в стену), экран перерисовывается и цикл ожидает новую команду без передачи хода врагам. Если ход выполнен, вызывается </w:t>
+              <w:t xml:space="preserve">ходят враги, восстанавливается энергия, счётчик ходов растёт. Цикл идёт до </w:t>
             </w:r>
             <w:proofErr w:type="spellStart"/>
             <w:proofErr w:type="gramStart"/>
-            <w:r>
-              <w:rPr>
-                <w:bCs/>
-                <w:sz w:val="24"/>
-              </w:rPr>
-              <w:t>EntityController</w:t>
-            </w:r>
-            <w:proofErr w:type="spellEnd"/>
-            <w:r>
-              <w:rPr>
-                <w:bCs/>
-                <w:sz w:val="24"/>
-              </w:rPr>
-              <w:t>::</w:t>
-            </w:r>
-            <w:proofErr w:type="spellStart"/>
-            <w:r>
-              <w:rPr>
-                <w:bCs/>
-                <w:sz w:val="24"/>
-              </w:rPr>
-              <w:t>EnemyTurn</w:t>
-            </w:r>
-            <w:proofErr w:type="spellEnd"/>
-            <w:r>
-              <w:rPr>
-                <w:bCs/>
-                <w:sz w:val="24"/>
-              </w:rPr>
-              <w:t>(</w:t>
-            </w:r>
-            <w:proofErr w:type="gramEnd"/>
-            <w:r>
-              <w:rPr>
-                <w:bCs/>
-                <w:sz w:val="24"/>
-              </w:rPr>
-              <w:t xml:space="preserve">) для перемещения врагов, затем </w:t>
-            </w:r>
-            <w:proofErr w:type="spellStart"/>
-            <w:proofErr w:type="gramStart"/>
-            <w:r>
-              <w:rPr>
-                <w:bCs/>
-                <w:sz w:val="24"/>
-              </w:rPr>
-              <w:t>EntityController</w:t>
-            </w:r>
-            <w:proofErr w:type="spellEnd"/>
-            <w:r>
-              <w:rPr>
-                <w:bCs/>
-                <w:sz w:val="24"/>
-              </w:rPr>
-              <w:t>::</w:t>
-            </w:r>
-            <w:proofErr w:type="spellStart"/>
-            <w:r>
-              <w:rPr>
-                <w:bCs/>
-                <w:sz w:val="24"/>
-              </w:rPr>
-              <w:t>RestoreEnergy</w:t>
-            </w:r>
-            <w:proofErr w:type="spellEnd"/>
-            <w:r>
-              <w:rPr>
-                <w:bCs/>
-                <w:sz w:val="24"/>
-              </w:rPr>
-              <w:t>(</w:t>
-            </w:r>
-            <w:proofErr w:type="gramEnd"/>
-            <w:r>
-              <w:rPr>
-                <w:bCs/>
-                <w:sz w:val="24"/>
-              </w:rPr>
-              <w:t xml:space="preserve">) восстанавливает энергию роботов, счётчик ходов увеличивается. Цикл продолжается до тех пор, пока метод </w:t>
-            </w:r>
-            <w:proofErr w:type="spellStart"/>
-            <w:proofErr w:type="gramStart"/>
-            <w:r>
-              <w:rPr>
-                <w:bCs/>
-                <w:sz w:val="24"/>
-              </w:rPr>
-              <w:t>EntityController</w:t>
-            </w:r>
-            <w:proofErr w:type="spellEnd"/>
-            <w:r>
-              <w:rPr>
-                <w:bCs/>
-                <w:sz w:val="24"/>
-              </w:rPr>
-              <w:t>::</w:t>
-            </w:r>
-            <w:proofErr w:type="spellStart"/>
             <w:r>
               <w:rPr>
                 <w:bCs/>
@@ -11979,7 +11643,7 @@
                 <w:bCs/>
                 <w:sz w:val="24"/>
               </w:rPr>
-              <w:t>) не вернёт истину (игрок погиб или все враги уничтожены).</w:t>
+              <w:t>).</w:t>
             </w:r>
           </w:p>
         </w:tc>
@@ -12012,7 +11676,7 @@
           </w:tcPr>
           <w:p>
             <w:pPr>
-              <w:spacing w:after="180"/>
+              <w:spacing w:after="180" w:line="360" w:lineRule="auto"/>
               <w:ind w:left="0" w:firstLine="0"/>
               <w:jc w:val="left"/>
               <w:rPr>
@@ -12024,10 +11688,16 @@
                 <w:bCs/>
                 <w:sz w:val="24"/>
               </w:rPr>
-              <w:t xml:space="preserve">При завершении игрового цикла выполняется финальная отрисовка текущего состояния поля и выводится результат игры через </w:t>
+              <w:t>П</w:t>
+            </w:r>
+            <w:r>
+              <w:rPr>
+                <w:bCs/>
+                <w:sz w:val="24"/>
+              </w:rPr>
+              <w:t xml:space="preserve">осле цикла </w:t>
             </w:r>
             <w:proofErr w:type="spellStart"/>
-            <w:proofErr w:type="gramStart"/>
             <w:r>
               <w:rPr>
                 <w:bCs/>
@@ -12041,24 +11711,7 @@
                 <w:bCs/>
                 <w:sz w:val="24"/>
               </w:rPr>
-              <w:t>::</w:t>
-            </w:r>
-            <w:proofErr w:type="spellStart"/>
-            <w:proofErr w:type="gramEnd"/>
-            <w:r>
-              <w:rPr>
-                <w:bCs/>
-                <w:sz w:val="24"/>
-              </w:rPr>
-              <w:t>RenderResult</w:t>
-            </w:r>
-            <w:proofErr w:type="spellEnd"/>
-            <w:r>
-              <w:rPr>
-                <w:bCs/>
-                <w:sz w:val="24"/>
-              </w:rPr>
-              <w:t xml:space="preserve">: сообщение </w:t>
+              <w:t xml:space="preserve"> выводит финальное поле и результат — </w:t>
             </w:r>
             <w:proofErr w:type="spellStart"/>
             <w:r>
@@ -12074,9 +11727,10 @@
                 <w:bCs/>
                 <w:sz w:val="24"/>
               </w:rPr>
-              <w:t xml:space="preserve">! при победе игрока или </w:t>
+              <w:t xml:space="preserve">! или </w:t>
             </w:r>
             <w:proofErr w:type="spellStart"/>
+            <w:proofErr w:type="gramStart"/>
             <w:r>
               <w:rPr>
                 <w:bCs/>
@@ -12090,7 +11744,15 @@
                 <w:bCs/>
                 <w:sz w:val="24"/>
               </w:rPr>
-              <w:t xml:space="preserve">! при поражении. После этого управление возвращается в </w:t>
+              <w:t>!.</w:t>
+            </w:r>
+            <w:proofErr w:type="gramEnd"/>
+            <w:r>
+              <w:rPr>
+                <w:bCs/>
+                <w:sz w:val="24"/>
+              </w:rPr>
+              <w:t xml:space="preserve"> Управление возвращается в </w:t>
             </w:r>
             <w:proofErr w:type="spellStart"/>
             <w:proofErr w:type="gramStart"/>
@@ -12115,23 +11777,7 @@
                 <w:bCs/>
                 <w:sz w:val="24"/>
               </w:rPr>
-              <w:t xml:space="preserve">), которая возвращает 0. Все объекты, созданные на стеке, уничтожаются автоматически. Объектов, созданных через </w:t>
-            </w:r>
-            <w:proofErr w:type="spellStart"/>
-            <w:r>
-              <w:rPr>
-                <w:bCs/>
-                <w:sz w:val="24"/>
-              </w:rPr>
-              <w:t>new</w:t>
-            </w:r>
-            <w:proofErr w:type="spellEnd"/>
-            <w:r>
-              <w:rPr>
-                <w:bCs/>
-                <w:sz w:val="24"/>
-              </w:rPr>
-              <w:t>, в программе нет, поэтому явное освобождение памяти не требуется.</w:t>
+              <w:t>), которая возвращает 0. Все объекты созданы на стеке, память освобождается автоматически.</w:t>
             </w:r>
           </w:p>
         </w:tc>
@@ -12180,6 +11826,7 @@
         <w:jc w:val="center"/>
       </w:pPr>
       <w:r>
+        <w:lastRenderedPageBreak/>
         <w:t xml:space="preserve">Корректность запуска игры и работы (см. рис. 2).  </w:t>
       </w:r>
     </w:p>
@@ -12193,7 +11840,6 @@
         <w:rPr>
           <w:noProof/>
         </w:rPr>
-        <w:lastRenderedPageBreak/>
         <w:drawing>
           <wp:inline distT="0" distB="0" distL="0" distR="0" wp14:anchorId="0FE7A035" wp14:editId="43F9BB24">
             <wp:extent cx="3277057" cy="4029637"/>
@@ -12304,6 +11950,7 @@
         <w:jc w:val="center"/>
       </w:pPr>
       <w:r>
+        <w:lastRenderedPageBreak/>
         <w:t>Рисунок 3 –</w:t>
       </w:r>
       <w:r>
@@ -12323,7 +11970,6 @@
         <w:rPr>
           <w:noProof/>
         </w:rPr>
-        <w:lastRenderedPageBreak/>
         <w:drawing>
           <wp:inline distT="0" distB="0" distL="0" distR="0" wp14:anchorId="6CC0CA4B" wp14:editId="045BDB3E">
             <wp:extent cx="2541630" cy="3848986"/>
@@ -17341,7 +16987,6 @@
   <w:style w:type="character" w:default="1" w:styleId="a0">
     <w:name w:val="Default Paragraph Font"/>
     <w:uiPriority w:val="1"/>
-    <w:semiHidden/>
     <w:unhideWhenUsed/>
   </w:style>
   <w:style w:type="table" w:default="1" w:styleId="a1">
@@ -17558,6 +17203,17 @@
         <w:insideV w:val="single" w:sz="4" w:space="0" w:color="auto"/>
       </w:tblBorders>
     </w:tblPr>
+  </w:style>
+  <w:style w:type="paragraph" w:styleId="ac">
+    <w:name w:val="List Paragraph"/>
+    <w:basedOn w:val="a"/>
+    <w:uiPriority w:val="34"/>
+    <w:qFormat/>
+    <w:rsid w:val="004121B8"/>
+    <w:pPr>
+      <w:ind w:left="720"/>
+      <w:contextualSpacing/>
+    </w:pPr>
   </w:style>
 </w:styles>
 </file>
